--- a/Received/two/2, hrhg.docx
+++ b/Received/two/2, hrhg.docx
@@ -1,342 +1,1484 @@
 
 <file path=word/document.xml><?xml version="1.0" encoding="utf-8"?>
-<w:document xmlns:wpc="http://schemas.microsoft.com/office/word/2010/wordprocessingCanvas" xmlns:cx="http://schemas.microsoft.com/office/drawing/2014/chartex" xmlns:cx1="http://schemas.microsoft.com/office/drawing/2015/9/8/chartex" xmlns:cx2="http://schemas.microsoft.com/office/drawing/2015/10/21/chartex" xmlns:cx3="http://schemas.microsoft.com/office/drawing/2016/5/9/chartex" xmlns:cx4="http://schemas.microsoft.com/office/drawing/2016/5/10/chartex" xmlns:cx5="http://schemas.microsoft.com/office/drawing/2016/5/11/chartex" xmlns:cx6="http://schemas.microsoft.com/office/drawing/2016/5/12/chartex" xmlns:cx7="http://schemas.microsoft.com/office/drawing/2016/5/13/chartex" xmlns:cx8="http://schemas.microsoft.com/office/drawing/2016/5/14/chartex" xmlns:mc="http://schemas.openxmlformats.org/markup-compatibility/2006" xmlns:aink="http://schemas.microsoft.com/office/drawing/2016/ink" xmlns:am3d="http://schemas.microsoft.com/office/drawing/2017/model3d" xmlns:o="urn:schemas-microsoft-com:office:office" xmlns:r="http://schemas.openxmlformats.org/officeDocument/2006/relationships" xmlns:m="http://schemas.openxmlformats.org/officeDocument/2006/math" xmlns:v="urn:schemas-microsoft-com:vml" xmlns:wp14="http://schemas.microsoft.com/office/word/2010/wordprocessingDrawing" xmlns:wp="http://schemas.openxmlformats.org/drawingml/2006/wordprocessingDrawing" xmlns:w10="urn:schemas-microsoft-com:office:word" xmlns:w="http://schemas.openxmlformats.org/wordprocessingml/2006/main" xmlns:w14="http://schemas.microsoft.com/office/word/2010/wordml" xmlns:w15="http://schemas.microsoft.com/office/word/2012/wordml" xmlns:w16cex="http://schemas.microsoft.com/office/word/2018/wordml/cex" xmlns:w16cid="http://schemas.microsoft.com/office/word/2016/wordml/cid" xmlns:w16="http://schemas.microsoft.com/office/word/2018/wordml" xmlns:w16sdtdh="http://schemas.microsoft.com/office/word/2020/wordml/sdtdatahash" xmlns:w16se="http://schemas.microsoft.com/office/word/2015/wordml/symex" xmlns:wpg="http://schemas.microsoft.com/office/word/2010/wordprocessingGroup" xmlns:wpi="http://schemas.microsoft.com/office/word/2010/wordprocessingInk" xmlns:wne="http://schemas.microsoft.com/office/word/2006/wordml" xmlns:wps="http://schemas.microsoft.com/office/word/2010/wordprocessingShape" mc:Ignorable="w14 w15 w16se w16cid w16 w16cex w16sdtdh wp14">
+<w:document xmlns:wpc="http://schemas.microsoft.com/office/word/2010/wordprocessingCanvas" xmlns:cx="http://schemas.microsoft.com/office/drawing/2014/chartex" xmlns:cx1="http://schemas.microsoft.com/office/drawing/2015/9/8/chartex" xmlns:cx2="http://schemas.microsoft.com/office/drawing/2015/10/21/chartex" xmlns:cx3="http://schemas.microsoft.com/office/drawing/2016/5/9/chartex" xmlns:cx4="http://schemas.microsoft.com/office/drawing/2016/5/10/chartex" xmlns:cx5="http://schemas.microsoft.com/office/drawing/2016/5/11/chartex" xmlns:cx6="http://schemas.microsoft.com/office/drawing/2016/5/12/chartex" xmlns:cx7="http://schemas.microsoft.com/office/drawing/2016/5/13/chartex" xmlns:cx8="http://schemas.microsoft.com/office/drawing/2016/5/14/chartex" xmlns:mc="http://schemas.openxmlformats.org/markup-compatibility/2006" xmlns:aink="http://schemas.microsoft.com/office/drawing/2016/ink" xmlns:am3d="http://schemas.microsoft.com/office/drawing/2017/model3d" xmlns:o="urn:schemas-microsoft-com:office:office" xmlns:oel="http://schemas.microsoft.com/office/2019/extlst" xmlns:r="http://schemas.openxmlformats.org/officeDocument/2006/relationships" xmlns:m="http://schemas.openxmlformats.org/officeDocument/2006/math" xmlns:v="urn:schemas-microsoft-com:vml" xmlns:wp14="http://schemas.microsoft.com/office/word/2010/wordprocessingDrawing" xmlns:wp="http://schemas.openxmlformats.org/drawingml/2006/wordprocessingDrawing" xmlns:w10="urn:schemas-microsoft-com:office:word" xmlns:w="http://schemas.openxmlformats.org/wordprocessingml/2006/main" xmlns:w14="http://schemas.microsoft.com/office/word/2010/wordml" xmlns:w15="http://schemas.microsoft.com/office/word/2012/wordml" xmlns:w16cex="http://schemas.microsoft.com/office/word/2018/wordml/cex" xmlns:w16cid="http://schemas.microsoft.com/office/word/2016/wordml/cid" xmlns:w16="http://schemas.microsoft.com/office/word/2018/wordml" xmlns:w16du="http://schemas.microsoft.com/office/word/2023/wordml/word16du" xmlns:w16sdtdh="http://schemas.microsoft.com/office/word/2020/wordml/sdtdatahash" xmlns:w16sdtfl="http://schemas.microsoft.com/office/word/2024/wordml/sdtformatlock" xmlns:w16se="http://schemas.microsoft.com/office/word/2015/wordml/symex" xmlns:wpg="http://schemas.microsoft.com/office/word/2010/wordprocessingGroup" xmlns:wpi="http://schemas.microsoft.com/office/word/2010/wordprocessingInk" xmlns:wne="http://schemas.microsoft.com/office/word/2006/wordml" xmlns:wps="http://schemas.microsoft.com/office/word/2010/wordprocessingShape" mc:Ignorable="w14 w15 w16se w16cid w16 w16cex w16sdtdh w16sdtfl w16du wp14">
   <w:body>
-    <w:p/>
-    <w:p/>
-    <w:p/>
-    <w:p/>
     <w:p>
       <w:pPr>
-        <w:rPr>
-          <w:rFonts w:ascii="Times New Roman" w:hAnsi="Times New Roman" w:cs="Times New Roman"/>
-          <w:b/>
-          <w:bCs/>
-          <w:sz w:val="28"/>
-          <w:szCs w:val="28"/>
-        </w:rPr>
-      </w:pPr>
-      <w:r>
-        <w:rPr>
-          <w:rFonts w:ascii="Times New Roman" w:hAnsi="Times New Roman" w:cs="Times New Roman"/>
-          <w:b/>
-          <w:bCs/>
-          <w:sz w:val="28"/>
-          <w:szCs w:val="28"/>
-        </w:rPr>
-        <w:t>1.</w:t>
-      </w:r>
-      <w:r>
-        <w:rPr>
-          <w:rFonts w:ascii="Times New Roman" w:hAnsi="Times New Roman" w:cs="Times New Roman"/>
-          <w:b/>
-          <w:bCs/>
-          <w:sz w:val="28"/>
-          <w:szCs w:val="28"/>
-        </w:rPr>
-        <w:t xml:space="preserve">Fill in the blanks by choosing the correct </w:t>
-      </w:r>
-      <w:proofErr w:type="gramStart"/>
-      <w:r>
-        <w:rPr>
-          <w:rFonts w:ascii="Times New Roman" w:hAnsi="Times New Roman" w:cs="Times New Roman"/>
-          <w:b/>
-          <w:bCs/>
-          <w:sz w:val="28"/>
-          <w:szCs w:val="28"/>
-        </w:rPr>
-        <w:t>word.(</w:t>
-      </w:r>
-      <w:proofErr w:type="gramEnd"/>
-      <w:r>
-        <w:rPr>
-          <w:rFonts w:ascii="Times New Roman" w:hAnsi="Times New Roman" w:cs="Times New Roman"/>
-          <w:b/>
-          <w:bCs/>
-          <w:sz w:val="28"/>
-          <w:szCs w:val="28"/>
-        </w:rPr>
-        <w:t>4×1=4)</w:t>
-      </w:r>
-    </w:p>
-    <w:p>
-      <w:pPr>
-        <w:ind w:left="1296"/>
-        <w:rPr>
-          <w:rFonts w:ascii="Times New Roman" w:hAnsi="Times New Roman" w:cs="Times New Roman"/>
-          <w:sz w:val="28"/>
-          <w:szCs w:val="28"/>
-        </w:rPr>
-      </w:pPr>
-      <w:proofErr w:type="gramStart"/>
-      <w:r>
-        <w:rPr>
-          <w:rFonts w:ascii="Times New Roman" w:hAnsi="Times New Roman" w:cs="Times New Roman"/>
-          <w:sz w:val="28"/>
-          <w:szCs w:val="28"/>
-        </w:rPr>
-        <w:t>( big</w:t>
-      </w:r>
-      <w:proofErr w:type="gramEnd"/>
-      <w:r>
-        <w:rPr>
-          <w:rFonts w:ascii="Times New Roman" w:hAnsi="Times New Roman" w:cs="Times New Roman"/>
-          <w:sz w:val="28"/>
-          <w:szCs w:val="28"/>
-        </w:rPr>
-        <w:t>, rainfall, rope , farmer)</w:t>
-      </w:r>
-    </w:p>
-    <w:p>
-      <w:pPr>
-        <w:ind w:left="288"/>
-        <w:rPr>
-          <w:rFonts w:ascii="Times New Roman" w:hAnsi="Times New Roman" w:cs="Times New Roman"/>
-          <w:sz w:val="28"/>
-          <w:szCs w:val="28"/>
-        </w:rPr>
-      </w:pPr>
-      <w:proofErr w:type="spellStart"/>
-      <w:r>
-        <w:rPr>
-          <w:rFonts w:ascii="Times New Roman" w:hAnsi="Times New Roman" w:cs="Times New Roman"/>
-          <w:sz w:val="28"/>
-          <w:szCs w:val="28"/>
-        </w:rPr>
-        <w:t>a.</w:t>
-      </w:r>
-      <w:r>
-        <w:rPr>
-          <w:rFonts w:ascii="Times New Roman" w:hAnsi="Times New Roman" w:cs="Times New Roman"/>
-          <w:sz w:val="28"/>
-          <w:szCs w:val="28"/>
-        </w:rPr>
-        <w:t>A</w:t>
-      </w:r>
-      <w:proofErr w:type="spellEnd"/>
-      <w:r>
-        <w:rPr>
-          <w:rFonts w:ascii="Times New Roman" w:hAnsi="Times New Roman" w:cs="Times New Roman"/>
-          <w:sz w:val="28"/>
-          <w:szCs w:val="28"/>
-        </w:rPr>
-        <w:t xml:space="preserve"> person who grows crops is called a</w:t>
-      </w:r>
-      <w:r>
-        <w:rPr>
-          <w:rFonts w:ascii="Times New Roman" w:hAnsi="Times New Roman" w:cs="Times New Roman"/>
-          <w:sz w:val="28"/>
-          <w:szCs w:val="28"/>
-        </w:rPr>
-        <w:softHyphen/>
-      </w:r>
-      <w:r>
-        <w:rPr>
-          <w:rFonts w:ascii="Times New Roman" w:hAnsi="Times New Roman" w:cs="Times New Roman"/>
-          <w:sz w:val="28"/>
-          <w:szCs w:val="28"/>
-        </w:rPr>
-        <w:softHyphen/>
-      </w:r>
-      <w:r>
-        <w:rPr>
-          <w:rFonts w:ascii="Times New Roman" w:hAnsi="Times New Roman" w:cs="Times New Roman"/>
-          <w:sz w:val="28"/>
-          <w:szCs w:val="28"/>
-        </w:rPr>
-        <w:softHyphen/>
-      </w:r>
-      <w:r>
-        <w:rPr>
-          <w:rFonts w:ascii="Times New Roman" w:hAnsi="Times New Roman" w:cs="Times New Roman"/>
-          <w:sz w:val="28"/>
-          <w:szCs w:val="28"/>
-        </w:rPr>
-        <w:softHyphen/>
-        <w:t>_________________.</w:t>
-      </w:r>
-    </w:p>
-    <w:p>
-      <w:pPr>
-        <w:ind w:left="288"/>
-        <w:rPr>
-          <w:rFonts w:ascii="Times New Roman" w:hAnsi="Times New Roman" w:cs="Times New Roman"/>
-          <w:sz w:val="28"/>
-          <w:szCs w:val="28"/>
-        </w:rPr>
-      </w:pPr>
-      <w:proofErr w:type="spellStart"/>
-      <w:proofErr w:type="gramStart"/>
-      <w:r>
-        <w:rPr>
-          <w:rFonts w:ascii="Times New Roman" w:hAnsi="Times New Roman" w:cs="Times New Roman"/>
-          <w:sz w:val="28"/>
-          <w:szCs w:val="28"/>
-        </w:rPr>
-        <w:t>b.</w:t>
-      </w:r>
-      <w:r>
-        <w:rPr>
-          <w:rFonts w:ascii="Times New Roman" w:hAnsi="Times New Roman" w:cs="Times New Roman"/>
-          <w:sz w:val="28"/>
-          <w:szCs w:val="28"/>
-        </w:rPr>
-        <w:t>Tug</w:t>
-      </w:r>
-      <w:proofErr w:type="spellEnd"/>
-      <w:proofErr w:type="gramEnd"/>
-      <w:r>
-        <w:rPr>
-          <w:rFonts w:ascii="Times New Roman" w:hAnsi="Times New Roman" w:cs="Times New Roman"/>
-          <w:sz w:val="28"/>
-          <w:szCs w:val="28"/>
-        </w:rPr>
-        <w:t xml:space="preserve"> of war is played by pulling</w:t>
-      </w:r>
-      <w:r>
-        <w:rPr>
-          <w:rFonts w:ascii="Times New Roman" w:hAnsi="Times New Roman" w:cs="Times New Roman"/>
-          <w:sz w:val="28"/>
-          <w:szCs w:val="28"/>
-        </w:rPr>
-        <w:t>__________________.</w:t>
-      </w:r>
-    </w:p>
-    <w:p>
-      <w:pPr>
-        <w:ind w:left="288"/>
-        <w:rPr>
-          <w:rFonts w:ascii="Times New Roman" w:hAnsi="Times New Roman" w:cs="Times New Roman"/>
-          <w:sz w:val="28"/>
-          <w:szCs w:val="28"/>
-        </w:rPr>
-      </w:pPr>
-      <w:proofErr w:type="spellStart"/>
-      <w:r>
-        <w:rPr>
-          <w:rFonts w:ascii="Times New Roman" w:hAnsi="Times New Roman" w:cs="Times New Roman"/>
-          <w:sz w:val="28"/>
-          <w:szCs w:val="28"/>
-        </w:rPr>
-        <w:t>c.</w:t>
-      </w:r>
-      <w:r>
-        <w:rPr>
-          <w:rFonts w:ascii="Times New Roman" w:hAnsi="Times New Roman" w:cs="Times New Roman"/>
-          <w:sz w:val="28"/>
-          <w:szCs w:val="28"/>
-        </w:rPr>
-        <w:t>____________</w:t>
-      </w:r>
-      <w:r>
-        <w:rPr>
-          <w:rFonts w:ascii="Times New Roman" w:hAnsi="Times New Roman" w:cs="Times New Roman"/>
-          <w:sz w:val="28"/>
-          <w:szCs w:val="28"/>
-        </w:rPr>
-        <w:t>___</w:t>
-      </w:r>
-      <w:r>
-        <w:rPr>
-          <w:rFonts w:ascii="Times New Roman" w:hAnsi="Times New Roman" w:cs="Times New Roman"/>
-          <w:sz w:val="28"/>
-          <w:szCs w:val="28"/>
-        </w:rPr>
-        <w:t>is</w:t>
-      </w:r>
-      <w:proofErr w:type="spellEnd"/>
-      <w:r>
-        <w:rPr>
-          <w:rFonts w:ascii="Times New Roman" w:hAnsi="Times New Roman" w:cs="Times New Roman"/>
-          <w:sz w:val="28"/>
-          <w:szCs w:val="28"/>
-        </w:rPr>
-        <w:t xml:space="preserve"> the main source of water.</w:t>
-      </w:r>
-    </w:p>
-    <w:p>
-      <w:pPr>
-        <w:ind w:left="288"/>
-        <w:rPr>
-          <w:rFonts w:ascii="Times New Roman" w:hAnsi="Times New Roman" w:cs="Times New Roman"/>
-          <w:sz w:val="28"/>
-          <w:szCs w:val="28"/>
-        </w:rPr>
-      </w:pPr>
-      <w:proofErr w:type="spellStart"/>
-      <w:r>
-        <w:rPr>
-          <w:rFonts w:ascii="Times New Roman" w:hAnsi="Times New Roman" w:cs="Times New Roman"/>
-          <w:sz w:val="28"/>
-          <w:szCs w:val="28"/>
-        </w:rPr>
-        <w:t>d.</w:t>
-      </w:r>
-      <w:r>
-        <w:rPr>
-          <w:rFonts w:ascii="Times New Roman" w:hAnsi="Times New Roman" w:cs="Times New Roman"/>
-          <w:sz w:val="28"/>
-          <w:szCs w:val="28"/>
-        </w:rPr>
-        <w:t>A</w:t>
-      </w:r>
-      <w:proofErr w:type="spellEnd"/>
-      <w:r>
-        <w:rPr>
-          <w:rFonts w:ascii="Times New Roman" w:hAnsi="Times New Roman" w:cs="Times New Roman"/>
-          <w:sz w:val="28"/>
-          <w:szCs w:val="28"/>
-        </w:rPr>
-        <w:t xml:space="preserve"> joint family is a </w:t>
-      </w:r>
-      <w:r>
-        <w:rPr>
-          <w:rFonts w:ascii="Times New Roman" w:hAnsi="Times New Roman" w:cs="Times New Roman"/>
-          <w:sz w:val="28"/>
-          <w:szCs w:val="28"/>
-        </w:rPr>
-        <w:t>______________</w:t>
-      </w:r>
-      <w:r>
-        <w:rPr>
-          <w:rFonts w:ascii="Times New Roman" w:hAnsi="Times New Roman" w:cs="Times New Roman"/>
-          <w:sz w:val="28"/>
-          <w:szCs w:val="28"/>
-        </w:rPr>
-        <w:t xml:space="preserve"> family.</w:t>
-      </w:r>
-    </w:p>
-    <w:p>
-      <w:pPr>
-        <w:rPr>
-          <w:rFonts w:ascii="Times New Roman" w:hAnsi="Times New Roman" w:cs="Times New Roman"/>
-          <w:b/>
-          <w:bCs/>
-          <w:sz w:val="28"/>
-          <w:szCs w:val="28"/>
-        </w:rPr>
-      </w:pPr>
-      <w:r>
-        <w:rPr>
-          <w:rFonts w:ascii="Times New Roman" w:hAnsi="Times New Roman" w:cs="Times New Roman"/>
+        <w:spacing w:after="0" w:line="240" w:lineRule="auto"/>
+        <w:rPr>
+          <w:rFonts w:ascii="Franklin Gothic Demi" w:hAnsi="Franklin Gothic Demi" w:cs="Times New Roman"/>
+          <w:b/>
+          <w:sz w:val="36"/>
+          <w:szCs w:val="36"/>
+        </w:rPr>
+      </w:pPr>
+      <w:bookmarkStart w:id="0" w:name="_Hlk138315100"/>
+      <w:r>
+        <w:rPr>
+          <w:rFonts w:ascii="Preeti" w:hAnsi="Preeti"/>
           <w:b/>
           <w:bCs/>
           <w:noProof/>
-          <w:sz w:val="28"/>
-          <w:szCs w:val="28"/>
+          <w:sz w:val="40"/>
+          <w:szCs w:val="40"/>
         </w:rPr>
         <mc:AlternateContent>
           <mc:Choice Requires="wps">
             <w:drawing>
-              <wp:anchor distT="0" distB="0" distL="114300" distR="114300" simplePos="0" relativeHeight="251633152" behindDoc="0" locked="0" layoutInCell="1" allowOverlap="1" wp14:anchorId="5AA9BB40" wp14:editId="3F0DE45E">
+              <wp:anchor distT="45720" distB="45720" distL="114300" distR="114300" simplePos="0" relativeHeight="251719168" behindDoc="0" locked="0" layoutInCell="1" allowOverlap="1" wp14:anchorId="6F18E9A5" wp14:editId="29C8443F">
                 <wp:simplePos x="0" y="0"/>
                 <wp:positionH relativeFrom="column">
-                  <wp:posOffset>1386151</wp:posOffset>
+                  <wp:posOffset>5831637</wp:posOffset>
                 </wp:positionH>
                 <wp:positionV relativeFrom="paragraph">
-                  <wp:posOffset>263327</wp:posOffset>
+                  <wp:posOffset>-39993</wp:posOffset>
                 </wp:positionV>
-                <wp:extent cx="416030" cy="238351"/>
+                <wp:extent cx="897147" cy="1404620"/>
+                <wp:effectExtent l="0" t="0" r="0" b="0"/>
+                <wp:wrapNone/>
+                <wp:docPr id="1" name="Text Box 2"/>
+                <wp:cNvGraphicFramePr>
+                  <a:graphicFrameLocks xmlns:a="http://schemas.openxmlformats.org/drawingml/2006/main"/>
+                </wp:cNvGraphicFramePr>
+                <a:graphic xmlns:a="http://schemas.openxmlformats.org/drawingml/2006/main">
+                  <a:graphicData uri="http://schemas.microsoft.com/office/word/2010/wordprocessingShape">
+                    <wps:wsp>
+                      <wps:cNvSpPr txBox="1">
+                        <a:spLocks noChangeArrowheads="1"/>
+                      </wps:cNvSpPr>
+                      <wps:spPr bwMode="auto">
+                        <a:xfrm>
+                          <a:off x="0" y="0"/>
+                          <a:ext cx="897147" cy="1404620"/>
+                        </a:xfrm>
+                        <a:prstGeom prst="rect">
+                          <a:avLst/>
+                        </a:prstGeom>
+                        <a:noFill/>
+                        <a:ln w="9525">
+                          <a:noFill/>
+                          <a:miter lim="800000"/>
+                          <a:headEnd/>
+                          <a:tailEnd/>
+                        </a:ln>
+                      </wps:spPr>
+                      <wps:txbx>
+                        <w:txbxContent>
+                          <w:p>
+                            <w:r>
+                              <w:rPr>
+                                <w:rFonts w:ascii="Times New Roman" w:hAnsi="Times New Roman" w:cs="Times New Roman"/>
+                                <w:b/>
+                                <w:bCs/>
+                                <w:sz w:val="32"/>
+                                <w:szCs w:val="32"/>
+                              </w:rPr>
+                              <w:t>D-</w:t>
+                            </w:r>
+                            <w:r>
+                              <w:rPr>
+                                <w:rFonts w:ascii="Times New Roman" w:hAnsi="Times New Roman" w:cs="Times New Roman"/>
+                                <w:b/>
+                                <w:bCs/>
+                                <w:sz w:val="32"/>
+                                <w:szCs w:val="32"/>
+                              </w:rPr>
+                              <w:t>18</w:t>
+                            </w:r>
+                          </w:p>
+                        </w:txbxContent>
+                      </wps:txbx>
+                      <wps:bodyPr rot="0" vert="horz" wrap="square" lIns="91440" tIns="45720" rIns="91440" bIns="45720" anchor="t" anchorCtr="0">
+                        <a:spAutoFit/>
+                      </wps:bodyPr>
+                    </wps:wsp>
+                  </a:graphicData>
+                </a:graphic>
+                <wp14:sizeRelH relativeFrom="margin">
+                  <wp14:pctWidth>0</wp14:pctWidth>
+                </wp14:sizeRelH>
+                <wp14:sizeRelV relativeFrom="margin">
+                  <wp14:pctHeight>20000</wp14:pctHeight>
+                </wp14:sizeRelV>
+              </wp:anchor>
+            </w:drawing>
+          </mc:Choice>
+          <mc:Fallback>
+            <w:pict>
+              <v:shapetype w14:anchorId="6F18E9A5" id="_x0000_t202" coordsize="21600,21600" o:spt="202" path="m,l,21600r21600,l21600,xe">
+                <v:stroke joinstyle="miter"/>
+                <v:path gradientshapeok="t" o:connecttype="rect"/>
+              </v:shapetype>
+              <v:shape id="Text Box 2" o:spid="_x0000_s1026" type="#_x0000_t202" style="position:absolute;margin-left:459.2pt;margin-top:-3.15pt;width:70.65pt;height:110.6pt;z-index:251719168;visibility:visible;mso-wrap-style:square;mso-width-percent:0;mso-height-percent:200;mso-wrap-distance-left:9pt;mso-wrap-distance-top:3.6pt;mso-wrap-distance-right:9pt;mso-wrap-distance-bottom:3.6pt;mso-position-horizontal:absolute;mso-position-horizontal-relative:text;mso-position-vertical:absolute;mso-position-vertical-relative:text;mso-width-percent:0;mso-height-percent:200;mso-width-relative:margin;mso-height-relative:margin;v-text-anchor:top" o:gfxdata="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" filled="f" stroked="f">
+                <v:textbox style="mso-fit-shape-to-text:t">
+                  <w:txbxContent>
+                    <w:p>
+                      <w:r>
+                        <w:rPr>
+                          <w:rFonts w:ascii="Times New Roman" w:hAnsi="Times New Roman" w:cs="Times New Roman"/>
+                          <w:b/>
+                          <w:bCs/>
+                          <w:sz w:val="32"/>
+                          <w:szCs w:val="32"/>
+                        </w:rPr>
+                        <w:t>D-</w:t>
+                      </w:r>
+                      <w:r>
+                        <w:rPr>
+                          <w:rFonts w:ascii="Times New Roman" w:hAnsi="Times New Roman" w:cs="Times New Roman"/>
+                          <w:b/>
+                          <w:bCs/>
+                          <w:sz w:val="32"/>
+                          <w:szCs w:val="32"/>
+                        </w:rPr>
+                        <w:t>18</w:t>
+                      </w:r>
+                    </w:p>
+                  </w:txbxContent>
+                </v:textbox>
+              </v:shape>
+            </w:pict>
+          </mc:Fallback>
+        </mc:AlternateContent>
+      </w:r>
+      <w:r>
+        <w:rPr>
+          <w:rFonts w:ascii="Times New Roman" w:hAnsi="Times New Roman" w:cs="Times New Roman"/>
+          <w:noProof/>
+          <w:szCs w:val="22"/>
+        </w:rPr>
+        <mc:AlternateContent>
+          <mc:Choice Requires="wps">
+            <w:drawing>
+              <wp:anchor distT="0" distB="0" distL="114300" distR="114300" simplePos="0" relativeHeight="251717120" behindDoc="0" locked="0" layoutInCell="1" allowOverlap="1" wp14:anchorId="02EEEE8C" wp14:editId="2342132E">
+                <wp:simplePos x="0" y="0"/>
+                <wp:positionH relativeFrom="margin">
+                  <wp:posOffset>0</wp:posOffset>
+                </wp:positionH>
+                <wp:positionV relativeFrom="paragraph">
+                  <wp:posOffset>8087</wp:posOffset>
+                </wp:positionV>
+                <wp:extent cx="479425" cy="584799"/>
+                <wp:effectExtent l="0" t="0" r="0" b="6350"/>
+                <wp:wrapNone/>
+                <wp:docPr id="25" name="Rectangle 1"/>
+                <wp:cNvGraphicFramePr>
+                  <a:graphicFrameLocks xmlns:a="http://schemas.openxmlformats.org/drawingml/2006/main"/>
+                </wp:cNvGraphicFramePr>
+                <a:graphic xmlns:a="http://schemas.openxmlformats.org/drawingml/2006/main">
+                  <a:graphicData uri="http://schemas.microsoft.com/office/word/2010/wordprocessingShape">
+                    <wps:wsp>
+                      <wps:cNvSpPr>
+                        <a:spLocks noChangeArrowheads="1"/>
+                      </wps:cNvSpPr>
+                      <wps:spPr bwMode="auto">
+                        <a:xfrm>
+                          <a:off x="0" y="0"/>
+                          <a:ext cx="479425" cy="584799"/>
+                        </a:xfrm>
+                        <a:prstGeom prst="rect">
+                          <a:avLst/>
+                        </a:prstGeom>
+                        <a:blipFill dpi="0" rotWithShape="1">
+                          <a:blip r:embed="rId5"/>
+                          <a:srcRect/>
+                          <a:stretch>
+                            <a:fillRect/>
+                          </a:stretch>
+                        </a:blipFill>
+                        <a:ln>
+                          <a:noFill/>
+                        </a:ln>
+                        <a:extLst>
+                          <a:ext uri="{91240B29-F687-4F45-9708-019B960494DF}">
+                            <a14:hiddenLine xmlns:a14="http://schemas.microsoft.com/office/drawing/2010/main" w="25400">
+                              <a:solidFill>
+                                <a:srgbClr val="000000"/>
+                              </a:solidFill>
+                              <a:miter lim="800000"/>
+                              <a:headEnd/>
+                              <a:tailEnd/>
+                            </a14:hiddenLine>
+                          </a:ext>
+                        </a:extLst>
+                      </wps:spPr>
+                      <wps:bodyPr rot="0" vert="horz" wrap="square" lIns="91440" tIns="45720" rIns="91440" bIns="45720" anchor="ctr" anchorCtr="0" upright="1">
+                        <a:noAutofit/>
+                      </wps:bodyPr>
+                    </wps:wsp>
+                  </a:graphicData>
+                </a:graphic>
+                <wp14:sizeRelH relativeFrom="margin">
+                  <wp14:pctWidth>0</wp14:pctWidth>
+                </wp14:sizeRelH>
+                <wp14:sizeRelV relativeFrom="margin">
+                  <wp14:pctHeight>0</wp14:pctHeight>
+                </wp14:sizeRelV>
+              </wp:anchor>
+            </w:drawing>
+          </mc:Choice>
+          <mc:Fallback>
+            <w:pict>
+              <v:rect w14:anchorId="08911C8C" id="Rectangle 1" o:spid="_x0000_s1026" style="position:absolute;margin-left:0;margin-top:.65pt;width:37.75pt;height:46.05pt;z-index:251717120;visibility:visible;mso-wrap-style:square;mso-width-percent:0;mso-height-percent:0;mso-wrap-distance-left:9pt;mso-wrap-distance-top:0;mso-wrap-distance-right:9pt;mso-wrap-distance-bottom:0;mso-position-horizontal:absolute;mso-position-horizontal-relative:margin;mso-position-vertical:absolute;mso-position-vertical-relative:text;mso-width-percent:0;mso-height-percent:0;mso-width-relative:margin;mso-height-relative:margin;v-text-anchor:middle" o:gfxdata="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" stroked="f" strokeweight="2pt">
+                <v:fill r:id="rId6" o:title="" recolor="t" rotate="t" type="frame"/>
+                <w10:wrap anchorx="margin"/>
+              </v:rect>
+            </w:pict>
+          </mc:Fallback>
+        </mc:AlternateContent>
+      </w:r>
+      <w:r>
+        <w:rPr>
+          <w:rFonts w:ascii="Times New Roman" w:hAnsi="Times New Roman" w:cs="Times New Roman"/>
+          <w:b/>
+          <w:sz w:val="36"/>
+          <w:szCs w:val="36"/>
+        </w:rPr>
+        <w:t xml:space="preserve">                            </w:t>
+      </w:r>
+      <w:r>
+        <w:rPr>
+          <w:rFonts w:ascii="Times New Roman" w:hAnsi="Times New Roman" w:cs="Times New Roman"/>
+          <w:b/>
+          <w:sz w:val="36"/>
+          <w:szCs w:val="36"/>
+        </w:rPr>
+        <w:tab/>
+      </w:r>
+      <w:r>
+        <w:rPr>
+          <w:rFonts w:ascii="Franklin Gothic Demi" w:hAnsi="Franklin Gothic Demi" w:cs="Times New Roman"/>
+          <w:b/>
+          <w:sz w:val="36"/>
+          <w:szCs w:val="36"/>
+        </w:rPr>
+        <w:t>Green Society Public School</w:t>
+      </w:r>
+    </w:p>
+    <w:p>
+      <w:pPr>
+        <w:spacing w:after="0" w:line="240" w:lineRule="auto"/>
+        <w:jc w:val="center"/>
+        <w:rPr>
+          <w:rFonts w:ascii="Times New Roman" w:hAnsi="Times New Roman" w:cs="Times New Roman"/>
+          <w:b/>
+          <w:sz w:val="28"/>
+          <w:szCs w:val="28"/>
+        </w:rPr>
+      </w:pPr>
+      <w:r>
+        <w:rPr>
+          <w:rFonts w:ascii="Times New Roman" w:hAnsi="Times New Roman" w:cs="Times New Roman"/>
+          <w:b/>
+          <w:szCs w:val="24"/>
+        </w:rPr>
+        <w:t xml:space="preserve">Ratnanagar-7, </w:t>
+      </w:r>
+      <w:proofErr w:type="spellStart"/>
+      <w:r>
+        <w:rPr>
+          <w:rFonts w:ascii="Times New Roman" w:hAnsi="Times New Roman" w:cs="Times New Roman"/>
+          <w:b/>
+          <w:szCs w:val="24"/>
+        </w:rPr>
+        <w:t>Sauraha</w:t>
+      </w:r>
+      <w:proofErr w:type="spellEnd"/>
+      <w:r>
+        <w:rPr>
+          <w:rFonts w:ascii="Times New Roman" w:hAnsi="Times New Roman" w:cs="Times New Roman"/>
+          <w:b/>
+          <w:szCs w:val="24"/>
+        </w:rPr>
+        <w:t>, Chitwan</w:t>
+      </w:r>
+    </w:p>
+    <w:p>
+      <w:pPr>
+        <w:spacing w:after="0" w:line="240" w:lineRule="auto"/>
+        <w:ind w:hanging="450"/>
+        <w:rPr>
+          <w:rFonts w:ascii="Times New Roman" w:hAnsi="Times New Roman" w:cs="Times New Roman"/>
+          <w:b/>
+          <w:sz w:val="28"/>
+          <w:szCs w:val="28"/>
+        </w:rPr>
+      </w:pPr>
+      <w:r>
+        <w:rPr>
+          <w:rFonts w:ascii="Times New Roman" w:hAnsi="Times New Roman" w:cs="Times New Roman"/>
+          <w:b/>
+          <w:sz w:val="28"/>
+          <w:szCs w:val="28"/>
+        </w:rPr>
+        <w:t xml:space="preserve">       </w:t>
+      </w:r>
+      <w:r>
+        <w:rPr>
+          <w:rFonts w:ascii="Times New Roman" w:hAnsi="Times New Roman" w:cs="Times New Roman"/>
+          <w:b/>
+          <w:sz w:val="28"/>
+          <w:szCs w:val="28"/>
+        </w:rPr>
+        <w:tab/>
+      </w:r>
+      <w:r>
+        <w:rPr>
+          <w:rFonts w:ascii="Times New Roman" w:hAnsi="Times New Roman" w:cs="Times New Roman"/>
+          <w:b/>
+          <w:sz w:val="28"/>
+          <w:szCs w:val="28"/>
+        </w:rPr>
+        <w:tab/>
+      </w:r>
+      <w:r>
+        <w:rPr>
+          <w:rFonts w:ascii="Times New Roman" w:hAnsi="Times New Roman" w:cs="Times New Roman"/>
+          <w:b/>
+          <w:sz w:val="28"/>
+          <w:szCs w:val="28"/>
+        </w:rPr>
+        <w:tab/>
+        <w:t xml:space="preserve"> </w:t>
+      </w:r>
+      <w:r>
+        <w:rPr>
+          <w:rFonts w:ascii="Times New Roman" w:hAnsi="Times New Roman" w:cs="Times New Roman"/>
+          <w:b/>
+          <w:sz w:val="28"/>
+          <w:szCs w:val="28"/>
+        </w:rPr>
+        <w:tab/>
+      </w:r>
+      <w:r>
+        <w:rPr>
+          <w:rFonts w:ascii="Times New Roman" w:hAnsi="Times New Roman" w:cs="Times New Roman"/>
+          <w:b/>
+          <w:sz w:val="28"/>
+          <w:szCs w:val="28"/>
+        </w:rPr>
+        <w:t xml:space="preserve">    </w:t>
+      </w:r>
+      <w:r>
+        <w:rPr>
+          <w:rFonts w:ascii="Times New Roman" w:hAnsi="Times New Roman" w:cs="Times New Roman"/>
+          <w:b/>
+          <w:sz w:val="28"/>
+          <w:szCs w:val="28"/>
+          <w:u w:val="single"/>
+        </w:rPr>
+        <w:t>Third Terminal</w:t>
+      </w:r>
+      <w:r>
+        <w:rPr>
+          <w:rFonts w:ascii="Times New Roman" w:hAnsi="Times New Roman" w:cs="Times New Roman"/>
+          <w:b/>
+          <w:sz w:val="28"/>
+          <w:szCs w:val="28"/>
+          <w:u w:val="single"/>
+        </w:rPr>
+        <w:t xml:space="preserve"> Examination-20</w:t>
+      </w:r>
+      <w:r>
+        <w:rPr>
+          <w:rFonts w:ascii="Times New Roman" w:hAnsi="Times New Roman" w:cs="Times New Roman"/>
+          <w:b/>
+          <w:sz w:val="28"/>
+          <w:szCs w:val="28"/>
+          <w:u w:val="single"/>
+        </w:rPr>
+        <w:t>82</w:t>
+      </w:r>
+      <w:r>
+        <w:rPr>
+          <w:rFonts w:ascii="Times New Roman" w:hAnsi="Times New Roman" w:cs="Times New Roman"/>
+          <w:b/>
+          <w:sz w:val="28"/>
+          <w:szCs w:val="28"/>
+        </w:rPr>
+        <w:tab/>
+      </w:r>
+      <w:r>
+        <w:rPr>
+          <w:rFonts w:ascii="Times New Roman" w:hAnsi="Times New Roman" w:cs="Times New Roman"/>
+          <w:b/>
+          <w:sz w:val="28"/>
+          <w:szCs w:val="28"/>
+        </w:rPr>
+        <w:tab/>
+      </w:r>
+      <w:r>
+        <w:rPr>
+          <w:rFonts w:ascii="Times New Roman" w:hAnsi="Times New Roman" w:cs="Times New Roman"/>
+          <w:b/>
+          <w:sz w:val="28"/>
+          <w:szCs w:val="28"/>
+        </w:rPr>
+        <w:tab/>
+      </w:r>
+      <w:r>
+        <w:rPr>
+          <w:rFonts w:ascii="Times New Roman" w:hAnsi="Times New Roman" w:cs="Times New Roman"/>
+          <w:b/>
+          <w:sz w:val="28"/>
+          <w:szCs w:val="28"/>
+        </w:rPr>
+        <w:tab/>
+      </w:r>
+      <w:r>
+        <w:rPr>
+          <w:rFonts w:ascii="Times New Roman" w:hAnsi="Times New Roman" w:cs="Times New Roman"/>
+          <w:b/>
+          <w:sz w:val="28"/>
+          <w:szCs w:val="28"/>
+        </w:rPr>
+        <w:t xml:space="preserve"> </w:t>
+      </w:r>
+    </w:p>
+    <w:p>
+      <w:pPr>
+        <w:pBdr>
+          <w:bottom w:val="double" w:sz="6" w:space="0" w:color="auto"/>
+        </w:pBdr>
+        <w:spacing w:after="0" w:line="240" w:lineRule="auto"/>
+        <w:rPr>
+          <w:rFonts w:ascii="Times New Roman" w:hAnsi="Times New Roman" w:cs="Times New Roman"/>
+          <w:b/>
+          <w:sz w:val="28"/>
+          <w:szCs w:val="28"/>
+        </w:rPr>
+      </w:pPr>
+      <w:r>
+        <w:rPr>
+          <w:rFonts w:ascii="Times New Roman" w:hAnsi="Times New Roman" w:cs="Times New Roman"/>
+          <w:b/>
+          <w:sz w:val="28"/>
+          <w:szCs w:val="28"/>
+        </w:rPr>
+        <w:t>Class:</w:t>
+      </w:r>
+      <w:r>
+        <w:rPr>
+          <w:rFonts w:ascii="Times New Roman" w:hAnsi="Times New Roman" w:cs="Times New Roman"/>
+          <w:b/>
+          <w:sz w:val="28"/>
+          <w:szCs w:val="28"/>
+        </w:rPr>
+        <w:t xml:space="preserve"> Two</w:t>
+      </w:r>
+      <w:r>
+        <w:rPr>
+          <w:rFonts w:ascii="Times New Roman" w:hAnsi="Times New Roman" w:cs="Times New Roman"/>
+          <w:b/>
+          <w:sz w:val="28"/>
+          <w:szCs w:val="28"/>
+        </w:rPr>
+        <w:tab/>
+      </w:r>
+      <w:r>
+        <w:rPr>
+          <w:rFonts w:ascii="Times New Roman" w:hAnsi="Times New Roman" w:cs="Times New Roman"/>
+          <w:b/>
+          <w:sz w:val="28"/>
+          <w:szCs w:val="28"/>
+        </w:rPr>
+        <w:tab/>
+      </w:r>
+      <w:r>
+        <w:rPr>
+          <w:rFonts w:ascii="Times New Roman" w:hAnsi="Times New Roman" w:cs="Times New Roman"/>
+          <w:b/>
+          <w:sz w:val="28"/>
+          <w:szCs w:val="28"/>
+        </w:rPr>
+        <w:t xml:space="preserve">       </w:t>
+      </w:r>
+      <w:r>
+        <w:rPr>
+          <w:rFonts w:ascii="Times New Roman" w:hAnsi="Times New Roman" w:cs="Times New Roman"/>
+          <w:b/>
+          <w:sz w:val="28"/>
+          <w:szCs w:val="28"/>
+        </w:rPr>
+        <w:t xml:space="preserve">    </w:t>
+      </w:r>
+      <w:r>
+        <w:rPr>
+          <w:rFonts w:ascii="Times New Roman" w:hAnsi="Times New Roman" w:cs="Times New Roman"/>
+          <w:b/>
+          <w:sz w:val="28"/>
+          <w:szCs w:val="28"/>
+        </w:rPr>
+        <w:tab/>
+      </w:r>
+      <w:r>
+        <w:rPr>
+          <w:rFonts w:ascii="Times New Roman" w:hAnsi="Times New Roman" w:cs="Times New Roman"/>
+          <w:b/>
+          <w:sz w:val="28"/>
+          <w:szCs w:val="28"/>
+        </w:rPr>
+        <w:tab/>
+      </w:r>
+      <w:r>
+        <w:rPr>
+          <w:rFonts w:ascii="Times New Roman" w:hAnsi="Times New Roman" w:cs="Times New Roman"/>
+          <w:b/>
+          <w:szCs w:val="24"/>
+        </w:rPr>
+        <w:t>Time: -</w:t>
+      </w:r>
+      <w:r>
+        <w:rPr>
+          <w:rFonts w:ascii="Times New Roman" w:hAnsi="Times New Roman" w:cs="Times New Roman"/>
+          <w:b/>
+          <w:szCs w:val="24"/>
+        </w:rPr>
+        <w:t xml:space="preserve"> 1 hr.</w:t>
+      </w:r>
+      <w:r>
+        <w:rPr>
+          <w:rFonts w:ascii="Times New Roman" w:hAnsi="Times New Roman" w:cs="Times New Roman"/>
+          <w:b/>
+          <w:szCs w:val="24"/>
+        </w:rPr>
+        <w:tab/>
+      </w:r>
+      <w:r>
+        <w:rPr>
+          <w:rFonts w:ascii="Times New Roman" w:hAnsi="Times New Roman" w:cs="Times New Roman"/>
+          <w:b/>
+          <w:szCs w:val="24"/>
+        </w:rPr>
+        <w:tab/>
+      </w:r>
+      <w:r>
+        <w:rPr>
+          <w:rFonts w:ascii="Times New Roman" w:hAnsi="Times New Roman" w:cs="Times New Roman"/>
+          <w:b/>
+          <w:szCs w:val="24"/>
+        </w:rPr>
+        <w:tab/>
+      </w:r>
+      <w:r>
+        <w:rPr>
+          <w:rFonts w:ascii="Times New Roman" w:hAnsi="Times New Roman" w:cs="Times New Roman"/>
+          <w:b/>
+          <w:szCs w:val="24"/>
+        </w:rPr>
+        <w:tab/>
+      </w:r>
+      <w:r>
+        <w:rPr>
+          <w:rFonts w:ascii="Times New Roman" w:hAnsi="Times New Roman" w:cs="Times New Roman"/>
+          <w:b/>
+          <w:szCs w:val="24"/>
+        </w:rPr>
+        <w:tab/>
+      </w:r>
+      <w:r>
+        <w:rPr>
+          <w:rFonts w:ascii="Times New Roman" w:hAnsi="Times New Roman" w:cs="Times New Roman"/>
+          <w:b/>
+          <w:szCs w:val="24"/>
+        </w:rPr>
+        <w:tab/>
+      </w:r>
+      <w:r>
+        <w:rPr>
+          <w:rFonts w:ascii="Times New Roman" w:hAnsi="Times New Roman" w:cs="Times New Roman"/>
+          <w:b/>
+          <w:sz w:val="28"/>
+          <w:szCs w:val="28"/>
+        </w:rPr>
+        <w:t>F.M.:</w:t>
+      </w:r>
+      <w:r>
+        <w:rPr>
+          <w:rFonts w:ascii="Times New Roman" w:hAnsi="Times New Roman" w:cs="Times New Roman"/>
+          <w:b/>
+          <w:sz w:val="28"/>
+          <w:szCs w:val="28"/>
+        </w:rPr>
+        <w:t xml:space="preserve"> 25</w:t>
+      </w:r>
+    </w:p>
+    <w:p>
+      <w:pPr>
+        <w:pBdr>
+          <w:bottom w:val="double" w:sz="6" w:space="0" w:color="auto"/>
+        </w:pBdr>
+        <w:spacing w:after="0" w:line="240" w:lineRule="auto"/>
+        <w:rPr>
+          <w:rFonts w:ascii="Times New Roman" w:hAnsi="Times New Roman" w:cs="Times New Roman"/>
+          <w:b/>
+          <w:sz w:val="28"/>
+          <w:szCs w:val="28"/>
+        </w:rPr>
+      </w:pPr>
+      <w:r>
+        <w:rPr>
+          <w:rFonts w:ascii="Times New Roman" w:hAnsi="Times New Roman" w:cs="Times New Roman"/>
+          <w:b/>
+          <w:sz w:val="28"/>
+          <w:szCs w:val="28"/>
+        </w:rPr>
+        <w:t>Sub:</w:t>
+      </w:r>
+      <w:r>
+        <w:rPr>
+          <w:rFonts w:ascii="Times New Roman" w:hAnsi="Times New Roman" w:cs="Times New Roman"/>
+          <w:b/>
+          <w:sz w:val="28"/>
+          <w:szCs w:val="28"/>
+        </w:rPr>
+        <w:t xml:space="preserve"> HRHG</w:t>
+      </w:r>
+    </w:p>
+    <w:tbl>
+      <w:tblPr>
+        <w:tblStyle w:val="TableGrid"/>
+        <w:tblW w:w="10492" w:type="dxa"/>
+        <w:tblInd w:w="108" w:type="dxa"/>
+        <w:tblLook w:val="04A0" w:firstRow="1" w:lastRow="0" w:firstColumn="1" w:lastColumn="0" w:noHBand="0" w:noVBand="1"/>
+      </w:tblPr>
+      <w:tblGrid>
+        <w:gridCol w:w="10492"/>
+      </w:tblGrid>
+      <w:tr>
+        <w:trPr>
+          <w:trHeight w:val="606"/>
+        </w:trPr>
+        <w:tc>
+          <w:tcPr>
+            <w:tcW w:w="10492" w:type="dxa"/>
+          </w:tcPr>
+          <w:p>
+            <w:pPr>
+              <w:spacing w:before="120"/>
+              <w:ind w:right="-653"/>
+              <w:rPr>
+                <w:rFonts w:ascii="Times New Roman" w:hAnsi="Times New Roman" w:cs="Times New Roman"/>
+                <w:b/>
+                <w:sz w:val="28"/>
+                <w:szCs w:val="28"/>
+              </w:rPr>
+            </w:pPr>
+            <w:r>
+              <w:rPr>
+                <w:rFonts w:ascii="Times New Roman" w:hAnsi="Times New Roman" w:cs="Times New Roman"/>
+                <w:b/>
+                <w:sz w:val="28"/>
+                <w:szCs w:val="28"/>
+              </w:rPr>
+              <w:t>N</w:t>
+            </w:r>
+            <w:r>
+              <w:rPr>
+                <w:rFonts w:ascii="Times New Roman" w:hAnsi="Times New Roman" w:cs="Times New Roman"/>
+                <w:b/>
+                <w:sz w:val="28"/>
+                <w:szCs w:val="28"/>
+              </w:rPr>
+              <w:t>ame</w:t>
+            </w:r>
+            <w:r>
+              <w:rPr>
+                <w:rFonts w:ascii="Times New Roman" w:hAnsi="Times New Roman" w:cs="Times New Roman"/>
+                <w:b/>
+                <w:sz w:val="28"/>
+                <w:szCs w:val="28"/>
+              </w:rPr>
+              <w:t xml:space="preserve">:                                                        </w:t>
+            </w:r>
+            <w:r>
+              <w:rPr>
+                <w:rFonts w:ascii="Times New Roman" w:hAnsi="Times New Roman" w:cs="Times New Roman"/>
+                <w:b/>
+                <w:sz w:val="28"/>
+                <w:szCs w:val="28"/>
+              </w:rPr>
+              <w:t xml:space="preserve">                  </w:t>
+            </w:r>
+            <w:r>
+              <w:rPr>
+                <w:rFonts w:ascii="Times New Roman" w:hAnsi="Times New Roman" w:cs="Times New Roman"/>
+                <w:b/>
+                <w:sz w:val="28"/>
+                <w:szCs w:val="28"/>
+              </w:rPr>
+              <w:t xml:space="preserve">  Roll No.:           Sec.:                                    </w:t>
+            </w:r>
+          </w:p>
+        </w:tc>
+      </w:tr>
+      <w:tr>
+        <w:trPr>
+          <w:trHeight w:val="1070"/>
+        </w:trPr>
+        <w:tc>
+          <w:tcPr>
+            <w:tcW w:w="10492" w:type="dxa"/>
+          </w:tcPr>
+          <w:p>
+            <w:pPr>
+              <w:ind w:left="180" w:firstLine="360"/>
+              <w:rPr>
+                <w:rFonts w:ascii="Times New Roman" w:hAnsi="Times New Roman" w:cs="Times New Roman"/>
+                <w:b/>
+                <w:sz w:val="28"/>
+                <w:szCs w:val="28"/>
+              </w:rPr>
+            </w:pPr>
+            <w:r>
+              <w:rPr>
+                <w:rFonts w:ascii="Times New Roman" w:hAnsi="Times New Roman" w:cs="Times New Roman"/>
+                <w:noProof/>
+                <w:szCs w:val="22"/>
+              </w:rPr>
+              <mc:AlternateContent>
+                <mc:Choice Requires="wps">
+                  <w:drawing>
+                    <wp:anchor distT="0" distB="0" distL="114300" distR="114300" simplePos="0" relativeHeight="251718144" behindDoc="0" locked="0" layoutInCell="1" allowOverlap="1" wp14:anchorId="38E68688" wp14:editId="7EC3F06F">
+                      <wp:simplePos x="0" y="0"/>
+                      <wp:positionH relativeFrom="column">
+                        <wp:posOffset>5427345</wp:posOffset>
+                      </wp:positionH>
+                      <wp:positionV relativeFrom="paragraph">
+                        <wp:posOffset>103505</wp:posOffset>
+                      </wp:positionV>
+                      <wp:extent cx="1095375" cy="436245"/>
+                      <wp:effectExtent l="19050" t="19050" r="28575" b="20955"/>
+                      <wp:wrapNone/>
+                      <wp:docPr id="1402112927" name="Rectangle 2"/>
+                      <wp:cNvGraphicFramePr>
+                        <a:graphicFrameLocks xmlns:a="http://schemas.openxmlformats.org/drawingml/2006/main"/>
+                      </wp:cNvGraphicFramePr>
+                      <a:graphic xmlns:a="http://schemas.openxmlformats.org/drawingml/2006/main">
+                        <a:graphicData uri="http://schemas.microsoft.com/office/word/2010/wordprocessingShape">
+                          <wps:wsp>
+                            <wps:cNvSpPr>
+                              <a:spLocks/>
+                            </wps:cNvSpPr>
+                            <wps:spPr>
+                              <a:xfrm>
+                                <a:off x="0" y="0"/>
+                                <a:ext cx="1095375" cy="436245"/>
+                              </a:xfrm>
+                              <a:prstGeom prst="rect">
+                                <a:avLst/>
+                              </a:prstGeom>
+                              <a:ln w="28575">
+                                <a:solidFill>
+                                  <a:schemeClr val="tx1"/>
+                                </a:solidFill>
+                              </a:ln>
+                            </wps:spPr>
+                            <wps:style>
+                              <a:lnRef idx="2">
+                                <a:schemeClr val="accent6"/>
+                              </a:lnRef>
+                              <a:fillRef idx="1">
+                                <a:schemeClr val="lt1"/>
+                              </a:fillRef>
+                              <a:effectRef idx="0">
+                                <a:schemeClr val="accent6"/>
+                              </a:effectRef>
+                              <a:fontRef idx="minor">
+                                <a:schemeClr val="dk1"/>
+                              </a:fontRef>
+                            </wps:style>
+                            <wps:bodyPr rot="0" spcFirstLastPara="0" vertOverflow="overflow" horzOverflow="overflow" vert="horz" wrap="square" lIns="91440" tIns="45720" rIns="91440" bIns="45720" numCol="1" spcCol="0" rtlCol="0" fromWordArt="0" anchor="ctr" anchorCtr="0" forceAA="0" compatLnSpc="1">
+                              <a:prstTxWarp prst="textNoShape">
+                                <a:avLst/>
+                              </a:prstTxWarp>
+                              <a:noAutofit/>
+                            </wps:bodyPr>
+                          </wps:wsp>
+                        </a:graphicData>
+                      </a:graphic>
+                      <wp14:sizeRelH relativeFrom="page">
+                        <wp14:pctWidth>0</wp14:pctWidth>
+                      </wp14:sizeRelH>
+                      <wp14:sizeRelV relativeFrom="margin">
+                        <wp14:pctHeight>0</wp14:pctHeight>
+                      </wp14:sizeRelV>
+                    </wp:anchor>
+                  </w:drawing>
+                </mc:Choice>
+                <mc:Fallback>
+                  <w:pict>
+                    <v:rect w14:anchorId="13C257D6" id="Rectangle 2" o:spid="_x0000_s1026" style="position:absolute;margin-left:427.35pt;margin-top:8.15pt;width:86.25pt;height:34.35pt;z-index:251718144;visibility:visible;mso-wrap-style:square;mso-width-percent:0;mso-height-percent:0;mso-wrap-distance-left:9pt;mso-wrap-distance-top:0;mso-wrap-distance-right:9pt;mso-wrap-distance-bottom:0;mso-position-horizontal:absolute;mso-position-horizontal-relative:text;mso-position-vertical:absolute;mso-position-vertical-relative:text;mso-width-percent:0;mso-height-percent:0;mso-width-relative:page;mso-height-relative:margin;v-text-anchor:middle" o:gfxdata="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" fillcolor="white [3201]" strokecolor="black [3213]" strokeweight="2.25pt">
+                      <v:path arrowok="t"/>
+                    </v:rect>
+                  </w:pict>
+                </mc:Fallback>
+              </mc:AlternateContent>
+            </w:r>
+            <w:r>
+              <w:rPr>
+                <w:rFonts w:ascii="Times New Roman" w:hAnsi="Times New Roman" w:cs="Times New Roman"/>
+                <w:b/>
+                <w:sz w:val="28"/>
+                <w:szCs w:val="28"/>
+              </w:rPr>
+              <w:t xml:space="preserve"> </w:t>
+            </w:r>
+          </w:p>
+          <w:p>
+            <w:pPr>
+              <w:ind w:left="180" w:firstLine="360"/>
+              <w:rPr>
+                <w:rFonts w:ascii="Times New Roman" w:hAnsi="Times New Roman" w:cs="Times New Roman"/>
+                <w:b/>
+                <w:sz w:val="28"/>
+                <w:szCs w:val="28"/>
+              </w:rPr>
+            </w:pPr>
+            <w:r>
+              <w:rPr>
+                <w:rFonts w:ascii="Times New Roman" w:hAnsi="Times New Roman" w:cs="Times New Roman"/>
+                <w:b/>
+                <w:sz w:val="28"/>
+                <w:szCs w:val="28"/>
+              </w:rPr>
+              <w:softHyphen/>
+            </w:r>
+            <w:r>
+              <w:rPr>
+                <w:rFonts w:ascii="Times New Roman" w:hAnsi="Times New Roman" w:cs="Times New Roman"/>
+                <w:b/>
+                <w:sz w:val="28"/>
+                <w:szCs w:val="28"/>
+              </w:rPr>
+              <w:softHyphen/>
+            </w:r>
+            <w:r>
+              <w:rPr>
+                <w:rFonts w:ascii="Times New Roman" w:hAnsi="Times New Roman" w:cs="Times New Roman"/>
+                <w:b/>
+                <w:sz w:val="28"/>
+                <w:szCs w:val="28"/>
+              </w:rPr>
+              <w:softHyphen/>
+            </w:r>
+            <w:r>
+              <w:rPr>
+                <w:rFonts w:ascii="Times New Roman" w:hAnsi="Times New Roman" w:cs="Times New Roman"/>
+                <w:b/>
+                <w:sz w:val="28"/>
+                <w:szCs w:val="28"/>
+              </w:rPr>
+              <w:softHyphen/>
+            </w:r>
+            <w:r>
+              <w:rPr>
+                <w:rFonts w:ascii="Times New Roman" w:hAnsi="Times New Roman" w:cs="Times New Roman"/>
+                <w:b/>
+                <w:sz w:val="28"/>
+                <w:szCs w:val="28"/>
+              </w:rPr>
+              <w:softHyphen/>
+            </w:r>
+            <w:r>
+              <w:rPr>
+                <w:rFonts w:ascii="Times New Roman" w:hAnsi="Times New Roman" w:cs="Times New Roman"/>
+                <w:b/>
+                <w:sz w:val="28"/>
+                <w:szCs w:val="28"/>
+              </w:rPr>
+              <w:softHyphen/>
+            </w:r>
+            <w:r>
+              <w:rPr>
+                <w:rFonts w:ascii="Times New Roman" w:hAnsi="Times New Roman" w:cs="Times New Roman"/>
+                <w:b/>
+                <w:sz w:val="28"/>
+                <w:szCs w:val="28"/>
+              </w:rPr>
+              <w:softHyphen/>
+            </w:r>
+            <w:r>
+              <w:rPr>
+                <w:rFonts w:ascii="Times New Roman" w:hAnsi="Times New Roman" w:cs="Times New Roman"/>
+                <w:b/>
+                <w:sz w:val="28"/>
+                <w:szCs w:val="28"/>
+              </w:rPr>
+              <w:softHyphen/>
+            </w:r>
+            <w:r>
+              <w:rPr>
+                <w:rFonts w:ascii="Times New Roman" w:hAnsi="Times New Roman" w:cs="Times New Roman"/>
+                <w:b/>
+                <w:sz w:val="28"/>
+                <w:szCs w:val="28"/>
+              </w:rPr>
+              <w:softHyphen/>
+            </w:r>
+            <w:r>
+              <w:rPr>
+                <w:rFonts w:ascii="Times New Roman" w:hAnsi="Times New Roman" w:cs="Times New Roman"/>
+                <w:b/>
+                <w:sz w:val="28"/>
+                <w:szCs w:val="28"/>
+              </w:rPr>
+              <w:softHyphen/>
+            </w:r>
+            <w:r>
+              <w:rPr>
+                <w:rFonts w:ascii="Times New Roman" w:hAnsi="Times New Roman" w:cs="Times New Roman"/>
+                <w:b/>
+                <w:sz w:val="28"/>
+                <w:szCs w:val="28"/>
+              </w:rPr>
+              <w:softHyphen/>
+            </w:r>
+            <w:r>
+              <w:rPr>
+                <w:rFonts w:ascii="Times New Roman" w:hAnsi="Times New Roman" w:cs="Times New Roman"/>
+                <w:b/>
+                <w:sz w:val="28"/>
+                <w:szCs w:val="28"/>
+              </w:rPr>
+              <w:softHyphen/>
+              <w:t xml:space="preserve"> ________________                </w:t>
+            </w:r>
+            <w:r>
+              <w:rPr>
+                <w:rFonts w:ascii="Times New Roman" w:hAnsi="Times New Roman" w:cs="Times New Roman"/>
+                <w:b/>
+                <w:sz w:val="28"/>
+                <w:szCs w:val="28"/>
+              </w:rPr>
+              <w:t xml:space="preserve">      ______________    </w:t>
+            </w:r>
+            <w:r>
+              <w:rPr>
+                <w:rFonts w:ascii="Times New Roman" w:hAnsi="Times New Roman" w:cs="Times New Roman"/>
+                <w:b/>
+                <w:sz w:val="28"/>
+                <w:szCs w:val="28"/>
+              </w:rPr>
+              <w:t>OBT.MARKS:</w:t>
+            </w:r>
+          </w:p>
+          <w:p>
+            <w:pPr>
+              <w:ind w:left="180" w:firstLine="360"/>
+              <w:rPr>
+                <w:rFonts w:ascii="Times New Roman" w:hAnsi="Times New Roman" w:cs="Times New Roman"/>
+                <w:b/>
+                <w:sz w:val="28"/>
+                <w:szCs w:val="28"/>
+              </w:rPr>
+            </w:pPr>
+            <w:r>
+              <w:rPr>
+                <w:rFonts w:ascii="Times New Roman" w:hAnsi="Times New Roman" w:cs="Times New Roman"/>
+                <w:b/>
+                <w:sz w:val="28"/>
+                <w:szCs w:val="28"/>
+              </w:rPr>
+              <w:t xml:space="preserve">    </w:t>
+            </w:r>
+            <w:r>
+              <w:rPr>
+                <w:rFonts w:ascii="Times New Roman" w:hAnsi="Times New Roman" w:cs="Times New Roman"/>
+                <w:b/>
+                <w:sz w:val="28"/>
+                <w:szCs w:val="28"/>
+              </w:rPr>
+              <w:t xml:space="preserve">INVIGILATOR </w:t>
+            </w:r>
+            <w:r>
+              <w:rPr>
+                <w:rFonts w:ascii="Times New Roman" w:hAnsi="Times New Roman" w:cs="Times New Roman"/>
+                <w:b/>
+                <w:sz w:val="28"/>
+                <w:szCs w:val="28"/>
+              </w:rPr>
+              <w:t xml:space="preserve">                         </w:t>
+            </w:r>
+            <w:r>
+              <w:rPr>
+                <w:rFonts w:ascii="Times New Roman" w:hAnsi="Times New Roman" w:cs="Times New Roman"/>
+                <w:b/>
+                <w:sz w:val="28"/>
+                <w:szCs w:val="28"/>
+              </w:rPr>
+              <w:t xml:space="preserve"> EXAMINER</w:t>
+            </w:r>
+          </w:p>
+        </w:tc>
+      </w:tr>
+    </w:tbl>
+    <w:bookmarkEnd w:id="0"/>
+    <w:p>
+      <w:pPr>
+        <w:pStyle w:val="ListParagraph"/>
+        <w:numPr>
+          <w:ilvl w:val="0"/>
+          <w:numId w:val="1"/>
+        </w:numPr>
+        <w:ind w:left="360"/>
+        <w:rPr>
+          <w:rFonts w:ascii="Times New Roman" w:hAnsi="Times New Roman" w:cs="Times New Roman"/>
+          <w:b/>
+          <w:bCs/>
+          <w:sz w:val="28"/>
+          <w:szCs w:val="28"/>
+        </w:rPr>
+      </w:pPr>
+      <w:r>
+        <w:rPr>
+          <w:rFonts w:ascii="Times New Roman" w:hAnsi="Times New Roman" w:cs="Times New Roman"/>
+          <w:b/>
+          <w:bCs/>
+          <w:sz w:val="28"/>
+          <w:szCs w:val="28"/>
+        </w:rPr>
+        <w:t>Fill in the blanks by choosing the correct word.</w:t>
+      </w:r>
+      <w:r>
+        <w:rPr>
+          <w:rFonts w:ascii="Times New Roman" w:hAnsi="Times New Roman" w:cs="Times New Roman"/>
+          <w:b/>
+          <w:bCs/>
+          <w:sz w:val="28"/>
+          <w:szCs w:val="28"/>
+        </w:rPr>
+        <w:tab/>
+      </w:r>
+      <w:r>
+        <w:rPr>
+          <w:rFonts w:ascii="Times New Roman" w:hAnsi="Times New Roman" w:cs="Times New Roman"/>
+          <w:b/>
+          <w:bCs/>
+          <w:sz w:val="28"/>
+          <w:szCs w:val="28"/>
+        </w:rPr>
+        <w:tab/>
+      </w:r>
+      <w:r>
+        <w:rPr>
+          <w:rFonts w:ascii="Times New Roman" w:hAnsi="Times New Roman" w:cs="Times New Roman"/>
+          <w:b/>
+          <w:bCs/>
+          <w:sz w:val="28"/>
+          <w:szCs w:val="28"/>
+        </w:rPr>
+        <w:tab/>
+      </w:r>
+      <w:r>
+        <w:rPr>
+          <w:rFonts w:ascii="Times New Roman" w:hAnsi="Times New Roman" w:cs="Times New Roman"/>
+          <w:b/>
+          <w:bCs/>
+          <w:sz w:val="28"/>
+          <w:szCs w:val="28"/>
+        </w:rPr>
+        <w:tab/>
+      </w:r>
+      <w:r>
+        <w:rPr>
+          <w:rFonts w:ascii="Times New Roman" w:hAnsi="Times New Roman" w:cs="Times New Roman"/>
+          <w:b/>
+          <w:bCs/>
+          <w:sz w:val="28"/>
+          <w:szCs w:val="28"/>
+        </w:rPr>
+        <w:tab/>
+      </w:r>
+      <w:r>
+        <w:rPr>
+          <w:rFonts w:ascii="Times New Roman" w:hAnsi="Times New Roman" w:cs="Times New Roman"/>
+          <w:b/>
+          <w:bCs/>
+          <w:sz w:val="28"/>
+          <w:szCs w:val="28"/>
+        </w:rPr>
+        <w:t>(4×1=4)</w:t>
+      </w:r>
+    </w:p>
+    <w:p>
+      <w:pPr>
+        <w:ind w:left="1296"/>
+        <w:rPr>
+          <w:rFonts w:ascii="Times New Roman" w:hAnsi="Times New Roman" w:cs="Times New Roman"/>
+          <w:sz w:val="28"/>
+          <w:szCs w:val="28"/>
+        </w:rPr>
+      </w:pPr>
+      <w:r>
+        <w:rPr>
+          <w:rFonts w:ascii="Times New Roman" w:hAnsi="Times New Roman" w:cs="Times New Roman"/>
+          <w:sz w:val="28"/>
+          <w:szCs w:val="28"/>
+        </w:rPr>
+        <w:t>(big, rainfall,</w:t>
+      </w:r>
+      <w:r>
+        <w:rPr>
+          <w:rFonts w:ascii="Times New Roman" w:hAnsi="Times New Roman" w:cs="Times New Roman"/>
+          <w:sz w:val="28"/>
+          <w:szCs w:val="28"/>
+        </w:rPr>
+        <w:t xml:space="preserve"> </w:t>
+      </w:r>
+      <w:r>
+        <w:rPr>
+          <w:rFonts w:ascii="Times New Roman" w:hAnsi="Times New Roman" w:cs="Times New Roman"/>
+          <w:sz w:val="28"/>
+          <w:szCs w:val="28"/>
+        </w:rPr>
+        <w:t>rope, farmer)</w:t>
+      </w:r>
+    </w:p>
+    <w:p>
+      <w:pPr>
+        <w:spacing w:line="360" w:lineRule="auto"/>
+        <w:ind w:left="432"/>
+        <w:rPr>
+          <w:rFonts w:ascii="Times New Roman" w:hAnsi="Times New Roman" w:cs="Times New Roman"/>
+          <w:sz w:val="28"/>
+          <w:szCs w:val="28"/>
+        </w:rPr>
+      </w:pPr>
+      <w:r>
+        <w:rPr>
+          <w:rFonts w:ascii="Times New Roman" w:hAnsi="Times New Roman" w:cs="Times New Roman"/>
+          <w:sz w:val="28"/>
+          <w:szCs w:val="28"/>
+        </w:rPr>
+        <w:t>a.</w:t>
+      </w:r>
+      <w:r>
+        <w:rPr>
+          <w:rFonts w:ascii="Times New Roman" w:hAnsi="Times New Roman" w:cs="Times New Roman"/>
+          <w:sz w:val="28"/>
+          <w:szCs w:val="28"/>
+        </w:rPr>
+        <w:t xml:space="preserve"> </w:t>
+      </w:r>
+      <w:r>
+        <w:rPr>
+          <w:rFonts w:ascii="Times New Roman" w:hAnsi="Times New Roman" w:cs="Times New Roman"/>
+          <w:sz w:val="28"/>
+          <w:szCs w:val="28"/>
+        </w:rPr>
+        <w:t>A person who grows crops is called a</w:t>
+      </w:r>
+      <w:r>
+        <w:rPr>
+          <w:rFonts w:ascii="Times New Roman" w:hAnsi="Times New Roman" w:cs="Times New Roman"/>
+          <w:sz w:val="28"/>
+          <w:szCs w:val="28"/>
+        </w:rPr>
+        <w:softHyphen/>
+      </w:r>
+      <w:r>
+        <w:rPr>
+          <w:rFonts w:ascii="Times New Roman" w:hAnsi="Times New Roman" w:cs="Times New Roman"/>
+          <w:sz w:val="28"/>
+          <w:szCs w:val="28"/>
+        </w:rPr>
+        <w:softHyphen/>
+      </w:r>
+      <w:r>
+        <w:rPr>
+          <w:rFonts w:ascii="Times New Roman" w:hAnsi="Times New Roman" w:cs="Times New Roman"/>
+          <w:sz w:val="28"/>
+          <w:szCs w:val="28"/>
+        </w:rPr>
+        <w:softHyphen/>
+      </w:r>
+      <w:r>
+        <w:rPr>
+          <w:rFonts w:ascii="Times New Roman" w:hAnsi="Times New Roman" w:cs="Times New Roman"/>
+          <w:sz w:val="28"/>
+          <w:szCs w:val="28"/>
+        </w:rPr>
+        <w:softHyphen/>
+        <w:t>_________________.</w:t>
+      </w:r>
+    </w:p>
+    <w:p>
+      <w:pPr>
+        <w:spacing w:line="360" w:lineRule="auto"/>
+        <w:ind w:left="432"/>
+        <w:rPr>
+          <w:rFonts w:ascii="Times New Roman" w:hAnsi="Times New Roman" w:cs="Times New Roman"/>
+          <w:sz w:val="28"/>
+          <w:szCs w:val="28"/>
+        </w:rPr>
+      </w:pPr>
+      <w:r>
+        <w:rPr>
+          <w:rFonts w:ascii="Times New Roman" w:hAnsi="Times New Roman" w:cs="Times New Roman"/>
+          <w:sz w:val="28"/>
+          <w:szCs w:val="28"/>
+        </w:rPr>
+        <w:t>b.</w:t>
+      </w:r>
+      <w:r>
+        <w:rPr>
+          <w:rFonts w:ascii="Times New Roman" w:hAnsi="Times New Roman" w:cs="Times New Roman"/>
+          <w:sz w:val="28"/>
+          <w:szCs w:val="28"/>
+        </w:rPr>
+        <w:t xml:space="preserve"> </w:t>
+      </w:r>
+      <w:r>
+        <w:rPr>
+          <w:rFonts w:ascii="Times New Roman" w:hAnsi="Times New Roman" w:cs="Times New Roman"/>
+          <w:sz w:val="28"/>
+          <w:szCs w:val="28"/>
+        </w:rPr>
+        <w:t>Tug of war is played by pulling</w:t>
+      </w:r>
+      <w:r>
+        <w:rPr>
+          <w:rFonts w:ascii="Times New Roman" w:hAnsi="Times New Roman" w:cs="Times New Roman"/>
+          <w:sz w:val="28"/>
+          <w:szCs w:val="28"/>
+        </w:rPr>
+        <w:t>__________________.</w:t>
+      </w:r>
+    </w:p>
+    <w:p>
+      <w:pPr>
+        <w:spacing w:line="360" w:lineRule="auto"/>
+        <w:ind w:left="432"/>
+        <w:rPr>
+          <w:rFonts w:ascii="Times New Roman" w:hAnsi="Times New Roman" w:cs="Times New Roman"/>
+          <w:sz w:val="28"/>
+          <w:szCs w:val="28"/>
+        </w:rPr>
+      </w:pPr>
+      <w:r>
+        <w:rPr>
+          <w:rFonts w:ascii="Times New Roman" w:hAnsi="Times New Roman" w:cs="Times New Roman"/>
+          <w:sz w:val="28"/>
+          <w:szCs w:val="28"/>
+        </w:rPr>
+        <w:t>c.</w:t>
+      </w:r>
+      <w:r>
+        <w:rPr>
+          <w:rFonts w:ascii="Times New Roman" w:hAnsi="Times New Roman" w:cs="Times New Roman"/>
+          <w:sz w:val="28"/>
+          <w:szCs w:val="28"/>
+        </w:rPr>
+        <w:t xml:space="preserve"> </w:t>
+      </w:r>
+      <w:r>
+        <w:rPr>
+          <w:rFonts w:ascii="Times New Roman" w:hAnsi="Times New Roman" w:cs="Times New Roman"/>
+          <w:sz w:val="28"/>
+          <w:szCs w:val="28"/>
+        </w:rPr>
+        <w:t>____________</w:t>
+      </w:r>
+      <w:r>
+        <w:rPr>
+          <w:rFonts w:ascii="Times New Roman" w:hAnsi="Times New Roman" w:cs="Times New Roman"/>
+          <w:sz w:val="28"/>
+          <w:szCs w:val="28"/>
+        </w:rPr>
+        <w:t>___</w:t>
+      </w:r>
+      <w:r>
+        <w:rPr>
+          <w:rFonts w:ascii="Times New Roman" w:hAnsi="Times New Roman" w:cs="Times New Roman"/>
+          <w:sz w:val="28"/>
+          <w:szCs w:val="28"/>
+        </w:rPr>
+        <w:t>is the main source of water.</w:t>
+      </w:r>
+    </w:p>
+    <w:p>
+      <w:pPr>
+        <w:spacing w:line="360" w:lineRule="auto"/>
+        <w:ind w:left="432"/>
+        <w:rPr>
+          <w:rFonts w:ascii="Times New Roman" w:hAnsi="Times New Roman" w:cs="Times New Roman"/>
+          <w:sz w:val="28"/>
+          <w:szCs w:val="28"/>
+        </w:rPr>
+      </w:pPr>
+      <w:r>
+        <w:rPr>
+          <w:rFonts w:ascii="Times New Roman" w:hAnsi="Times New Roman" w:cs="Times New Roman"/>
+          <w:sz w:val="28"/>
+          <w:szCs w:val="28"/>
+        </w:rPr>
+        <w:t>d.</w:t>
+      </w:r>
+      <w:r>
+        <w:rPr>
+          <w:rFonts w:ascii="Times New Roman" w:hAnsi="Times New Roman" w:cs="Times New Roman"/>
+          <w:sz w:val="28"/>
+          <w:szCs w:val="28"/>
+        </w:rPr>
+        <w:t xml:space="preserve"> </w:t>
+      </w:r>
+      <w:r>
+        <w:rPr>
+          <w:rFonts w:ascii="Times New Roman" w:hAnsi="Times New Roman" w:cs="Times New Roman"/>
+          <w:sz w:val="28"/>
+          <w:szCs w:val="28"/>
+        </w:rPr>
+        <w:t xml:space="preserve">A joint family is a </w:t>
+      </w:r>
+      <w:r>
+        <w:rPr>
+          <w:rFonts w:ascii="Times New Roman" w:hAnsi="Times New Roman" w:cs="Times New Roman"/>
+          <w:sz w:val="28"/>
+          <w:szCs w:val="28"/>
+        </w:rPr>
+        <w:t>______________</w:t>
+      </w:r>
+      <w:r>
+        <w:rPr>
+          <w:rFonts w:ascii="Times New Roman" w:hAnsi="Times New Roman" w:cs="Times New Roman"/>
+          <w:sz w:val="28"/>
+          <w:szCs w:val="28"/>
+        </w:rPr>
+        <w:t xml:space="preserve"> family.</w:t>
+      </w:r>
+    </w:p>
+    <w:p>
+      <w:pPr>
+        <w:rPr>
+          <w:rFonts w:ascii="Times New Roman" w:hAnsi="Times New Roman" w:cs="Times New Roman"/>
+          <w:b/>
+          <w:bCs/>
+          <w:sz w:val="28"/>
+          <w:szCs w:val="28"/>
+        </w:rPr>
+      </w:pPr>
+      <w:r>
+        <w:rPr>
+          <w:rFonts w:ascii="Times New Roman" w:hAnsi="Times New Roman" w:cs="Times New Roman"/>
+          <w:b/>
+          <w:bCs/>
+          <w:sz w:val="28"/>
+          <w:szCs w:val="28"/>
+        </w:rPr>
+        <w:t>2.</w:t>
+      </w:r>
+      <w:r>
+        <w:rPr>
+          <w:rFonts w:ascii="Times New Roman" w:hAnsi="Times New Roman" w:cs="Times New Roman"/>
+          <w:b/>
+          <w:bCs/>
+          <w:sz w:val="28"/>
+          <w:szCs w:val="28"/>
+        </w:rPr>
+        <w:t xml:space="preserve"> </w:t>
+      </w:r>
+      <w:r>
+        <w:rPr>
+          <w:rFonts w:ascii="Times New Roman" w:hAnsi="Times New Roman" w:cs="Times New Roman"/>
+          <w:b/>
+          <w:bCs/>
+          <w:sz w:val="28"/>
+          <w:szCs w:val="28"/>
+        </w:rPr>
+        <w:t>Write “T” for true and “F” for false statement.</w:t>
+      </w:r>
+      <w:r>
+        <w:rPr>
+          <w:rFonts w:ascii="Times New Roman" w:hAnsi="Times New Roman" w:cs="Times New Roman"/>
+          <w:b/>
+          <w:bCs/>
+          <w:sz w:val="28"/>
+          <w:szCs w:val="28"/>
+        </w:rPr>
+        <w:tab/>
+      </w:r>
+      <w:r>
+        <w:rPr>
+          <w:rFonts w:ascii="Times New Roman" w:hAnsi="Times New Roman" w:cs="Times New Roman"/>
+          <w:b/>
+          <w:bCs/>
+          <w:sz w:val="28"/>
+          <w:szCs w:val="28"/>
+        </w:rPr>
+        <w:tab/>
+      </w:r>
+      <w:r>
+        <w:rPr>
+          <w:rFonts w:ascii="Times New Roman" w:hAnsi="Times New Roman" w:cs="Times New Roman"/>
+          <w:b/>
+          <w:bCs/>
+          <w:sz w:val="28"/>
+          <w:szCs w:val="28"/>
+        </w:rPr>
+        <w:tab/>
+      </w:r>
+      <w:r>
+        <w:rPr>
+          <w:rFonts w:ascii="Times New Roman" w:hAnsi="Times New Roman" w:cs="Times New Roman"/>
+          <w:b/>
+          <w:bCs/>
+          <w:sz w:val="28"/>
+          <w:szCs w:val="28"/>
+        </w:rPr>
+        <w:tab/>
+      </w:r>
+      <w:r>
+        <w:rPr>
+          <w:rFonts w:ascii="Times New Roman" w:hAnsi="Times New Roman" w:cs="Times New Roman"/>
+          <w:b/>
+          <w:bCs/>
+          <w:sz w:val="28"/>
+          <w:szCs w:val="28"/>
+        </w:rPr>
+        <w:tab/>
+      </w:r>
+      <w:r>
+        <w:rPr>
+          <w:rFonts w:ascii="Times New Roman" w:hAnsi="Times New Roman" w:cs="Times New Roman"/>
+          <w:b/>
+          <w:bCs/>
+          <w:sz w:val="28"/>
+          <w:szCs w:val="28"/>
+        </w:rPr>
+        <w:t>(4×1=4)</w:t>
+      </w:r>
+    </w:p>
+    <w:p>
+      <w:pPr>
+        <w:ind w:left="432"/>
+        <w:rPr>
+          <w:rFonts w:ascii="Times New Roman" w:hAnsi="Times New Roman" w:cs="Times New Roman"/>
+          <w:sz w:val="28"/>
+          <w:szCs w:val="28"/>
+        </w:rPr>
+      </w:pPr>
+      <w:r>
+        <w:rPr>
+          <w:rFonts w:ascii="Times New Roman" w:hAnsi="Times New Roman" w:cs="Times New Roman"/>
+          <w:b/>
+          <w:bCs/>
+          <w:noProof/>
+          <w:sz w:val="28"/>
+          <w:szCs w:val="28"/>
+        </w:rPr>
+        <mc:AlternateContent>
+          <mc:Choice Requires="wps">
+            <w:drawing>
+              <wp:anchor distT="0" distB="0" distL="114300" distR="114300" simplePos="0" relativeHeight="251633152" behindDoc="0" locked="0" layoutInCell="1" allowOverlap="1" wp14:anchorId="5AA9BB40" wp14:editId="256EB6B5">
+                <wp:simplePos x="0" y="0"/>
+                <wp:positionH relativeFrom="column">
+                  <wp:posOffset>1595120</wp:posOffset>
+                </wp:positionH>
+                <wp:positionV relativeFrom="paragraph">
+                  <wp:posOffset>635</wp:posOffset>
+                </wp:positionV>
+                <wp:extent cx="415925" cy="238125"/>
                 <wp:effectExtent l="0" t="0" r="22225" b="28575"/>
                 <wp:wrapNone/>
                 <wp:docPr id="4" name="Rectangle 4"/>
@@ -348,7 +1490,7 @@
                       <wps:spPr>
                         <a:xfrm>
                           <a:off x="0" y="0"/>
-                          <a:ext cx="416030" cy="238351"/>
+                          <a:ext cx="415925" cy="238125"/>
                         </a:xfrm>
                         <a:prstGeom prst="rect">
                           <a:avLst/>
@@ -396,7 +1538,7 @@
           </mc:Choice>
           <mc:Fallback>
             <w:pict>
-              <v:rect w14:anchorId="30E1C779" id="Rectangle 4" o:spid="_x0000_s1026" style="position:absolute;margin-left:109.15pt;margin-top:20.75pt;width:32.75pt;height:18.75pt;z-index:251633152;visibility:visible;mso-wrap-style:square;mso-width-percent:0;mso-height-percent:0;mso-wrap-distance-left:9pt;mso-wrap-distance-top:0;mso-wrap-distance-right:9pt;mso-wrap-distance-bottom:0;mso-position-horizontal:absolute;mso-position-horizontal-relative:text;mso-position-vertical:absolute;mso-position-vertical-relative:text;mso-width-percent:0;mso-height-percent:0;mso-width-relative:margin;mso-height-relative:margin;v-text-anchor:middle" o:gfxdata="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" filled="f" strokecolor="black [3213]" strokeweight="1pt"/>
+              <v:rect w14:anchorId="4B9D5A8A" id="Rectangle 4" o:spid="_x0000_s1026" style="position:absolute;margin-left:125.6pt;margin-top:.05pt;width:32.75pt;height:18.75pt;z-index:251633152;visibility:visible;mso-wrap-style:square;mso-width-percent:0;mso-height-percent:0;mso-wrap-distance-left:9pt;mso-wrap-distance-top:0;mso-wrap-distance-right:9pt;mso-wrap-distance-bottom:0;mso-position-horizontal:absolute;mso-position-horizontal-relative:text;mso-position-vertical:absolute;mso-position-vertical-relative:text;mso-width-percent:0;mso-height-percent:0;mso-width-relative:margin;mso-height-relative:margin;v-text-anchor:middle" o:gfxdata="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" filled="f" strokecolor="black [3213]" strokeweight="1pt"/>
             </w:pict>
           </mc:Fallback>
         </mc:AlternateContent>
@@ -404,49 +1546,31 @@
       <w:r>
         <w:rPr>
           <w:rFonts w:ascii="Times New Roman" w:hAnsi="Times New Roman" w:cs="Times New Roman"/>
-          <w:b/>
-          <w:bCs/>
-          <w:sz w:val="28"/>
-          <w:szCs w:val="28"/>
-        </w:rPr>
-        <w:t>2.</w:t>
-      </w:r>
-      <w:r>
-        <w:rPr>
-          <w:rFonts w:ascii="Times New Roman" w:hAnsi="Times New Roman" w:cs="Times New Roman"/>
-          <w:b/>
-          <w:bCs/>
-          <w:sz w:val="28"/>
-          <w:szCs w:val="28"/>
-        </w:rPr>
-        <w:t xml:space="preserve">Write “T” for true and “F” for false </w:t>
-      </w:r>
-      <w:proofErr w:type="gramStart"/>
-      <w:r>
-        <w:rPr>
-          <w:rFonts w:ascii="Times New Roman" w:hAnsi="Times New Roman" w:cs="Times New Roman"/>
-          <w:b/>
-          <w:bCs/>
-          <w:sz w:val="28"/>
-          <w:szCs w:val="28"/>
-        </w:rPr>
-        <w:t>statement .</w:t>
-      </w:r>
-      <w:proofErr w:type="gramEnd"/>
-      <w:r>
-        <w:rPr>
-          <w:rFonts w:ascii="Times New Roman" w:hAnsi="Times New Roman" w:cs="Times New Roman"/>
-          <w:b/>
-          <w:bCs/>
-          <w:sz w:val="28"/>
-          <w:szCs w:val="28"/>
-        </w:rPr>
-        <w:t>(4×1=4)</w:t>
+          <w:sz w:val="28"/>
+          <w:szCs w:val="28"/>
+        </w:rPr>
+        <w:t>a.</w:t>
+      </w:r>
+      <w:r>
+        <w:rPr>
+          <w:rFonts w:ascii="Times New Roman" w:hAnsi="Times New Roman" w:cs="Times New Roman"/>
+          <w:sz w:val="28"/>
+          <w:szCs w:val="28"/>
+        </w:rPr>
+        <w:t xml:space="preserve"> </w:t>
+      </w:r>
+      <w:r>
+        <w:rPr>
+          <w:rFonts w:ascii="Times New Roman" w:hAnsi="Times New Roman" w:cs="Times New Roman"/>
+          <w:sz w:val="28"/>
+          <w:szCs w:val="28"/>
+        </w:rPr>
+        <w:t>Hens lay eggs.</w:t>
       </w:r>
     </w:p>
     <w:p>
       <w:pPr>
-        <w:ind w:left="288"/>
+        <w:ind w:left="432"/>
         <w:rPr>
           <w:rFonts w:ascii="Times New Roman" w:hAnsi="Times New Roman" w:cs="Times New Roman"/>
           <w:sz w:val="28"/>
@@ -465,13 +1589,98 @@
         <mc:AlternateContent>
           <mc:Choice Requires="wps">
             <w:drawing>
-              <wp:anchor distT="0" distB="0" distL="114300" distR="114300" simplePos="0" relativeHeight="251640320" behindDoc="0" locked="0" layoutInCell="1" allowOverlap="1" wp14:anchorId="53F11F09" wp14:editId="0BFCF679">
+              <wp:anchor distT="0" distB="0" distL="114300" distR="114300" simplePos="0" relativeHeight="251645440" behindDoc="0" locked="0" layoutInCell="1" allowOverlap="1" wp14:anchorId="5255BCFC" wp14:editId="0D7776C0">
                 <wp:simplePos x="0" y="0"/>
                 <wp:positionH relativeFrom="column">
-                  <wp:posOffset>2869036</wp:posOffset>
+                  <wp:posOffset>2565400</wp:posOffset>
                 </wp:positionH>
                 <wp:positionV relativeFrom="paragraph">
-                  <wp:posOffset>284850</wp:posOffset>
+                  <wp:posOffset>328930</wp:posOffset>
+                </wp:positionV>
+                <wp:extent cx="415925" cy="238125"/>
+                <wp:effectExtent l="0" t="0" r="22225" b="28575"/>
+                <wp:wrapNone/>
+                <wp:docPr id="6" name="Rectangle 6"/>
+                <wp:cNvGraphicFramePr/>
+                <a:graphic xmlns:a="http://schemas.openxmlformats.org/drawingml/2006/main">
+                  <a:graphicData uri="http://schemas.microsoft.com/office/word/2010/wordprocessingShape">
+                    <wps:wsp>
+                      <wps:cNvSpPr/>
+                      <wps:spPr>
+                        <a:xfrm>
+                          <a:off x="0" y="0"/>
+                          <a:ext cx="415925" cy="238125"/>
+                        </a:xfrm>
+                        <a:prstGeom prst="rect">
+                          <a:avLst/>
+                        </a:prstGeom>
+                        <a:noFill/>
+                        <a:ln>
+                          <a:solidFill>
+                            <a:schemeClr val="tx1"/>
+                          </a:solidFill>
+                        </a:ln>
+                      </wps:spPr>
+                      <wps:style>
+                        <a:lnRef idx="2">
+                          <a:schemeClr val="accent1">
+                            <a:shade val="50000"/>
+                          </a:schemeClr>
+                        </a:lnRef>
+                        <a:fillRef idx="1">
+                          <a:schemeClr val="accent1"/>
+                        </a:fillRef>
+                        <a:effectRef idx="0">
+                          <a:schemeClr val="accent1"/>
+                        </a:effectRef>
+                        <a:fontRef idx="minor">
+                          <a:schemeClr val="lt1"/>
+                        </a:fontRef>
+                      </wps:style>
+                      <wps:bodyPr rot="0" spcFirstLastPara="0" vertOverflow="overflow" horzOverflow="overflow" vert="horz" wrap="square" lIns="91440" tIns="45720" rIns="91440" bIns="45720" numCol="1" spcCol="0" rtlCol="0" fromWordArt="0" anchor="ctr" anchorCtr="0" forceAA="0" compatLnSpc="1">
+                        <a:prstTxWarp prst="textNoShape">
+                          <a:avLst/>
+                        </a:prstTxWarp>
+                        <a:noAutofit/>
+                      </wps:bodyPr>
+                    </wps:wsp>
+                  </a:graphicData>
+                </a:graphic>
+                <wp14:sizeRelH relativeFrom="margin">
+                  <wp14:pctWidth>0</wp14:pctWidth>
+                </wp14:sizeRelH>
+                <wp14:sizeRelV relativeFrom="margin">
+                  <wp14:pctHeight>0</wp14:pctHeight>
+                </wp14:sizeRelV>
+              </wp:anchor>
+            </w:drawing>
+          </mc:Choice>
+          <mc:Fallback>
+            <w:pict>
+              <v:rect w14:anchorId="45C81BA6" id="Rectangle 6" o:spid="_x0000_s1026" style="position:absolute;margin-left:202pt;margin-top:25.9pt;width:32.75pt;height:18.75pt;z-index:251645440;visibility:visible;mso-wrap-style:square;mso-width-percent:0;mso-height-percent:0;mso-wrap-distance-left:9pt;mso-wrap-distance-top:0;mso-wrap-distance-right:9pt;mso-wrap-distance-bottom:0;mso-position-horizontal:absolute;mso-position-horizontal-relative:text;mso-position-vertical:absolute;mso-position-vertical-relative:text;mso-width-percent:0;mso-height-percent:0;mso-width-relative:margin;mso-height-relative:margin;v-text-anchor:middle" o:gfxdata="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" filled="f" strokecolor="black [3213]" strokeweight="1pt"/>
+            </w:pict>
+          </mc:Fallback>
+        </mc:AlternateContent>
+      </w:r>
+      <w:r>
+        <w:rPr>
+          <w:rFonts w:ascii="Times New Roman" w:hAnsi="Times New Roman" w:cs="Times New Roman"/>
+          <w:b/>
+          <w:bCs/>
+          <w:noProof/>
+          <w:sz w:val="28"/>
+          <w:szCs w:val="28"/>
+        </w:rPr>
+        <mc:AlternateContent>
+          <mc:Choice Requires="wps">
+            <w:drawing>
+              <wp:anchor distT="0" distB="0" distL="114300" distR="114300" simplePos="0" relativeHeight="251640320" behindDoc="0" locked="0" layoutInCell="1" allowOverlap="1" wp14:anchorId="53F11F09" wp14:editId="5253AFA6">
+                <wp:simplePos x="0" y="0"/>
+                <wp:positionH relativeFrom="column">
+                  <wp:posOffset>3068955</wp:posOffset>
+                </wp:positionH>
+                <wp:positionV relativeFrom="paragraph">
+                  <wp:posOffset>12700</wp:posOffset>
                 </wp:positionV>
                 <wp:extent cx="416030" cy="238351"/>
                 <wp:effectExtent l="0" t="0" r="22225" b="28575"/>
@@ -533,43 +1742,117 @@
           </mc:Choice>
           <mc:Fallback>
             <w:pict>
-              <v:rect w14:anchorId="3C1D33AB" id="Rectangle 5" o:spid="_x0000_s1026" style="position:absolute;margin-left:225.9pt;margin-top:22.45pt;width:32.75pt;height:18.75pt;z-index:251640320;visibility:visible;mso-wrap-style:square;mso-width-percent:0;mso-height-percent:0;mso-wrap-distance-left:9pt;mso-wrap-distance-top:0;mso-wrap-distance-right:9pt;mso-wrap-distance-bottom:0;mso-position-horizontal:absolute;mso-position-horizontal-relative:text;mso-position-vertical:absolute;mso-position-vertical-relative:text;mso-width-percent:0;mso-height-percent:0;mso-width-relative:margin;mso-height-relative:margin;v-text-anchor:middle" o:gfxdata="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" filled="f" strokecolor="black [3213]" strokeweight="1pt"/>
+              <v:rect w14:anchorId="3E320D4E" id="Rectangle 5" o:spid="_x0000_s1026" style="position:absolute;margin-left:241.65pt;margin-top:1pt;width:32.75pt;height:18.75pt;z-index:251640320;visibility:visible;mso-wrap-style:square;mso-width-percent:0;mso-height-percent:0;mso-wrap-distance-left:9pt;mso-wrap-distance-top:0;mso-wrap-distance-right:9pt;mso-wrap-distance-bottom:0;mso-position-horizontal:absolute;mso-position-horizontal-relative:text;mso-position-vertical:absolute;mso-position-vertical-relative:text;mso-width-percent:0;mso-height-percent:0;mso-width-relative:margin;mso-height-relative:margin;v-text-anchor:middle" o:gfxdata="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" filled="f" strokecolor="black [3213]" strokeweight="1pt"/>
             </w:pict>
           </mc:Fallback>
         </mc:AlternateContent>
       </w:r>
+      <w:r>
+        <w:rPr>
+          <w:rFonts w:ascii="Times New Roman" w:hAnsi="Times New Roman" w:cs="Times New Roman"/>
+          <w:sz w:val="28"/>
+          <w:szCs w:val="28"/>
+        </w:rPr>
+        <w:t>b.</w:t>
+      </w:r>
+      <w:r>
+        <w:rPr>
+          <w:rFonts w:ascii="Times New Roman" w:hAnsi="Times New Roman" w:cs="Times New Roman"/>
+          <w:sz w:val="28"/>
+          <w:szCs w:val="28"/>
+        </w:rPr>
+        <w:t xml:space="preserve"> </w:t>
+      </w:r>
+      <w:r>
+        <w:rPr>
+          <w:rFonts w:ascii="Times New Roman" w:hAnsi="Times New Roman" w:cs="Times New Roman"/>
+          <w:sz w:val="28"/>
+          <w:szCs w:val="28"/>
+        </w:rPr>
+        <w:t xml:space="preserve">The </w:t>
+      </w:r>
       <w:proofErr w:type="spellStart"/>
-      <w:proofErr w:type="gramStart"/>
-      <w:r>
-        <w:rPr>
-          <w:rFonts w:ascii="Times New Roman" w:hAnsi="Times New Roman" w:cs="Times New Roman"/>
-          <w:sz w:val="28"/>
-          <w:szCs w:val="28"/>
-        </w:rPr>
-        <w:t>a.</w:t>
-      </w:r>
-      <w:r>
-        <w:rPr>
-          <w:rFonts w:ascii="Times New Roman" w:hAnsi="Times New Roman" w:cs="Times New Roman"/>
-          <w:sz w:val="28"/>
-          <w:szCs w:val="28"/>
-        </w:rPr>
-        <w:t>Hens</w:t>
+      <w:r>
+        <w:rPr>
+          <w:rFonts w:ascii="Times New Roman" w:hAnsi="Times New Roman" w:cs="Times New Roman"/>
+          <w:sz w:val="28"/>
+          <w:szCs w:val="28"/>
+        </w:rPr>
+        <w:t>Rapti</w:t>
       </w:r>
       <w:proofErr w:type="spellEnd"/>
-      <w:proofErr w:type="gramEnd"/>
-      <w:r>
-        <w:rPr>
-          <w:rFonts w:ascii="Times New Roman" w:hAnsi="Times New Roman" w:cs="Times New Roman"/>
-          <w:sz w:val="28"/>
-          <w:szCs w:val="28"/>
-        </w:rPr>
-        <w:t xml:space="preserve"> lay eggs.</w:t>
+      <w:r>
+        <w:rPr>
+          <w:rFonts w:ascii="Times New Roman" w:hAnsi="Times New Roman" w:cs="Times New Roman"/>
+          <w:sz w:val="28"/>
+          <w:szCs w:val="28"/>
+        </w:rPr>
+        <w:t xml:space="preserve"> river flows </w:t>
+      </w:r>
+      <w:r>
+        <w:rPr>
+          <w:rFonts w:ascii="Times New Roman" w:hAnsi="Times New Roman" w:cs="Times New Roman"/>
+          <w:sz w:val="28"/>
+          <w:szCs w:val="28"/>
+        </w:rPr>
+        <w:t xml:space="preserve">near </w:t>
+      </w:r>
+      <w:proofErr w:type="spellStart"/>
+      <w:r>
+        <w:rPr>
+          <w:rFonts w:ascii="Times New Roman" w:hAnsi="Times New Roman" w:cs="Times New Roman"/>
+          <w:sz w:val="28"/>
+          <w:szCs w:val="28"/>
+        </w:rPr>
+        <w:t>Sauraha</w:t>
+      </w:r>
+      <w:proofErr w:type="spellEnd"/>
+      <w:r>
+        <w:rPr>
+          <w:rFonts w:ascii="Times New Roman" w:hAnsi="Times New Roman" w:cs="Times New Roman"/>
+          <w:sz w:val="28"/>
+          <w:szCs w:val="28"/>
+        </w:rPr>
+        <w:t>.</w:t>
       </w:r>
     </w:p>
     <w:p>
       <w:pPr>
-        <w:ind w:left="288"/>
+        <w:ind w:left="432"/>
+        <w:rPr>
+          <w:rFonts w:ascii="Times New Roman" w:hAnsi="Times New Roman" w:cs="Times New Roman"/>
+          <w:sz w:val="28"/>
+          <w:szCs w:val="28"/>
+        </w:rPr>
+      </w:pPr>
+      <w:r>
+        <w:rPr>
+          <w:rFonts w:ascii="Times New Roman" w:hAnsi="Times New Roman" w:cs="Times New Roman"/>
+          <w:sz w:val="28"/>
+          <w:szCs w:val="28"/>
+        </w:rPr>
+        <w:t>c.</w:t>
+      </w:r>
+      <w:r>
+        <w:rPr>
+          <w:rFonts w:ascii="Times New Roman" w:hAnsi="Times New Roman" w:cs="Times New Roman"/>
+          <w:sz w:val="28"/>
+          <w:szCs w:val="28"/>
+        </w:rPr>
+        <w:t xml:space="preserve"> </w:t>
+      </w:r>
+      <w:r>
+        <w:rPr>
+          <w:rFonts w:ascii="Times New Roman" w:hAnsi="Times New Roman" w:cs="Times New Roman"/>
+          <w:sz w:val="28"/>
+          <w:szCs w:val="28"/>
+        </w:rPr>
+        <w:t>Dog gives us milk and meat.</w:t>
+      </w:r>
+    </w:p>
+    <w:p>
+      <w:pPr>
+        <w:ind w:left="432"/>
         <w:rPr>
           <w:rFonts w:ascii="Times New Roman" w:hAnsi="Times New Roman" w:cs="Times New Roman"/>
           <w:sz w:val="28"/>
@@ -588,180 +1871,13 @@
         <mc:AlternateContent>
           <mc:Choice Requires="wps">
             <w:drawing>
-              <wp:anchor distT="0" distB="0" distL="114300" distR="114300" simplePos="0" relativeHeight="251645440" behindDoc="0" locked="0" layoutInCell="1" allowOverlap="1" wp14:anchorId="5255BCFC" wp14:editId="72514DE7">
+              <wp:anchor distT="0" distB="0" distL="114300" distR="114300" simplePos="0" relativeHeight="251647488" behindDoc="0" locked="0" layoutInCell="1" allowOverlap="1" wp14:anchorId="4390AE31" wp14:editId="4DF9556F">
                 <wp:simplePos x="0" y="0"/>
                 <wp:positionH relativeFrom="column">
-                  <wp:posOffset>2375087</wp:posOffset>
+                  <wp:posOffset>3257550</wp:posOffset>
                 </wp:positionH>
                 <wp:positionV relativeFrom="paragraph">
-                  <wp:posOffset>262839</wp:posOffset>
-                </wp:positionV>
-                <wp:extent cx="416030" cy="238351"/>
-                <wp:effectExtent l="0" t="0" r="22225" b="28575"/>
-                <wp:wrapNone/>
-                <wp:docPr id="6" name="Rectangle 6"/>
-                <wp:cNvGraphicFramePr/>
-                <a:graphic xmlns:a="http://schemas.openxmlformats.org/drawingml/2006/main">
-                  <a:graphicData uri="http://schemas.microsoft.com/office/word/2010/wordprocessingShape">
-                    <wps:wsp>
-                      <wps:cNvSpPr/>
-                      <wps:spPr>
-                        <a:xfrm>
-                          <a:off x="0" y="0"/>
-                          <a:ext cx="416030" cy="238351"/>
-                        </a:xfrm>
-                        <a:prstGeom prst="rect">
-                          <a:avLst/>
-                        </a:prstGeom>
-                        <a:noFill/>
-                        <a:ln>
-                          <a:solidFill>
-                            <a:schemeClr val="tx1"/>
-                          </a:solidFill>
-                        </a:ln>
-                      </wps:spPr>
-                      <wps:style>
-                        <a:lnRef idx="2">
-                          <a:schemeClr val="accent1">
-                            <a:shade val="50000"/>
-                          </a:schemeClr>
-                        </a:lnRef>
-                        <a:fillRef idx="1">
-                          <a:schemeClr val="accent1"/>
-                        </a:fillRef>
-                        <a:effectRef idx="0">
-                          <a:schemeClr val="accent1"/>
-                        </a:effectRef>
-                        <a:fontRef idx="minor">
-                          <a:schemeClr val="lt1"/>
-                        </a:fontRef>
-                      </wps:style>
-                      <wps:bodyPr rot="0" spcFirstLastPara="0" vertOverflow="overflow" horzOverflow="overflow" vert="horz" wrap="square" lIns="91440" tIns="45720" rIns="91440" bIns="45720" numCol="1" spcCol="0" rtlCol="0" fromWordArt="0" anchor="ctr" anchorCtr="0" forceAA="0" compatLnSpc="1">
-                        <a:prstTxWarp prst="textNoShape">
-                          <a:avLst/>
-                        </a:prstTxWarp>
-                        <a:noAutofit/>
-                      </wps:bodyPr>
-                    </wps:wsp>
-                  </a:graphicData>
-                </a:graphic>
-                <wp14:sizeRelH relativeFrom="margin">
-                  <wp14:pctWidth>0</wp14:pctWidth>
-                </wp14:sizeRelH>
-                <wp14:sizeRelV relativeFrom="margin">
-                  <wp14:pctHeight>0</wp14:pctHeight>
-                </wp14:sizeRelV>
-              </wp:anchor>
-            </w:drawing>
-          </mc:Choice>
-          <mc:Fallback>
-            <w:pict>
-              <v:rect w14:anchorId="70D66BE8" id="Rectangle 6" o:spid="_x0000_s1026" style="position:absolute;margin-left:187pt;margin-top:20.7pt;width:32.75pt;height:18.75pt;z-index:251645440;visibility:visible;mso-wrap-style:square;mso-width-percent:0;mso-height-percent:0;mso-wrap-distance-left:9pt;mso-wrap-distance-top:0;mso-wrap-distance-right:9pt;mso-wrap-distance-bottom:0;mso-position-horizontal:absolute;mso-position-horizontal-relative:text;mso-position-vertical:absolute;mso-position-vertical-relative:text;mso-width-percent:0;mso-height-percent:0;mso-width-relative:margin;mso-height-relative:margin;v-text-anchor:middle" o:gfxdata="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" filled="f" strokecolor="black [3213]" strokeweight="1pt"/>
-            </w:pict>
-          </mc:Fallback>
-        </mc:AlternateContent>
-      </w:r>
-      <w:proofErr w:type="spellStart"/>
-      <w:proofErr w:type="gramStart"/>
-      <w:r>
-        <w:rPr>
-          <w:rFonts w:ascii="Times New Roman" w:hAnsi="Times New Roman" w:cs="Times New Roman"/>
-          <w:sz w:val="28"/>
-          <w:szCs w:val="28"/>
-        </w:rPr>
-        <w:t>b.</w:t>
-      </w:r>
-      <w:r>
-        <w:rPr>
-          <w:rFonts w:ascii="Times New Roman" w:hAnsi="Times New Roman" w:cs="Times New Roman"/>
-          <w:sz w:val="28"/>
-          <w:szCs w:val="28"/>
-        </w:rPr>
-        <w:t>The</w:t>
-      </w:r>
-      <w:proofErr w:type="spellEnd"/>
-      <w:proofErr w:type="gramEnd"/>
-      <w:r>
-        <w:rPr>
-          <w:rFonts w:ascii="Times New Roman" w:hAnsi="Times New Roman" w:cs="Times New Roman"/>
-          <w:sz w:val="28"/>
-          <w:szCs w:val="28"/>
-        </w:rPr>
-        <w:t xml:space="preserve"> </w:t>
-      </w:r>
-      <w:proofErr w:type="spellStart"/>
-      <w:r>
-        <w:rPr>
-          <w:rFonts w:ascii="Times New Roman" w:hAnsi="Times New Roman" w:cs="Times New Roman"/>
-          <w:sz w:val="28"/>
-          <w:szCs w:val="28"/>
-        </w:rPr>
-        <w:t>Rapti</w:t>
-      </w:r>
-      <w:proofErr w:type="spellEnd"/>
-      <w:r>
-        <w:rPr>
-          <w:rFonts w:ascii="Times New Roman" w:hAnsi="Times New Roman" w:cs="Times New Roman"/>
-          <w:sz w:val="28"/>
-          <w:szCs w:val="28"/>
-        </w:rPr>
-        <w:t xml:space="preserve"> river flows </w:t>
-      </w:r>
-      <w:r>
-        <w:rPr>
-          <w:rFonts w:ascii="Times New Roman" w:hAnsi="Times New Roman" w:cs="Times New Roman"/>
-          <w:sz w:val="28"/>
-          <w:szCs w:val="28"/>
-        </w:rPr>
-        <w:t xml:space="preserve">near </w:t>
-      </w:r>
-      <w:proofErr w:type="spellStart"/>
-      <w:r>
-        <w:rPr>
-          <w:rFonts w:ascii="Times New Roman" w:hAnsi="Times New Roman" w:cs="Times New Roman"/>
-          <w:sz w:val="28"/>
-          <w:szCs w:val="28"/>
-        </w:rPr>
-        <w:t>Sauraha</w:t>
-      </w:r>
-      <w:proofErr w:type="spellEnd"/>
-      <w:r>
-        <w:rPr>
-          <w:rFonts w:ascii="Times New Roman" w:hAnsi="Times New Roman" w:cs="Times New Roman"/>
-          <w:sz w:val="28"/>
-          <w:szCs w:val="28"/>
-        </w:rPr>
-        <w:t>.</w:t>
-      </w:r>
-    </w:p>
-    <w:p>
-      <w:pPr>
-        <w:ind w:left="288"/>
-        <w:rPr>
-          <w:rFonts w:ascii="Times New Roman" w:hAnsi="Times New Roman" w:cs="Times New Roman"/>
-          <w:sz w:val="28"/>
-          <w:szCs w:val="28"/>
-        </w:rPr>
-      </w:pPr>
-      <w:r>
-        <w:rPr>
-          <w:rFonts w:ascii="Times New Roman" w:hAnsi="Times New Roman" w:cs="Times New Roman"/>
-          <w:b/>
-          <w:bCs/>
-          <w:noProof/>
-          <w:sz w:val="28"/>
-          <w:szCs w:val="28"/>
-        </w:rPr>
-        <mc:AlternateContent>
-          <mc:Choice Requires="wps">
-            <w:drawing>
-              <wp:anchor distT="0" distB="0" distL="114300" distR="114300" simplePos="0" relativeHeight="251647488" behindDoc="0" locked="0" layoutInCell="1" allowOverlap="1" wp14:anchorId="4390AE31" wp14:editId="6D15D939">
-                <wp:simplePos x="0" y="0"/>
-                <wp:positionH relativeFrom="column">
-                  <wp:posOffset>3146563</wp:posOffset>
-                </wp:positionH>
-                <wp:positionV relativeFrom="paragraph">
-                  <wp:posOffset>284164</wp:posOffset>
+                  <wp:posOffset>12065</wp:posOffset>
                 </wp:positionV>
                 <wp:extent cx="416030" cy="238351"/>
                 <wp:effectExtent l="0" t="0" r="22225" b="28575"/>
@@ -823,11 +1939,35 @@
           </mc:Choice>
           <mc:Fallback>
             <w:pict>
-              <v:rect w14:anchorId="5A5E60A2" id="Rectangle 7" o:spid="_x0000_s1026" style="position:absolute;margin-left:247.75pt;margin-top:22.4pt;width:32.75pt;height:18.75pt;z-index:251647488;visibility:visible;mso-wrap-style:square;mso-width-percent:0;mso-height-percent:0;mso-wrap-distance-left:9pt;mso-wrap-distance-top:0;mso-wrap-distance-right:9pt;mso-wrap-distance-bottom:0;mso-position-horizontal:absolute;mso-position-horizontal-relative:text;mso-position-vertical:absolute;mso-position-vertical-relative:text;mso-width-percent:0;mso-height-percent:0;mso-width-relative:margin;mso-height-relative:margin;v-text-anchor:middle" o:gfxdata="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" filled="f" strokecolor="black [3213]" strokeweight="1pt"/>
+              <v:rect w14:anchorId="7EBEC322" id="Rectangle 7" o:spid="_x0000_s1026" style="position:absolute;margin-left:256.5pt;margin-top:.95pt;width:32.75pt;height:18.75pt;z-index:251647488;visibility:visible;mso-wrap-style:square;mso-width-percent:0;mso-height-percent:0;mso-wrap-distance-left:9pt;mso-wrap-distance-top:0;mso-wrap-distance-right:9pt;mso-wrap-distance-bottom:0;mso-position-horizontal:absolute;mso-position-horizontal-relative:text;mso-position-vertical:absolute;mso-position-vertical-relative:text;mso-width-percent:0;mso-height-percent:0;mso-width-relative:margin;mso-height-relative:margin;v-text-anchor:middle" o:gfxdata="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" filled="f" strokecolor="black [3213]" strokeweight="1pt"/>
             </w:pict>
           </mc:Fallback>
         </mc:AlternateContent>
       </w:r>
+      <w:r>
+        <w:rPr>
+          <w:rFonts w:ascii="Times New Roman" w:hAnsi="Times New Roman" w:cs="Times New Roman"/>
+          <w:sz w:val="28"/>
+          <w:szCs w:val="28"/>
+        </w:rPr>
+        <w:t>d.</w:t>
+      </w:r>
+      <w:r>
+        <w:rPr>
+          <w:rFonts w:ascii="Times New Roman" w:hAnsi="Times New Roman" w:cs="Times New Roman"/>
+          <w:sz w:val="28"/>
+          <w:szCs w:val="28"/>
+        </w:rPr>
+        <w:t xml:space="preserve"> </w:t>
+      </w:r>
+      <w:r>
+        <w:rPr>
+          <w:rFonts w:ascii="Times New Roman" w:hAnsi="Times New Roman" w:cs="Times New Roman"/>
+          <w:sz w:val="28"/>
+          <w:szCs w:val="28"/>
+        </w:rPr>
+        <w:t xml:space="preserve">Tourists come to </w:t>
+      </w:r>
       <w:proofErr w:type="spellStart"/>
       <w:r>
         <w:rPr>
@@ -835,15 +1975,7 @@
           <w:sz w:val="28"/>
           <w:szCs w:val="28"/>
         </w:rPr>
-        <w:t>c.</w:t>
-      </w:r>
-      <w:r>
-        <w:rPr>
-          <w:rFonts w:ascii="Times New Roman" w:hAnsi="Times New Roman" w:cs="Times New Roman"/>
-          <w:sz w:val="28"/>
-          <w:szCs w:val="28"/>
-        </w:rPr>
-        <w:t>Dog</w:t>
+        <w:t>Sauraha</w:t>
       </w:r>
       <w:proofErr w:type="spellEnd"/>
       <w:r>
@@ -852,434 +1984,511 @@
           <w:sz w:val="28"/>
           <w:szCs w:val="28"/>
         </w:rPr>
-        <w:t xml:space="preserve"> gives us milk and meat.</w:t>
+        <w:t xml:space="preserve"> for snowfall.</w:t>
       </w:r>
     </w:p>
     <w:p>
       <w:pPr>
-        <w:ind w:left="288"/>
-        <w:rPr>
-          <w:rFonts w:ascii="Times New Roman" w:hAnsi="Times New Roman" w:cs="Times New Roman"/>
-          <w:sz w:val="28"/>
-          <w:szCs w:val="28"/>
-        </w:rPr>
-      </w:pPr>
-      <w:proofErr w:type="spellStart"/>
-      <w:r>
-        <w:rPr>
-          <w:rFonts w:ascii="Times New Roman" w:hAnsi="Times New Roman" w:cs="Times New Roman"/>
-          <w:sz w:val="28"/>
-          <w:szCs w:val="28"/>
-        </w:rPr>
-        <w:t>d.</w:t>
-      </w:r>
-      <w:r>
-        <w:rPr>
-          <w:rFonts w:ascii="Times New Roman" w:hAnsi="Times New Roman" w:cs="Times New Roman"/>
-          <w:sz w:val="28"/>
-          <w:szCs w:val="28"/>
-        </w:rPr>
-        <w:t>Tourists</w:t>
-      </w:r>
-      <w:proofErr w:type="spellEnd"/>
-      <w:r>
-        <w:rPr>
-          <w:rFonts w:ascii="Times New Roman" w:hAnsi="Times New Roman" w:cs="Times New Roman"/>
-          <w:sz w:val="28"/>
-          <w:szCs w:val="28"/>
-        </w:rPr>
-        <w:t xml:space="preserve"> come to </w:t>
-      </w:r>
-      <w:proofErr w:type="spellStart"/>
-      <w:r>
-        <w:rPr>
-          <w:rFonts w:ascii="Times New Roman" w:hAnsi="Times New Roman" w:cs="Times New Roman"/>
-          <w:sz w:val="28"/>
-          <w:szCs w:val="28"/>
-        </w:rPr>
-        <w:t>Sauraha</w:t>
-      </w:r>
-      <w:proofErr w:type="spellEnd"/>
-      <w:r>
-        <w:rPr>
-          <w:rFonts w:ascii="Times New Roman" w:hAnsi="Times New Roman" w:cs="Times New Roman"/>
-          <w:sz w:val="28"/>
-          <w:szCs w:val="28"/>
-        </w:rPr>
-        <w:t xml:space="preserve"> for </w:t>
-      </w:r>
-      <w:proofErr w:type="gramStart"/>
-      <w:r>
-        <w:rPr>
-          <w:rFonts w:ascii="Times New Roman" w:hAnsi="Times New Roman" w:cs="Times New Roman"/>
-          <w:sz w:val="28"/>
-          <w:szCs w:val="28"/>
-        </w:rPr>
-        <w:t>snowfall .</w:t>
-      </w:r>
-      <w:proofErr w:type="gramEnd"/>
+        <w:rPr>
+          <w:rFonts w:ascii="Times New Roman" w:hAnsi="Times New Roman" w:cs="Times New Roman"/>
+          <w:b/>
+          <w:bCs/>
+          <w:sz w:val="28"/>
+          <w:szCs w:val="28"/>
+        </w:rPr>
+      </w:pPr>
+      <w:r>
+        <w:rPr>
+          <w:rFonts w:ascii="Times New Roman" w:hAnsi="Times New Roman" w:cs="Times New Roman"/>
+          <w:b/>
+          <w:bCs/>
+          <w:sz w:val="28"/>
+          <w:szCs w:val="28"/>
+        </w:rPr>
+        <w:t>3.</w:t>
+      </w:r>
+      <w:r>
+        <w:rPr>
+          <w:rFonts w:ascii="Times New Roman" w:hAnsi="Times New Roman" w:cs="Times New Roman"/>
+          <w:b/>
+          <w:bCs/>
+          <w:sz w:val="28"/>
+          <w:szCs w:val="28"/>
+        </w:rPr>
+        <w:t>Write any 2 examples of the following</w:t>
+      </w:r>
+      <w:r>
+        <w:rPr>
+          <w:rFonts w:ascii="Times New Roman" w:hAnsi="Times New Roman" w:cs="Times New Roman"/>
+          <w:b/>
+          <w:bCs/>
+          <w:sz w:val="28"/>
+          <w:szCs w:val="28"/>
+        </w:rPr>
+        <w:t>.</w:t>
+      </w:r>
+      <w:r>
+        <w:rPr>
+          <w:rFonts w:ascii="Times New Roman" w:hAnsi="Times New Roman" w:cs="Times New Roman"/>
+          <w:b/>
+          <w:bCs/>
+          <w:sz w:val="28"/>
+          <w:szCs w:val="28"/>
+        </w:rPr>
+        <w:tab/>
+      </w:r>
+      <w:r>
+        <w:rPr>
+          <w:rFonts w:ascii="Times New Roman" w:hAnsi="Times New Roman" w:cs="Times New Roman"/>
+          <w:b/>
+          <w:bCs/>
+          <w:sz w:val="28"/>
+          <w:szCs w:val="28"/>
+        </w:rPr>
+        <w:tab/>
+      </w:r>
+      <w:r>
+        <w:rPr>
+          <w:rFonts w:ascii="Times New Roman" w:hAnsi="Times New Roman" w:cs="Times New Roman"/>
+          <w:b/>
+          <w:bCs/>
+          <w:sz w:val="28"/>
+          <w:szCs w:val="28"/>
+        </w:rPr>
+        <w:tab/>
+      </w:r>
+      <w:r>
+        <w:rPr>
+          <w:rFonts w:ascii="Times New Roman" w:hAnsi="Times New Roman" w:cs="Times New Roman"/>
+          <w:b/>
+          <w:bCs/>
+          <w:sz w:val="28"/>
+          <w:szCs w:val="28"/>
+        </w:rPr>
+        <w:tab/>
+      </w:r>
+      <w:r>
+        <w:rPr>
+          <w:rFonts w:ascii="Times New Roman" w:hAnsi="Times New Roman" w:cs="Times New Roman"/>
+          <w:b/>
+          <w:bCs/>
+          <w:sz w:val="28"/>
+          <w:szCs w:val="28"/>
+        </w:rPr>
+        <w:tab/>
+      </w:r>
+      <w:r>
+        <w:rPr>
+          <w:rFonts w:ascii="Times New Roman" w:hAnsi="Times New Roman" w:cs="Times New Roman"/>
+          <w:b/>
+          <w:bCs/>
+          <w:sz w:val="28"/>
+          <w:szCs w:val="28"/>
+        </w:rPr>
+        <w:tab/>
+      </w:r>
+      <w:r>
+        <w:rPr>
+          <w:rFonts w:ascii="Times New Roman" w:hAnsi="Times New Roman" w:cs="Times New Roman"/>
+          <w:b/>
+          <w:bCs/>
+          <w:sz w:val="28"/>
+          <w:szCs w:val="28"/>
+        </w:rPr>
+        <w:tab/>
+      </w:r>
+      <w:r>
+        <w:rPr>
+          <w:rFonts w:ascii="Times New Roman" w:hAnsi="Times New Roman" w:cs="Times New Roman"/>
+          <w:b/>
+          <w:bCs/>
+          <w:sz w:val="28"/>
+          <w:szCs w:val="28"/>
+        </w:rPr>
+        <w:t>(4×</w:t>
+      </w:r>
+      <w:r>
+        <w:rPr>
+          <w:rFonts w:ascii="Times New Roman" w:hAnsi="Times New Roman" w:cs="Times New Roman"/>
+          <w:b/>
+          <w:bCs/>
+          <w:sz w:val="28"/>
+          <w:szCs w:val="28"/>
+        </w:rPr>
+        <w:t>1=4)</w:t>
+      </w:r>
     </w:p>
     <w:p>
       <w:pPr>
-        <w:rPr>
-          <w:rFonts w:ascii="Times New Roman" w:hAnsi="Times New Roman" w:cs="Times New Roman"/>
-          <w:b/>
-          <w:bCs/>
-          <w:sz w:val="28"/>
-          <w:szCs w:val="28"/>
-        </w:rPr>
-      </w:pPr>
-      <w:r>
-        <w:rPr>
-          <w:rFonts w:ascii="Times New Roman" w:hAnsi="Times New Roman" w:cs="Times New Roman"/>
-          <w:b/>
-          <w:bCs/>
-          <w:sz w:val="28"/>
-          <w:szCs w:val="28"/>
-        </w:rPr>
-        <w:t>3.</w:t>
-      </w:r>
-      <w:r>
-        <w:rPr>
-          <w:rFonts w:ascii="Times New Roman" w:hAnsi="Times New Roman" w:cs="Times New Roman"/>
-          <w:b/>
-          <w:bCs/>
-          <w:sz w:val="28"/>
-          <w:szCs w:val="28"/>
-        </w:rPr>
-        <w:t xml:space="preserve">Write any 2 examples of the </w:t>
-      </w:r>
-      <w:proofErr w:type="gramStart"/>
-      <w:r>
-        <w:rPr>
-          <w:rFonts w:ascii="Times New Roman" w:hAnsi="Times New Roman" w:cs="Times New Roman"/>
-          <w:b/>
-          <w:bCs/>
-          <w:sz w:val="28"/>
-          <w:szCs w:val="28"/>
-        </w:rPr>
-        <w:t>following.(</w:t>
-      </w:r>
-      <w:proofErr w:type="gramEnd"/>
-      <w:r>
-        <w:rPr>
-          <w:rFonts w:ascii="Times New Roman" w:hAnsi="Times New Roman" w:cs="Times New Roman"/>
-          <w:b/>
-          <w:bCs/>
-          <w:sz w:val="28"/>
-          <w:szCs w:val="28"/>
-        </w:rPr>
-        <w:t xml:space="preserve"> 4×</w:t>
-      </w:r>
-      <w:r>
-        <w:rPr>
-          <w:rFonts w:ascii="Times New Roman" w:hAnsi="Times New Roman" w:cs="Times New Roman"/>
-          <w:b/>
-          <w:bCs/>
-          <w:sz w:val="28"/>
-          <w:szCs w:val="28"/>
-        </w:rPr>
-        <w:t>1=4)</w:t>
+        <w:spacing w:line="360" w:lineRule="auto"/>
+        <w:ind w:left="432"/>
+        <w:rPr>
+          <w:rFonts w:ascii="Times New Roman" w:hAnsi="Times New Roman" w:cs="Times New Roman"/>
+          <w:sz w:val="28"/>
+          <w:szCs w:val="28"/>
+        </w:rPr>
+      </w:pPr>
+      <w:r>
+        <w:rPr>
+          <w:rFonts w:ascii="Times New Roman" w:hAnsi="Times New Roman" w:cs="Times New Roman"/>
+          <w:sz w:val="28"/>
+          <w:szCs w:val="28"/>
+        </w:rPr>
+        <w:t>a.</w:t>
+      </w:r>
+      <w:r>
+        <w:rPr>
+          <w:rFonts w:ascii="Times New Roman" w:hAnsi="Times New Roman" w:cs="Times New Roman"/>
+          <w:sz w:val="28"/>
+          <w:szCs w:val="28"/>
+        </w:rPr>
+        <w:t xml:space="preserve"> </w:t>
+      </w:r>
+      <w:r>
+        <w:rPr>
+          <w:rFonts w:ascii="Times New Roman" w:hAnsi="Times New Roman" w:cs="Times New Roman"/>
+          <w:sz w:val="28"/>
+          <w:szCs w:val="28"/>
+        </w:rPr>
+        <w:t xml:space="preserve">Crops grown in Nepal </w:t>
       </w:r>
     </w:p>
     <w:p>
       <w:pPr>
-        <w:ind w:left="288"/>
-        <w:rPr>
-          <w:rFonts w:ascii="Times New Roman" w:hAnsi="Times New Roman" w:cs="Times New Roman"/>
-          <w:sz w:val="28"/>
-          <w:szCs w:val="28"/>
-        </w:rPr>
-      </w:pPr>
-      <w:proofErr w:type="spellStart"/>
-      <w:proofErr w:type="gramStart"/>
-      <w:r>
-        <w:rPr>
-          <w:rFonts w:ascii="Times New Roman" w:hAnsi="Times New Roman" w:cs="Times New Roman"/>
-          <w:sz w:val="28"/>
-          <w:szCs w:val="28"/>
-        </w:rPr>
-        <w:t>a.</w:t>
-      </w:r>
-      <w:r>
-        <w:rPr>
-          <w:rFonts w:ascii="Times New Roman" w:hAnsi="Times New Roman" w:cs="Times New Roman"/>
-          <w:sz w:val="28"/>
-          <w:szCs w:val="28"/>
-        </w:rPr>
-        <w:t>Crops</w:t>
-      </w:r>
-      <w:proofErr w:type="spellEnd"/>
-      <w:proofErr w:type="gramEnd"/>
-      <w:r>
-        <w:rPr>
-          <w:rFonts w:ascii="Times New Roman" w:hAnsi="Times New Roman" w:cs="Times New Roman"/>
-          <w:sz w:val="28"/>
-          <w:szCs w:val="28"/>
-        </w:rPr>
-        <w:t xml:space="preserve"> grown in Nepal </w:t>
+        <w:spacing w:line="360" w:lineRule="auto"/>
+        <w:ind w:left="576"/>
+        <w:rPr>
+          <w:rFonts w:ascii="Times New Roman" w:hAnsi="Times New Roman" w:cs="Times New Roman"/>
+          <w:sz w:val="28"/>
+          <w:szCs w:val="28"/>
+        </w:rPr>
+      </w:pPr>
+      <w:r>
+        <w:rPr>
+          <w:rFonts w:ascii="Times New Roman" w:hAnsi="Times New Roman" w:cs="Times New Roman"/>
+          <w:sz w:val="28"/>
+          <w:szCs w:val="28"/>
+        </w:rPr>
+        <w:t>________________________             ______________________</w:t>
       </w:r>
     </w:p>
     <w:p>
       <w:pPr>
-        <w:ind w:left="288"/>
-        <w:rPr>
-          <w:rFonts w:ascii="Times New Roman" w:hAnsi="Times New Roman" w:cs="Times New Roman"/>
-          <w:sz w:val="28"/>
-          <w:szCs w:val="28"/>
-        </w:rPr>
-      </w:pPr>
-      <w:r>
-        <w:rPr>
-          <w:rFonts w:ascii="Times New Roman" w:hAnsi="Times New Roman" w:cs="Times New Roman"/>
-          <w:sz w:val="28"/>
-          <w:szCs w:val="28"/>
-        </w:rPr>
-        <w:t>________________________             ______________________</w:t>
+        <w:spacing w:line="360" w:lineRule="auto"/>
+        <w:ind w:left="432"/>
+        <w:rPr>
+          <w:rFonts w:ascii="Times New Roman" w:hAnsi="Times New Roman" w:cs="Times New Roman"/>
+          <w:sz w:val="28"/>
+          <w:szCs w:val="28"/>
+        </w:rPr>
+      </w:pPr>
+      <w:r>
+        <w:rPr>
+          <w:rFonts w:ascii="Times New Roman" w:hAnsi="Times New Roman" w:cs="Times New Roman"/>
+          <w:sz w:val="28"/>
+          <w:szCs w:val="28"/>
+        </w:rPr>
+        <w:t>b.</w:t>
+      </w:r>
+      <w:r>
+        <w:rPr>
+          <w:rFonts w:ascii="Times New Roman" w:hAnsi="Times New Roman" w:cs="Times New Roman"/>
+          <w:sz w:val="28"/>
+          <w:szCs w:val="28"/>
+        </w:rPr>
+        <w:t xml:space="preserve"> </w:t>
+      </w:r>
+      <w:r>
+        <w:rPr>
+          <w:rFonts w:ascii="Times New Roman" w:hAnsi="Times New Roman" w:cs="Times New Roman"/>
+          <w:sz w:val="28"/>
+          <w:szCs w:val="28"/>
+        </w:rPr>
+        <w:t xml:space="preserve">Things we get from animals </w:t>
       </w:r>
     </w:p>
     <w:p>
       <w:pPr>
-        <w:ind w:left="288"/>
-        <w:rPr>
-          <w:rFonts w:ascii="Times New Roman" w:hAnsi="Times New Roman" w:cs="Times New Roman"/>
-          <w:sz w:val="28"/>
-          <w:szCs w:val="28"/>
-        </w:rPr>
-      </w:pPr>
-      <w:proofErr w:type="spellStart"/>
-      <w:proofErr w:type="gramStart"/>
-      <w:r>
-        <w:rPr>
-          <w:rFonts w:ascii="Times New Roman" w:hAnsi="Times New Roman" w:cs="Times New Roman"/>
-          <w:sz w:val="28"/>
-          <w:szCs w:val="28"/>
-        </w:rPr>
-        <w:t>b.</w:t>
-      </w:r>
-      <w:r>
-        <w:rPr>
-          <w:rFonts w:ascii="Times New Roman" w:hAnsi="Times New Roman" w:cs="Times New Roman"/>
-          <w:sz w:val="28"/>
-          <w:szCs w:val="28"/>
-        </w:rPr>
-        <w:t>Things</w:t>
-      </w:r>
-      <w:proofErr w:type="spellEnd"/>
-      <w:proofErr w:type="gramEnd"/>
-      <w:r>
-        <w:rPr>
-          <w:rFonts w:ascii="Times New Roman" w:hAnsi="Times New Roman" w:cs="Times New Roman"/>
-          <w:sz w:val="28"/>
-          <w:szCs w:val="28"/>
-        </w:rPr>
-        <w:t xml:space="preserve"> we get from animals </w:t>
+        <w:spacing w:line="360" w:lineRule="auto"/>
+        <w:ind w:left="576"/>
+        <w:rPr>
+          <w:rFonts w:ascii="Times New Roman" w:hAnsi="Times New Roman" w:cs="Times New Roman"/>
+          <w:sz w:val="28"/>
+          <w:szCs w:val="28"/>
+        </w:rPr>
+      </w:pPr>
+      <w:r>
+        <w:rPr>
+          <w:rFonts w:ascii="Times New Roman" w:hAnsi="Times New Roman" w:cs="Times New Roman"/>
+          <w:sz w:val="28"/>
+          <w:szCs w:val="28"/>
+        </w:rPr>
+        <w:t>________________________             ______________________</w:t>
       </w:r>
     </w:p>
     <w:p>
       <w:pPr>
-        <w:ind w:left="288"/>
-        <w:rPr>
-          <w:rFonts w:ascii="Times New Roman" w:hAnsi="Times New Roman" w:cs="Times New Roman"/>
-          <w:sz w:val="28"/>
-          <w:szCs w:val="28"/>
-        </w:rPr>
-      </w:pPr>
-      <w:r>
-        <w:rPr>
-          <w:rFonts w:ascii="Times New Roman" w:hAnsi="Times New Roman" w:cs="Times New Roman"/>
-          <w:sz w:val="28"/>
-          <w:szCs w:val="28"/>
-        </w:rPr>
-        <w:t>________________________             ______________________</w:t>
+        <w:spacing w:line="360" w:lineRule="auto"/>
+        <w:ind w:left="432"/>
+        <w:rPr>
+          <w:rFonts w:ascii="Times New Roman" w:hAnsi="Times New Roman" w:cs="Times New Roman"/>
+          <w:sz w:val="28"/>
+          <w:szCs w:val="28"/>
+        </w:rPr>
+      </w:pPr>
+      <w:r>
+        <w:rPr>
+          <w:rFonts w:ascii="Times New Roman" w:hAnsi="Times New Roman" w:cs="Times New Roman"/>
+          <w:sz w:val="28"/>
+          <w:szCs w:val="28"/>
+        </w:rPr>
+        <w:t>c.</w:t>
+      </w:r>
+      <w:r>
+        <w:rPr>
+          <w:rFonts w:ascii="Times New Roman" w:hAnsi="Times New Roman" w:cs="Times New Roman"/>
+          <w:sz w:val="28"/>
+          <w:szCs w:val="28"/>
+        </w:rPr>
+        <w:t xml:space="preserve"> </w:t>
+      </w:r>
+      <w:r>
+        <w:rPr>
+          <w:rFonts w:ascii="Times New Roman" w:hAnsi="Times New Roman" w:cs="Times New Roman"/>
+          <w:sz w:val="28"/>
+          <w:szCs w:val="28"/>
+        </w:rPr>
+        <w:t>Outdoor game</w:t>
       </w:r>
     </w:p>
     <w:p>
       <w:pPr>
-        <w:ind w:left="288"/>
-        <w:rPr>
-          <w:rFonts w:ascii="Times New Roman" w:hAnsi="Times New Roman" w:cs="Times New Roman"/>
-          <w:sz w:val="28"/>
-          <w:szCs w:val="28"/>
-        </w:rPr>
-      </w:pPr>
-      <w:proofErr w:type="spellStart"/>
-      <w:r>
-        <w:rPr>
-          <w:rFonts w:ascii="Times New Roman" w:hAnsi="Times New Roman" w:cs="Times New Roman"/>
-          <w:sz w:val="28"/>
-          <w:szCs w:val="28"/>
-        </w:rPr>
-        <w:t>c.</w:t>
-      </w:r>
-      <w:r>
-        <w:rPr>
-          <w:rFonts w:ascii="Times New Roman" w:hAnsi="Times New Roman" w:cs="Times New Roman"/>
-          <w:sz w:val="28"/>
-          <w:szCs w:val="28"/>
-        </w:rPr>
-        <w:t>Outdoor</w:t>
-      </w:r>
-      <w:proofErr w:type="spellEnd"/>
-      <w:r>
-        <w:rPr>
-          <w:rFonts w:ascii="Times New Roman" w:hAnsi="Times New Roman" w:cs="Times New Roman"/>
-          <w:sz w:val="28"/>
-          <w:szCs w:val="28"/>
-        </w:rPr>
-        <w:t xml:space="preserve"> game</w:t>
+        <w:spacing w:line="360" w:lineRule="auto"/>
+        <w:ind w:left="576"/>
+        <w:rPr>
+          <w:rFonts w:ascii="Times New Roman" w:hAnsi="Times New Roman" w:cs="Times New Roman"/>
+          <w:sz w:val="28"/>
+          <w:szCs w:val="28"/>
+        </w:rPr>
+      </w:pPr>
+      <w:r>
+        <w:rPr>
+          <w:rFonts w:ascii="Times New Roman" w:hAnsi="Times New Roman" w:cs="Times New Roman"/>
+          <w:sz w:val="28"/>
+          <w:szCs w:val="28"/>
+        </w:rPr>
+        <w:t>________________________             ______________________</w:t>
       </w:r>
     </w:p>
     <w:p>
       <w:pPr>
-        <w:ind w:left="288"/>
-        <w:rPr>
-          <w:rFonts w:ascii="Times New Roman" w:hAnsi="Times New Roman" w:cs="Times New Roman"/>
-          <w:sz w:val="28"/>
-          <w:szCs w:val="28"/>
-        </w:rPr>
-      </w:pPr>
-      <w:r>
-        <w:rPr>
-          <w:rFonts w:ascii="Times New Roman" w:hAnsi="Times New Roman" w:cs="Times New Roman"/>
-          <w:sz w:val="28"/>
-          <w:szCs w:val="28"/>
-        </w:rPr>
-        <w:t>________________________             ______________________</w:t>
+        <w:spacing w:line="360" w:lineRule="auto"/>
+        <w:ind w:left="432"/>
+        <w:rPr>
+          <w:rFonts w:ascii="Times New Roman" w:hAnsi="Times New Roman" w:cs="Times New Roman"/>
+          <w:sz w:val="28"/>
+          <w:szCs w:val="28"/>
+        </w:rPr>
+      </w:pPr>
+      <w:r>
+        <w:rPr>
+          <w:rFonts w:ascii="Times New Roman" w:hAnsi="Times New Roman" w:cs="Times New Roman"/>
+          <w:sz w:val="28"/>
+          <w:szCs w:val="28"/>
+        </w:rPr>
+        <w:t>d.</w:t>
+      </w:r>
+      <w:r>
+        <w:rPr>
+          <w:rFonts w:ascii="Times New Roman" w:hAnsi="Times New Roman" w:cs="Times New Roman"/>
+          <w:sz w:val="28"/>
+          <w:szCs w:val="28"/>
+        </w:rPr>
+        <w:t xml:space="preserve"> </w:t>
+      </w:r>
+      <w:r>
+        <w:rPr>
+          <w:rFonts w:ascii="Times New Roman" w:hAnsi="Times New Roman" w:cs="Times New Roman"/>
+          <w:sz w:val="28"/>
+          <w:szCs w:val="28"/>
+        </w:rPr>
+        <w:t>Indoor game</w:t>
       </w:r>
     </w:p>
     <w:p>
       <w:pPr>
-        <w:ind w:left="288"/>
-        <w:rPr>
-          <w:rFonts w:ascii="Times New Roman" w:hAnsi="Times New Roman" w:cs="Times New Roman"/>
-          <w:sz w:val="28"/>
-          <w:szCs w:val="28"/>
-        </w:rPr>
-      </w:pPr>
-      <w:proofErr w:type="spellStart"/>
-      <w:r>
-        <w:rPr>
-          <w:rFonts w:ascii="Times New Roman" w:hAnsi="Times New Roman" w:cs="Times New Roman"/>
-          <w:sz w:val="28"/>
-          <w:szCs w:val="28"/>
-        </w:rPr>
-        <w:t>d.</w:t>
-      </w:r>
-      <w:r>
-        <w:rPr>
-          <w:rFonts w:ascii="Times New Roman" w:hAnsi="Times New Roman" w:cs="Times New Roman"/>
-          <w:sz w:val="28"/>
-          <w:szCs w:val="28"/>
-        </w:rPr>
-        <w:t>Indoor</w:t>
-      </w:r>
-      <w:proofErr w:type="spellEnd"/>
-      <w:r>
-        <w:rPr>
-          <w:rFonts w:ascii="Times New Roman" w:hAnsi="Times New Roman" w:cs="Times New Roman"/>
-          <w:sz w:val="28"/>
-          <w:szCs w:val="28"/>
-        </w:rPr>
-        <w:t xml:space="preserve"> game</w:t>
+        <w:spacing w:line="360" w:lineRule="auto"/>
+        <w:ind w:left="576"/>
+        <w:rPr>
+          <w:rFonts w:ascii="Times New Roman" w:hAnsi="Times New Roman" w:cs="Times New Roman"/>
+          <w:sz w:val="28"/>
+          <w:szCs w:val="28"/>
+        </w:rPr>
+      </w:pPr>
+      <w:r>
+        <w:rPr>
+          <w:rFonts w:ascii="Times New Roman" w:hAnsi="Times New Roman" w:cs="Times New Roman"/>
+          <w:sz w:val="28"/>
+          <w:szCs w:val="28"/>
+        </w:rPr>
+        <w:t>________________________             ______________________</w:t>
       </w:r>
     </w:p>
     <w:p>
       <w:pPr>
-        <w:ind w:left="288"/>
-        <w:rPr>
-          <w:rFonts w:ascii="Times New Roman" w:hAnsi="Times New Roman" w:cs="Times New Roman"/>
-          <w:sz w:val="28"/>
-          <w:szCs w:val="28"/>
-        </w:rPr>
-      </w:pPr>
-      <w:r>
-        <w:rPr>
-          <w:rFonts w:ascii="Times New Roman" w:hAnsi="Times New Roman" w:cs="Times New Roman"/>
-          <w:sz w:val="28"/>
-          <w:szCs w:val="28"/>
-        </w:rPr>
-        <w:t>________________________             ______________________</w:t>
+        <w:rPr>
+          <w:rFonts w:ascii="Times New Roman" w:hAnsi="Times New Roman" w:cs="Times New Roman"/>
+          <w:b/>
+          <w:bCs/>
+          <w:sz w:val="28"/>
+          <w:szCs w:val="28"/>
+        </w:rPr>
+      </w:pPr>
+      <w:r>
+        <w:rPr>
+          <w:rFonts w:ascii="Times New Roman" w:hAnsi="Times New Roman" w:cs="Times New Roman"/>
+          <w:b/>
+          <w:bCs/>
+          <w:sz w:val="28"/>
+          <w:szCs w:val="28"/>
+        </w:rPr>
+        <w:lastRenderedPageBreak/>
+        <w:t>4.</w:t>
+      </w:r>
+      <w:r>
+        <w:rPr>
+          <w:rFonts w:ascii="Times New Roman" w:hAnsi="Times New Roman" w:cs="Times New Roman"/>
+          <w:b/>
+          <w:bCs/>
+          <w:sz w:val="28"/>
+          <w:szCs w:val="28"/>
+        </w:rPr>
+        <w:t xml:space="preserve"> </w:t>
+      </w:r>
+      <w:r>
+        <w:rPr>
+          <w:rFonts w:ascii="Times New Roman" w:hAnsi="Times New Roman" w:cs="Times New Roman"/>
+          <w:b/>
+          <w:bCs/>
+          <w:sz w:val="28"/>
+          <w:szCs w:val="28"/>
+        </w:rPr>
+        <w:t>Match the following.</w:t>
+      </w:r>
+      <w:r>
+        <w:rPr>
+          <w:rFonts w:ascii="Times New Roman" w:hAnsi="Times New Roman" w:cs="Times New Roman"/>
+          <w:b/>
+          <w:bCs/>
+          <w:sz w:val="28"/>
+          <w:szCs w:val="28"/>
+        </w:rPr>
+        <w:tab/>
+      </w:r>
+      <w:r>
+        <w:rPr>
+          <w:rFonts w:ascii="Times New Roman" w:hAnsi="Times New Roman" w:cs="Times New Roman"/>
+          <w:b/>
+          <w:bCs/>
+          <w:sz w:val="28"/>
+          <w:szCs w:val="28"/>
+        </w:rPr>
+        <w:tab/>
+      </w:r>
+      <w:r>
+        <w:rPr>
+          <w:rFonts w:ascii="Times New Roman" w:hAnsi="Times New Roman" w:cs="Times New Roman"/>
+          <w:b/>
+          <w:bCs/>
+          <w:sz w:val="28"/>
+          <w:szCs w:val="28"/>
+        </w:rPr>
+        <w:tab/>
+      </w:r>
+      <w:r>
+        <w:rPr>
+          <w:rFonts w:ascii="Times New Roman" w:hAnsi="Times New Roman" w:cs="Times New Roman"/>
+          <w:b/>
+          <w:bCs/>
+          <w:sz w:val="28"/>
+          <w:szCs w:val="28"/>
+        </w:rPr>
+        <w:tab/>
+      </w:r>
+      <w:r>
+        <w:rPr>
+          <w:rFonts w:ascii="Times New Roman" w:hAnsi="Times New Roman" w:cs="Times New Roman"/>
+          <w:b/>
+          <w:bCs/>
+          <w:sz w:val="28"/>
+          <w:szCs w:val="28"/>
+        </w:rPr>
+        <w:tab/>
+      </w:r>
+      <w:r>
+        <w:rPr>
+          <w:rFonts w:ascii="Times New Roman" w:hAnsi="Times New Roman" w:cs="Times New Roman"/>
+          <w:b/>
+          <w:bCs/>
+          <w:sz w:val="28"/>
+          <w:szCs w:val="28"/>
+        </w:rPr>
+        <w:tab/>
+      </w:r>
+      <w:r>
+        <w:rPr>
+          <w:rFonts w:ascii="Times New Roman" w:hAnsi="Times New Roman" w:cs="Times New Roman"/>
+          <w:b/>
+          <w:bCs/>
+          <w:sz w:val="28"/>
+          <w:szCs w:val="28"/>
+        </w:rPr>
+        <w:tab/>
+      </w:r>
+      <w:r>
+        <w:rPr>
+          <w:rFonts w:ascii="Times New Roman" w:hAnsi="Times New Roman" w:cs="Times New Roman"/>
+          <w:b/>
+          <w:bCs/>
+          <w:sz w:val="28"/>
+          <w:szCs w:val="28"/>
+        </w:rPr>
+        <w:tab/>
+      </w:r>
+      <w:r>
+        <w:rPr>
+          <w:rFonts w:ascii="Times New Roman" w:hAnsi="Times New Roman" w:cs="Times New Roman"/>
+          <w:b/>
+          <w:bCs/>
+          <w:sz w:val="28"/>
+          <w:szCs w:val="28"/>
+        </w:rPr>
+        <w:tab/>
+      </w:r>
+      <w:r>
+        <w:rPr>
+          <w:rFonts w:ascii="Times New Roman" w:hAnsi="Times New Roman" w:cs="Times New Roman"/>
+          <w:b/>
+          <w:bCs/>
+          <w:sz w:val="28"/>
+          <w:szCs w:val="28"/>
+        </w:rPr>
+        <w:tab/>
+      </w:r>
+      <w:r>
+        <w:rPr>
+          <w:rFonts w:ascii="Times New Roman" w:hAnsi="Times New Roman" w:cs="Times New Roman"/>
+          <w:b/>
+          <w:bCs/>
+          <w:sz w:val="28"/>
+          <w:szCs w:val="28"/>
+        </w:rPr>
+        <w:t>(4×1=4)</w:t>
       </w:r>
     </w:p>
     <w:p>
       <w:pPr>
-        <w:rPr>
-          <w:rFonts w:ascii="Times New Roman" w:hAnsi="Times New Roman" w:cs="Times New Roman"/>
-          <w:b/>
-          <w:bCs/>
-          <w:sz w:val="28"/>
-          <w:szCs w:val="28"/>
-        </w:rPr>
-      </w:pPr>
-    </w:p>
-    <w:p>
-      <w:pPr>
-        <w:rPr>
-          <w:rFonts w:ascii="Times New Roman" w:hAnsi="Times New Roman" w:cs="Times New Roman"/>
-          <w:b/>
-          <w:bCs/>
-          <w:sz w:val="28"/>
-          <w:szCs w:val="28"/>
-        </w:rPr>
-      </w:pPr>
-    </w:p>
-    <w:p>
-      <w:pPr>
-        <w:rPr>
-          <w:rFonts w:ascii="Times New Roman" w:hAnsi="Times New Roman" w:cs="Times New Roman"/>
-          <w:b/>
-          <w:bCs/>
-          <w:sz w:val="28"/>
-          <w:szCs w:val="28"/>
-        </w:rPr>
-      </w:pPr>
-      <w:r>
-        <w:rPr>
-          <w:rFonts w:ascii="Times New Roman" w:hAnsi="Times New Roman" w:cs="Times New Roman"/>
-          <w:b/>
-          <w:bCs/>
-          <w:sz w:val="28"/>
-          <w:szCs w:val="28"/>
-        </w:rPr>
-        <w:t>4.</w:t>
-      </w:r>
-      <w:r>
-        <w:rPr>
-          <w:rFonts w:ascii="Times New Roman" w:hAnsi="Times New Roman" w:cs="Times New Roman"/>
-          <w:b/>
-          <w:bCs/>
-          <w:sz w:val="28"/>
-          <w:szCs w:val="28"/>
-        </w:rPr>
-        <w:t xml:space="preserve">Match the </w:t>
-      </w:r>
-      <w:proofErr w:type="gramStart"/>
-      <w:r>
-        <w:rPr>
-          <w:rFonts w:ascii="Times New Roman" w:hAnsi="Times New Roman" w:cs="Times New Roman"/>
-          <w:b/>
-          <w:bCs/>
-          <w:sz w:val="28"/>
-          <w:szCs w:val="28"/>
-        </w:rPr>
-        <w:t>following.(</w:t>
-      </w:r>
-      <w:proofErr w:type="gramEnd"/>
-      <w:r>
-        <w:rPr>
-          <w:rFonts w:ascii="Times New Roman" w:hAnsi="Times New Roman" w:cs="Times New Roman"/>
-          <w:b/>
-          <w:bCs/>
-          <w:sz w:val="28"/>
-          <w:szCs w:val="28"/>
-        </w:rPr>
-        <w:t>4×1=4)</w:t>
-      </w:r>
-    </w:p>
-    <w:p>
-      <w:pPr>
-        <w:ind w:left="288"/>
+        <w:ind w:left="432"/>
         <w:rPr>
           <w:rFonts w:ascii="Times New Roman" w:hAnsi="Times New Roman" w:cs="Times New Roman"/>
           <w:sz w:val="28"/>
@@ -1296,13 +2505,89 @@
         <mc:AlternateContent>
           <mc:Choice Requires="wps">
             <w:drawing>
-              <wp:anchor distT="0" distB="0" distL="114300" distR="114300" simplePos="0" relativeHeight="251652608" behindDoc="0" locked="0" layoutInCell="1" allowOverlap="1" wp14:anchorId="305421D6" wp14:editId="7EA8A106">
+              <wp:anchor distT="0" distB="0" distL="114300" distR="114300" simplePos="0" relativeHeight="251657728" behindDoc="0" locked="0" layoutInCell="1" allowOverlap="1" wp14:anchorId="4CCE6835" wp14:editId="0722E727">
                 <wp:simplePos x="0" y="0"/>
                 <wp:positionH relativeFrom="column">
-                  <wp:posOffset>1256556</wp:posOffset>
+                  <wp:posOffset>3434080</wp:posOffset>
                 </wp:positionH>
                 <wp:positionV relativeFrom="paragraph">
-                  <wp:posOffset>85614</wp:posOffset>
+                  <wp:posOffset>85725</wp:posOffset>
+                </wp:positionV>
+                <wp:extent cx="73660" cy="77470"/>
+                <wp:effectExtent l="0" t="0" r="21590" b="17780"/>
+                <wp:wrapNone/>
+                <wp:docPr id="9" name="Flowchart: Connector 9"/>
+                <wp:cNvGraphicFramePr/>
+                <a:graphic xmlns:a="http://schemas.openxmlformats.org/drawingml/2006/main">
+                  <a:graphicData uri="http://schemas.microsoft.com/office/word/2010/wordprocessingShape">
+                    <wps:wsp>
+                      <wps:cNvSpPr/>
+                      <wps:spPr>
+                        <a:xfrm>
+                          <a:off x="0" y="0"/>
+                          <a:ext cx="73660" cy="77470"/>
+                        </a:xfrm>
+                        <a:prstGeom prst="flowChartConnector">
+                          <a:avLst/>
+                        </a:prstGeom>
+                      </wps:spPr>
+                      <wps:style>
+                        <a:lnRef idx="2">
+                          <a:schemeClr val="dk1">
+                            <a:shade val="50000"/>
+                          </a:schemeClr>
+                        </a:lnRef>
+                        <a:fillRef idx="1">
+                          <a:schemeClr val="dk1"/>
+                        </a:fillRef>
+                        <a:effectRef idx="0">
+                          <a:schemeClr val="dk1"/>
+                        </a:effectRef>
+                        <a:fontRef idx="minor">
+                          <a:schemeClr val="lt1"/>
+                        </a:fontRef>
+                      </wps:style>
+                      <wps:bodyPr rot="0" spcFirstLastPara="0" vertOverflow="overflow" horzOverflow="overflow" vert="horz" wrap="square" lIns="91440" tIns="45720" rIns="91440" bIns="45720" numCol="1" spcCol="0" rtlCol="0" fromWordArt="0" anchor="ctr" anchorCtr="0" forceAA="0" compatLnSpc="1">
+                        <a:prstTxWarp prst="textNoShape">
+                          <a:avLst/>
+                        </a:prstTxWarp>
+                        <a:noAutofit/>
+                      </wps:bodyPr>
+                    </wps:wsp>
+                  </a:graphicData>
+                </a:graphic>
+              </wp:anchor>
+            </w:drawing>
+          </mc:Choice>
+          <mc:Fallback>
+            <w:pict>
+              <v:shapetype w14:anchorId="6FC206D2" id="_x0000_t120" coordsize="21600,21600" o:spt="120" path="m10800,qx,10800,10800,21600,21600,10800,10800,xe">
+                <v:path gradientshapeok="t" o:connecttype="custom" o:connectlocs="10800,0;3163,3163;0,10800;3163,18437;10800,21600;18437,18437;21600,10800;18437,3163" textboxrect="3163,3163,18437,18437"/>
+              </v:shapetype>
+              <v:shape id="Flowchart: Connector 9" o:spid="_x0000_s1026" type="#_x0000_t120" style="position:absolute;margin-left:270.4pt;margin-top:6.75pt;width:5.8pt;height:6.1pt;z-index:251657728;visibility:visible;mso-wrap-style:square;mso-wrap-distance-left:9pt;mso-wrap-distance-top:0;mso-wrap-distance-right:9pt;mso-wrap-distance-bottom:0;mso-position-horizontal:absolute;mso-position-horizontal-relative:text;mso-position-vertical:absolute;mso-position-vertical-relative:text;v-text-anchor:middle" o:gfxdata="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" fillcolor="black [3200]" strokecolor="black [1600]" strokeweight="1pt">
+                <v:stroke joinstyle="miter"/>
+              </v:shape>
+            </w:pict>
+          </mc:Fallback>
+        </mc:AlternateContent>
+      </w:r>
+      <w:r>
+        <w:rPr>
+          <w:rFonts w:ascii="Times New Roman" w:hAnsi="Times New Roman" w:cs="Times New Roman"/>
+          <w:noProof/>
+          <w:sz w:val="28"/>
+          <w:szCs w:val="28"/>
+        </w:rPr>
+        <mc:AlternateContent>
+          <mc:Choice Requires="wps">
+            <w:drawing>
+              <wp:anchor distT="0" distB="0" distL="114300" distR="114300" simplePos="0" relativeHeight="251652608" behindDoc="0" locked="0" layoutInCell="1" allowOverlap="1" wp14:anchorId="305421D6" wp14:editId="3291B1DB">
+                <wp:simplePos x="0" y="0"/>
+                <wp:positionH relativeFrom="column">
+                  <wp:posOffset>1374775</wp:posOffset>
+                </wp:positionH>
+                <wp:positionV relativeFrom="paragraph">
+                  <wp:posOffset>85090</wp:posOffset>
                 </wp:positionV>
                 <wp:extent cx="73672" cy="78006"/>
                 <wp:effectExtent l="0" t="0" r="21590" b="17780"/>
@@ -1352,10 +2637,7 @@
           </mc:Choice>
           <mc:Fallback>
             <w:pict>
-              <v:shapetype w14:anchorId="5A17E7BC" id="_x0000_t120" coordsize="21600,21600" o:spt="120" path="m10800,qx,10800,10800,21600,21600,10800,10800,xe">
-                <v:path gradientshapeok="t" o:connecttype="custom" o:connectlocs="10800,0;3163,3163;0,10800;3163,18437;10800,21600;18437,18437;21600,10800;18437,3163" textboxrect="3163,3163,18437,18437"/>
-              </v:shapetype>
-              <v:shape id="Flowchart: Connector 8" o:spid="_x0000_s1026" type="#_x0000_t120" style="position:absolute;margin-left:98.95pt;margin-top:6.75pt;width:5.8pt;height:6.15pt;z-index:251652608;visibility:visible;mso-wrap-style:square;mso-wrap-distance-left:9pt;mso-wrap-distance-top:0;mso-wrap-distance-right:9pt;mso-wrap-distance-bottom:0;mso-position-horizontal:absolute;mso-position-horizontal-relative:text;mso-position-vertical:absolute;mso-position-vertical-relative:text;v-text-anchor:middle" o:gfxdata="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" fillcolor="black [3200]" strokecolor="black [1600]" strokeweight="1pt">
+              <v:shape w14:anchorId="4CF167E1" id="Flowchart: Connector 8" o:spid="_x0000_s1026" type="#_x0000_t120" style="position:absolute;margin-left:108.25pt;margin-top:6.7pt;width:5.8pt;height:6.15pt;z-index:251652608;visibility:visible;mso-wrap-style:square;mso-wrap-distance-left:9pt;mso-wrap-distance-top:0;mso-wrap-distance-right:9pt;mso-wrap-distance-bottom:0;mso-position-horizontal:absolute;mso-position-horizontal-relative:text;mso-position-vertical:absolute;mso-position-vertical-relative:text;v-text-anchor:middle" o:gfxdata="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" fillcolor="black [3200]" strokecolor="black [1600]" strokeweight="1pt">
                 <v:stroke joinstyle="miter"/>
               </v:shape>
             </w:pict>
@@ -1365,6 +2647,56 @@
       <w:r>
         <w:rPr>
           <w:rFonts w:ascii="Times New Roman" w:hAnsi="Times New Roman" w:cs="Times New Roman"/>
+          <w:sz w:val="28"/>
+          <w:szCs w:val="28"/>
+        </w:rPr>
+        <w:t>a.</w:t>
+      </w:r>
+      <w:r>
+        <w:rPr>
+          <w:rFonts w:ascii="Times New Roman" w:hAnsi="Times New Roman" w:cs="Times New Roman"/>
+          <w:sz w:val="28"/>
+          <w:szCs w:val="28"/>
+        </w:rPr>
+        <w:t xml:space="preserve"> </w:t>
+      </w:r>
+      <w:r>
+        <w:rPr>
+          <w:rFonts w:ascii="Times New Roman" w:hAnsi="Times New Roman" w:cs="Times New Roman"/>
+          <w:sz w:val="28"/>
+          <w:szCs w:val="28"/>
+        </w:rPr>
+        <w:t xml:space="preserve">Chitwan </w:t>
+      </w:r>
+      <w:r>
+        <w:rPr>
+          <w:rFonts w:ascii="Times New Roman" w:hAnsi="Times New Roman" w:cs="Times New Roman"/>
+          <w:sz w:val="28"/>
+          <w:szCs w:val="28"/>
+        </w:rPr>
+        <w:t xml:space="preserve">                                                           </w:t>
+      </w:r>
+      <w:r>
+        <w:rPr>
+          <w:rFonts w:ascii="Times New Roman" w:hAnsi="Times New Roman" w:cs="Times New Roman"/>
+          <w:sz w:val="28"/>
+          <w:szCs w:val="28"/>
+        </w:rPr>
+        <w:t xml:space="preserve">source of water </w:t>
+      </w:r>
+    </w:p>
+    <w:p>
+      <w:pPr>
+        <w:ind w:left="432"/>
+        <w:rPr>
+          <w:rFonts w:ascii="Times New Roman" w:hAnsi="Times New Roman" w:cs="Times New Roman"/>
+          <w:sz w:val="28"/>
+          <w:szCs w:val="28"/>
+        </w:rPr>
+      </w:pPr>
+      <w:r>
+        <w:rPr>
+          <w:rFonts w:ascii="Times New Roman" w:hAnsi="Times New Roman" w:cs="Times New Roman"/>
           <w:noProof/>
           <w:sz w:val="28"/>
           <w:szCs w:val="28"/>
@@ -1372,18 +2704,18 @@
         <mc:AlternateContent>
           <mc:Choice Requires="wps">
             <w:drawing>
-              <wp:anchor distT="0" distB="0" distL="114300" distR="114300" simplePos="0" relativeHeight="251657728" behindDoc="0" locked="0" layoutInCell="1" allowOverlap="1" wp14:anchorId="4CCE6835" wp14:editId="091F0D87">
+              <wp:anchor distT="0" distB="0" distL="114300" distR="114300" simplePos="0" relativeHeight="251699712" behindDoc="0" locked="0" layoutInCell="1" allowOverlap="1" wp14:anchorId="4908F0BD" wp14:editId="17407B49">
                 <wp:simplePos x="0" y="0"/>
                 <wp:positionH relativeFrom="column">
-                  <wp:posOffset>3463106</wp:posOffset>
+                  <wp:posOffset>3434080</wp:posOffset>
                 </wp:positionH>
                 <wp:positionV relativeFrom="paragraph">
-                  <wp:posOffset>86336</wp:posOffset>
+                  <wp:posOffset>90170</wp:posOffset>
                 </wp:positionV>
-                <wp:extent cx="73672" cy="78006"/>
+                <wp:extent cx="73660" cy="77470"/>
                 <wp:effectExtent l="0" t="0" r="21590" b="17780"/>
                 <wp:wrapNone/>
-                <wp:docPr id="9" name="Flowchart: Connector 9"/>
+                <wp:docPr id="13" name="Flowchart: Connector 13"/>
                 <wp:cNvGraphicFramePr/>
                 <a:graphic xmlns:a="http://schemas.openxmlformats.org/drawingml/2006/main">
                   <a:graphicData uri="http://schemas.microsoft.com/office/word/2010/wordprocessingShape">
@@ -1392,7 +2724,7 @@
                       <wps:spPr>
                         <a:xfrm>
                           <a:off x="0" y="0"/>
-                          <a:ext cx="73672" cy="78006"/>
+                          <a:ext cx="73660" cy="77470"/>
                         </a:xfrm>
                         <a:prstGeom prst="flowChartConnector">
                           <a:avLst/>
@@ -1428,67 +2760,13 @@
           </mc:Choice>
           <mc:Fallback>
             <w:pict>
-              <v:shape w14:anchorId="34EB9FAC" id="Flowchart: Connector 9" o:spid="_x0000_s1026" type="#_x0000_t120" style="position:absolute;margin-left:272.7pt;margin-top:6.8pt;width:5.8pt;height:6.15pt;z-index:251657728;visibility:visible;mso-wrap-style:square;mso-wrap-distance-left:9pt;mso-wrap-distance-top:0;mso-wrap-distance-right:9pt;mso-wrap-distance-bottom:0;mso-position-horizontal:absolute;mso-position-horizontal-relative:text;mso-position-vertical:absolute;mso-position-vertical-relative:text;v-text-anchor:middle" o:gfxdata="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" fillcolor="black [3200]" strokecolor="black [1600]" strokeweight="1pt">
+              <v:shape w14:anchorId="7A913376" id="Flowchart: Connector 13" o:spid="_x0000_s1026" type="#_x0000_t120" style="position:absolute;margin-left:270.4pt;margin-top:7.1pt;width:5.8pt;height:6.1pt;z-index:251699712;visibility:visible;mso-wrap-style:square;mso-wrap-distance-left:9pt;mso-wrap-distance-top:0;mso-wrap-distance-right:9pt;mso-wrap-distance-bottom:0;mso-position-horizontal:absolute;mso-position-horizontal-relative:text;mso-position-vertical:absolute;mso-position-vertical-relative:text;v-text-anchor:middle" o:gfxdata="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" fillcolor="black [3200]" strokecolor="black [1600]" strokeweight="1pt">
                 <v:stroke joinstyle="miter"/>
               </v:shape>
             </w:pict>
           </mc:Fallback>
         </mc:AlternateContent>
       </w:r>
-      <w:proofErr w:type="spellStart"/>
-      <w:proofErr w:type="gramStart"/>
-      <w:r>
-        <w:rPr>
-          <w:rFonts w:ascii="Times New Roman" w:hAnsi="Times New Roman" w:cs="Times New Roman"/>
-          <w:sz w:val="28"/>
-          <w:szCs w:val="28"/>
-        </w:rPr>
-        <w:t>a.</w:t>
-      </w:r>
-      <w:r>
-        <w:rPr>
-          <w:rFonts w:ascii="Times New Roman" w:hAnsi="Times New Roman" w:cs="Times New Roman"/>
-          <w:sz w:val="28"/>
-          <w:szCs w:val="28"/>
-        </w:rPr>
-        <w:t>Chitwan</w:t>
-      </w:r>
-      <w:proofErr w:type="spellEnd"/>
-      <w:proofErr w:type="gramEnd"/>
-      <w:r>
-        <w:rPr>
-          <w:rFonts w:ascii="Times New Roman" w:hAnsi="Times New Roman" w:cs="Times New Roman"/>
-          <w:sz w:val="28"/>
-          <w:szCs w:val="28"/>
-        </w:rPr>
-        <w:t xml:space="preserve"> </w:t>
-      </w:r>
-      <w:r>
-        <w:rPr>
-          <w:rFonts w:ascii="Times New Roman" w:hAnsi="Times New Roman" w:cs="Times New Roman"/>
-          <w:sz w:val="28"/>
-          <w:szCs w:val="28"/>
-        </w:rPr>
-        <w:t xml:space="preserve">                                                           </w:t>
-      </w:r>
-      <w:r>
-        <w:rPr>
-          <w:rFonts w:ascii="Times New Roman" w:hAnsi="Times New Roman" w:cs="Times New Roman"/>
-          <w:sz w:val="28"/>
-          <w:szCs w:val="28"/>
-        </w:rPr>
-        <w:t xml:space="preserve">source of water </w:t>
-      </w:r>
-    </w:p>
-    <w:p>
-      <w:pPr>
-        <w:ind w:left="288"/>
-        <w:rPr>
-          <w:rFonts w:ascii="Times New Roman" w:hAnsi="Times New Roman" w:cs="Times New Roman"/>
-          <w:sz w:val="28"/>
-          <w:szCs w:val="28"/>
-        </w:rPr>
-      </w:pPr>
       <w:r>
         <w:rPr>
           <w:rFonts w:ascii="Times New Roman" w:hAnsi="Times New Roman" w:cs="Times New Roman"/>
@@ -1499,18 +2777,18 @@
         <mc:AlternateContent>
           <mc:Choice Requires="wps">
             <w:drawing>
-              <wp:anchor distT="0" distB="0" distL="114300" distR="114300" simplePos="0" relativeHeight="251699712" behindDoc="0" locked="0" layoutInCell="1" allowOverlap="1" wp14:anchorId="4908F0BD" wp14:editId="378175AA">
+              <wp:anchor distT="0" distB="0" distL="114300" distR="114300" simplePos="0" relativeHeight="251671040" behindDoc="0" locked="0" layoutInCell="1" allowOverlap="1" wp14:anchorId="574AF139" wp14:editId="649E37A3">
                 <wp:simplePos x="0" y="0"/>
                 <wp:positionH relativeFrom="column">
-                  <wp:posOffset>3462821</wp:posOffset>
+                  <wp:posOffset>1371600</wp:posOffset>
                 </wp:positionH>
                 <wp:positionV relativeFrom="paragraph">
-                  <wp:posOffset>90589</wp:posOffset>
+                  <wp:posOffset>120650</wp:posOffset>
                 </wp:positionV>
-                <wp:extent cx="73672" cy="78006"/>
+                <wp:extent cx="73660" cy="77470"/>
                 <wp:effectExtent l="0" t="0" r="21590" b="17780"/>
                 <wp:wrapNone/>
-                <wp:docPr id="13" name="Flowchart: Connector 13"/>
+                <wp:docPr id="10" name="Flowchart: Connector 10"/>
                 <wp:cNvGraphicFramePr/>
                 <a:graphic xmlns:a="http://schemas.openxmlformats.org/drawingml/2006/main">
                   <a:graphicData uri="http://schemas.microsoft.com/office/word/2010/wordprocessingShape">
@@ -1519,7 +2797,7 @@
                       <wps:spPr>
                         <a:xfrm>
                           <a:off x="0" y="0"/>
-                          <a:ext cx="73672" cy="78006"/>
+                          <a:ext cx="73660" cy="77470"/>
                         </a:xfrm>
                         <a:prstGeom prst="flowChartConnector">
                           <a:avLst/>
@@ -1555,7 +2833,7 @@
           </mc:Choice>
           <mc:Fallback>
             <w:pict>
-              <v:shape w14:anchorId="2A290A25" id="Flowchart: Connector 13" o:spid="_x0000_s1026" type="#_x0000_t120" style="position:absolute;margin-left:272.65pt;margin-top:7.15pt;width:5.8pt;height:6.15pt;z-index:251699712;visibility:visible;mso-wrap-style:square;mso-wrap-distance-left:9pt;mso-wrap-distance-top:0;mso-wrap-distance-right:9pt;mso-wrap-distance-bottom:0;mso-position-horizontal:absolute;mso-position-horizontal-relative:text;mso-position-vertical:absolute;mso-position-vertical-relative:text;v-text-anchor:middle" o:gfxdata="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" fillcolor="black [3200]" strokecolor="black [1600]" strokeweight="1pt">
+              <v:shape w14:anchorId="7D9F30DA" id="Flowchart: Connector 10" o:spid="_x0000_s1026" type="#_x0000_t120" style="position:absolute;margin-left:108pt;margin-top:9.5pt;width:5.8pt;height:6.1pt;z-index:251671040;visibility:visible;mso-wrap-style:square;mso-wrap-distance-left:9pt;mso-wrap-distance-top:0;mso-wrap-distance-right:9pt;mso-wrap-distance-bottom:0;mso-position-horizontal:absolute;mso-position-horizontal-relative:text;mso-position-vertical:absolute;mso-position-vertical-relative:text;v-text-anchor:middle" o:gfxdata="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" fillcolor="black [3200]" strokecolor="black [1600]" strokeweight="1pt">
                 <v:stroke joinstyle="miter"/>
               </v:shape>
             </w:pict>
@@ -1565,6 +2843,56 @@
       <w:r>
         <w:rPr>
           <w:rFonts w:ascii="Times New Roman" w:hAnsi="Times New Roman" w:cs="Times New Roman"/>
+          <w:sz w:val="28"/>
+          <w:szCs w:val="28"/>
+        </w:rPr>
+        <w:t>b.</w:t>
+      </w:r>
+      <w:r>
+        <w:rPr>
+          <w:rFonts w:ascii="Times New Roman" w:hAnsi="Times New Roman" w:cs="Times New Roman"/>
+          <w:sz w:val="28"/>
+          <w:szCs w:val="28"/>
+        </w:rPr>
+        <w:t xml:space="preserve"> </w:t>
+      </w:r>
+      <w:r>
+        <w:rPr>
+          <w:rFonts w:ascii="Times New Roman" w:hAnsi="Times New Roman" w:cs="Times New Roman"/>
+          <w:sz w:val="28"/>
+          <w:szCs w:val="28"/>
+        </w:rPr>
+        <w:t>Rhinoceros</w:t>
+      </w:r>
+      <w:r>
+        <w:rPr>
+          <w:rFonts w:ascii="Times New Roman" w:hAnsi="Times New Roman" w:cs="Times New Roman"/>
+          <w:sz w:val="28"/>
+          <w:szCs w:val="28"/>
+        </w:rPr>
+        <w:t xml:space="preserve">                                                      </w:t>
+      </w:r>
+      <w:r>
+        <w:rPr>
+          <w:rFonts w:ascii="Times New Roman" w:hAnsi="Times New Roman" w:cs="Times New Roman"/>
+          <w:sz w:val="28"/>
+          <w:szCs w:val="28"/>
+        </w:rPr>
+        <w:t xml:space="preserve"> festival </w:t>
+      </w:r>
+    </w:p>
+    <w:p>
+      <w:pPr>
+        <w:ind w:left="432"/>
+        <w:rPr>
+          <w:rFonts w:ascii="Times New Roman" w:hAnsi="Times New Roman" w:cs="Times New Roman"/>
+          <w:sz w:val="28"/>
+          <w:szCs w:val="28"/>
+        </w:rPr>
+      </w:pPr>
+      <w:r>
+        <w:rPr>
+          <w:rFonts w:ascii="Times New Roman" w:hAnsi="Times New Roman" w:cs="Times New Roman"/>
           <w:noProof/>
           <w:sz w:val="28"/>
           <w:szCs w:val="28"/>
@@ -1572,18 +2900,18 @@
         <mc:AlternateContent>
           <mc:Choice Requires="wps">
             <w:drawing>
-              <wp:anchor distT="0" distB="0" distL="114300" distR="114300" simplePos="0" relativeHeight="251671040" behindDoc="0" locked="0" layoutInCell="1" allowOverlap="1" wp14:anchorId="574AF139" wp14:editId="29D58736">
+              <wp:anchor distT="0" distB="0" distL="114300" distR="114300" simplePos="0" relativeHeight="251681280" behindDoc="0" locked="0" layoutInCell="1" allowOverlap="1" wp14:anchorId="53A39354" wp14:editId="5B14073D">
                 <wp:simplePos x="0" y="0"/>
                 <wp:positionH relativeFrom="column">
-                  <wp:posOffset>1257366</wp:posOffset>
+                  <wp:posOffset>1384300</wp:posOffset>
                 </wp:positionH>
                 <wp:positionV relativeFrom="paragraph">
-                  <wp:posOffset>121198</wp:posOffset>
+                  <wp:posOffset>85725</wp:posOffset>
                 </wp:positionV>
-                <wp:extent cx="73672" cy="78006"/>
+                <wp:extent cx="73660" cy="77470"/>
                 <wp:effectExtent l="0" t="0" r="21590" b="17780"/>
                 <wp:wrapNone/>
-                <wp:docPr id="10" name="Flowchart: Connector 10"/>
+                <wp:docPr id="11" name="Flowchart: Connector 11"/>
                 <wp:cNvGraphicFramePr/>
                 <a:graphic xmlns:a="http://schemas.openxmlformats.org/drawingml/2006/main">
                   <a:graphicData uri="http://schemas.microsoft.com/office/word/2010/wordprocessingShape">
@@ -1592,7 +2920,7 @@
                       <wps:spPr>
                         <a:xfrm>
                           <a:off x="0" y="0"/>
-                          <a:ext cx="73672" cy="78006"/>
+                          <a:ext cx="73660" cy="77470"/>
                         </a:xfrm>
                         <a:prstGeom prst="flowChartConnector">
                           <a:avLst/>
@@ -1628,59 +2956,13 @@
           </mc:Choice>
           <mc:Fallback>
             <w:pict>
-              <v:shape w14:anchorId="0A14E0C5" id="Flowchart: Connector 10" o:spid="_x0000_s1026" type="#_x0000_t120" style="position:absolute;margin-left:99pt;margin-top:9.55pt;width:5.8pt;height:6.15pt;z-index:251671040;visibility:visible;mso-wrap-style:square;mso-wrap-distance-left:9pt;mso-wrap-distance-top:0;mso-wrap-distance-right:9pt;mso-wrap-distance-bottom:0;mso-position-horizontal:absolute;mso-position-horizontal-relative:text;mso-position-vertical:absolute;mso-position-vertical-relative:text;v-text-anchor:middle" o:gfxdata="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" fillcolor="black [3200]" strokecolor="black [1600]" strokeweight="1pt">
+              <v:shape w14:anchorId="0D4B9E02" id="Flowchart: Connector 11" o:spid="_x0000_s1026" type="#_x0000_t120" style="position:absolute;margin-left:109pt;margin-top:6.75pt;width:5.8pt;height:6.1pt;z-index:251681280;visibility:visible;mso-wrap-style:square;mso-wrap-distance-left:9pt;mso-wrap-distance-top:0;mso-wrap-distance-right:9pt;mso-wrap-distance-bottom:0;mso-position-horizontal:absolute;mso-position-horizontal-relative:text;mso-position-vertical:absolute;mso-position-vertical-relative:text;v-text-anchor:middle" o:gfxdata="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" fillcolor="black [3200]" strokecolor="black [1600]" strokeweight="1pt">
                 <v:stroke joinstyle="miter"/>
               </v:shape>
             </w:pict>
           </mc:Fallback>
         </mc:AlternateContent>
       </w:r>
-      <w:proofErr w:type="spellStart"/>
-      <w:proofErr w:type="gramStart"/>
-      <w:r>
-        <w:rPr>
-          <w:rFonts w:ascii="Times New Roman" w:hAnsi="Times New Roman" w:cs="Times New Roman"/>
-          <w:sz w:val="28"/>
-          <w:szCs w:val="28"/>
-        </w:rPr>
-        <w:t>b.</w:t>
-      </w:r>
-      <w:r>
-        <w:rPr>
-          <w:rFonts w:ascii="Times New Roman" w:hAnsi="Times New Roman" w:cs="Times New Roman"/>
-          <w:sz w:val="28"/>
-          <w:szCs w:val="28"/>
-        </w:rPr>
-        <w:t>Rhinoceros</w:t>
-      </w:r>
-      <w:proofErr w:type="spellEnd"/>
-      <w:proofErr w:type="gramEnd"/>
-      <w:r>
-        <w:rPr>
-          <w:rFonts w:ascii="Times New Roman" w:hAnsi="Times New Roman" w:cs="Times New Roman"/>
-          <w:sz w:val="28"/>
-          <w:szCs w:val="28"/>
-        </w:rPr>
-        <w:t xml:space="preserve">                                                      </w:t>
-      </w:r>
-      <w:r>
-        <w:rPr>
-          <w:rFonts w:ascii="Times New Roman" w:hAnsi="Times New Roman" w:cs="Times New Roman"/>
-          <w:sz w:val="28"/>
-          <w:szCs w:val="28"/>
-        </w:rPr>
-        <w:t xml:space="preserve"> festival </w:t>
-      </w:r>
-    </w:p>
-    <w:p>
-      <w:pPr>
-        <w:ind w:left="288"/>
-        <w:rPr>
-          <w:rFonts w:ascii="Times New Roman" w:hAnsi="Times New Roman" w:cs="Times New Roman"/>
-          <w:sz w:val="28"/>
-          <w:szCs w:val="28"/>
-        </w:rPr>
-      </w:pPr>
       <w:r>
         <w:rPr>
           <w:rFonts w:ascii="Times New Roman" w:hAnsi="Times New Roman" w:cs="Times New Roman"/>
@@ -1691,7 +2973,7 @@
         <mc:AlternateContent>
           <mc:Choice Requires="wps">
             <w:drawing>
-              <wp:anchor distT="0" distB="0" distL="114300" distR="114300" simplePos="0" relativeHeight="251708928" behindDoc="0" locked="0" layoutInCell="1" allowOverlap="1" wp14:anchorId="34A6AC55" wp14:editId="350A68F7">
+              <wp:anchor distT="0" distB="0" distL="114300" distR="114300" simplePos="0" relativeHeight="251708928" behindDoc="0" locked="0" layoutInCell="1" allowOverlap="1" wp14:anchorId="34A6AC55" wp14:editId="7ED96A06">
                 <wp:simplePos x="0" y="0"/>
                 <wp:positionH relativeFrom="column">
                   <wp:posOffset>3436906</wp:posOffset>
@@ -1747,7 +3029,7 @@
           </mc:Choice>
           <mc:Fallback>
             <w:pict>
-              <v:shape w14:anchorId="49FBD245" id="Flowchart: Connector 14" o:spid="_x0000_s1026" type="#_x0000_t120" style="position:absolute;margin-left:270.6pt;margin-top:6.75pt;width:5.8pt;height:6.15pt;z-index:251708928;visibility:visible;mso-wrap-style:square;mso-wrap-distance-left:9pt;mso-wrap-distance-top:0;mso-wrap-distance-right:9pt;mso-wrap-distance-bottom:0;mso-position-horizontal:absolute;mso-position-horizontal-relative:text;mso-position-vertical:absolute;mso-position-vertical-relative:text;v-text-anchor:middle" o:gfxdata="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" fillcolor="black [3200]" strokecolor="black [1600]" strokeweight="1pt">
+              <v:shape w14:anchorId="3451CE32" id="Flowchart: Connector 14" o:spid="_x0000_s1026" type="#_x0000_t120" style="position:absolute;margin-left:270.6pt;margin-top:6.75pt;width:5.8pt;height:6.15pt;z-index:251708928;visibility:visible;mso-wrap-style:square;mso-wrap-distance-left:9pt;mso-wrap-distance-top:0;mso-wrap-distance-right:9pt;mso-wrap-distance-bottom:0;mso-position-horizontal:absolute;mso-position-horizontal-relative:text;mso-position-vertical:absolute;mso-position-vertical-relative:text;v-text-anchor:middle" o:gfxdata="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" fillcolor="black [3200]" strokecolor="black [1600]" strokeweight="1pt">
                 <v:stroke joinstyle="miter"/>
               </v:shape>
             </w:pict>
@@ -1757,6 +3039,56 @@
       <w:r>
         <w:rPr>
           <w:rFonts w:ascii="Times New Roman" w:hAnsi="Times New Roman" w:cs="Times New Roman"/>
+          <w:sz w:val="28"/>
+          <w:szCs w:val="28"/>
+        </w:rPr>
+        <w:t>c.</w:t>
+      </w:r>
+      <w:r>
+        <w:rPr>
+          <w:rFonts w:ascii="Times New Roman" w:hAnsi="Times New Roman" w:cs="Times New Roman"/>
+          <w:sz w:val="28"/>
+          <w:szCs w:val="28"/>
+        </w:rPr>
+        <w:t xml:space="preserve"> </w:t>
+      </w:r>
+      <w:r>
+        <w:rPr>
+          <w:rFonts w:ascii="Times New Roman" w:hAnsi="Times New Roman" w:cs="Times New Roman"/>
+          <w:sz w:val="28"/>
+          <w:szCs w:val="28"/>
+        </w:rPr>
+        <w:t xml:space="preserve">Tap </w:t>
+      </w:r>
+      <w:r>
+        <w:rPr>
+          <w:rFonts w:ascii="Times New Roman" w:hAnsi="Times New Roman" w:cs="Times New Roman"/>
+          <w:sz w:val="28"/>
+          <w:szCs w:val="28"/>
+        </w:rPr>
+        <w:t xml:space="preserve">                                                                  </w:t>
+      </w:r>
+      <w:r>
+        <w:rPr>
+          <w:rFonts w:ascii="Times New Roman" w:hAnsi="Times New Roman" w:cs="Times New Roman"/>
+          <w:sz w:val="28"/>
+          <w:szCs w:val="28"/>
+        </w:rPr>
+        <w:t>National Park</w:t>
+      </w:r>
+    </w:p>
+    <w:p>
+      <w:pPr>
+        <w:ind w:left="432"/>
+        <w:rPr>
+          <w:rFonts w:ascii="Times New Roman" w:hAnsi="Times New Roman" w:cs="Times New Roman"/>
+          <w:sz w:val="28"/>
+          <w:szCs w:val="28"/>
+        </w:rPr>
+      </w:pPr>
+      <w:r>
+        <w:rPr>
+          <w:rFonts w:ascii="Times New Roman" w:hAnsi="Times New Roman" w:cs="Times New Roman"/>
           <w:noProof/>
           <w:sz w:val="28"/>
           <w:szCs w:val="28"/>
@@ -1764,18 +3096,18 @@
         <mc:AlternateContent>
           <mc:Choice Requires="wps">
             <w:drawing>
-              <wp:anchor distT="0" distB="0" distL="114300" distR="114300" simplePos="0" relativeHeight="251681280" behindDoc="0" locked="0" layoutInCell="1" allowOverlap="1" wp14:anchorId="53A39354" wp14:editId="5F2DC636">
+              <wp:anchor distT="0" distB="0" distL="114300" distR="114300" simplePos="0" relativeHeight="251688448" behindDoc="0" locked="0" layoutInCell="1" allowOverlap="1" wp14:anchorId="48B77660" wp14:editId="3CE73C8C">
                 <wp:simplePos x="0" y="0"/>
                 <wp:positionH relativeFrom="column">
-                  <wp:posOffset>1270455</wp:posOffset>
+                  <wp:posOffset>1388110</wp:posOffset>
                 </wp:positionH>
                 <wp:positionV relativeFrom="paragraph">
-                  <wp:posOffset>86186</wp:posOffset>
+                  <wp:posOffset>89535</wp:posOffset>
                 </wp:positionV>
-                <wp:extent cx="73672" cy="78006"/>
+                <wp:extent cx="73660" cy="77470"/>
                 <wp:effectExtent l="0" t="0" r="21590" b="17780"/>
                 <wp:wrapNone/>
-                <wp:docPr id="11" name="Flowchart: Connector 11"/>
+                <wp:docPr id="12" name="Flowchart: Connector 12"/>
                 <wp:cNvGraphicFramePr/>
                 <a:graphic xmlns:a="http://schemas.openxmlformats.org/drawingml/2006/main">
                   <a:graphicData uri="http://schemas.microsoft.com/office/word/2010/wordprocessingShape">
@@ -1784,7 +3116,7 @@
                       <wps:spPr>
                         <a:xfrm>
                           <a:off x="0" y="0"/>
-                          <a:ext cx="73672" cy="78006"/>
+                          <a:ext cx="73660" cy="77470"/>
                         </a:xfrm>
                         <a:prstGeom prst="flowChartConnector">
                           <a:avLst/>
@@ -1820,65 +3152,13 @@
           </mc:Choice>
           <mc:Fallback>
             <w:pict>
-              <v:shape w14:anchorId="6AB0ED03" id="Flowchart: Connector 11" o:spid="_x0000_s1026" type="#_x0000_t120" style="position:absolute;margin-left:100.05pt;margin-top:6.8pt;width:5.8pt;height:6.15pt;z-index:251681280;visibility:visible;mso-wrap-style:square;mso-wrap-distance-left:9pt;mso-wrap-distance-top:0;mso-wrap-distance-right:9pt;mso-wrap-distance-bottom:0;mso-position-horizontal:absolute;mso-position-horizontal-relative:text;mso-position-vertical:absolute;mso-position-vertical-relative:text;v-text-anchor:middle" o:gfxdata="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" fillcolor="black [3200]" strokecolor="black [1600]" strokeweight="1pt">
+              <v:shape w14:anchorId="1B19197B" id="Flowchart: Connector 12" o:spid="_x0000_s1026" type="#_x0000_t120" style="position:absolute;margin-left:109.3pt;margin-top:7.05pt;width:5.8pt;height:6.1pt;z-index:251688448;visibility:visible;mso-wrap-style:square;mso-wrap-distance-left:9pt;mso-wrap-distance-top:0;mso-wrap-distance-right:9pt;mso-wrap-distance-bottom:0;mso-position-horizontal:absolute;mso-position-horizontal-relative:text;mso-position-vertical:absolute;mso-position-vertical-relative:text;v-text-anchor:middle" o:gfxdata="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" fillcolor="black [3200]" strokecolor="black [1600]" strokeweight="1pt">
                 <v:stroke joinstyle="miter"/>
               </v:shape>
             </w:pict>
           </mc:Fallback>
         </mc:AlternateContent>
       </w:r>
-      <w:proofErr w:type="spellStart"/>
-      <w:r>
-        <w:rPr>
-          <w:rFonts w:ascii="Times New Roman" w:hAnsi="Times New Roman" w:cs="Times New Roman"/>
-          <w:sz w:val="28"/>
-          <w:szCs w:val="28"/>
-        </w:rPr>
-        <w:t>c.</w:t>
-      </w:r>
-      <w:r>
-        <w:rPr>
-          <w:rFonts w:ascii="Times New Roman" w:hAnsi="Times New Roman" w:cs="Times New Roman"/>
-          <w:sz w:val="28"/>
-          <w:szCs w:val="28"/>
-        </w:rPr>
-        <w:t>Tap</w:t>
-      </w:r>
-      <w:proofErr w:type="spellEnd"/>
-      <w:r>
-        <w:rPr>
-          <w:rFonts w:ascii="Times New Roman" w:hAnsi="Times New Roman" w:cs="Times New Roman"/>
-          <w:sz w:val="28"/>
-          <w:szCs w:val="28"/>
-        </w:rPr>
-        <w:t xml:space="preserve"> </w:t>
-      </w:r>
-      <w:r>
-        <w:rPr>
-          <w:rFonts w:ascii="Times New Roman" w:hAnsi="Times New Roman" w:cs="Times New Roman"/>
-          <w:sz w:val="28"/>
-          <w:szCs w:val="28"/>
-        </w:rPr>
-        <w:t xml:space="preserve">                                                                  </w:t>
-      </w:r>
-      <w:r>
-        <w:rPr>
-          <w:rFonts w:ascii="Times New Roman" w:hAnsi="Times New Roman" w:cs="Times New Roman"/>
-          <w:sz w:val="28"/>
-          <w:szCs w:val="28"/>
-        </w:rPr>
-        <w:t>National Park</w:t>
-      </w:r>
-    </w:p>
-    <w:p>
-      <w:pPr>
-        <w:ind w:left="288"/>
-        <w:rPr>
-          <w:rFonts w:ascii="Times New Roman" w:hAnsi="Times New Roman" w:cs="Times New Roman"/>
-          <w:sz w:val="28"/>
-          <w:szCs w:val="28"/>
-        </w:rPr>
-      </w:pPr>
       <w:r>
         <w:rPr>
           <w:rFonts w:ascii="Times New Roman" w:hAnsi="Times New Roman" w:cs="Times New Roman"/>
@@ -1889,7 +3169,7 @@
         <mc:AlternateContent>
           <mc:Choice Requires="wps">
             <w:drawing>
-              <wp:anchor distT="0" distB="0" distL="114300" distR="114300" simplePos="0" relativeHeight="251715072" behindDoc="0" locked="0" layoutInCell="1" allowOverlap="1" wp14:anchorId="1207FCA8" wp14:editId="148CC402">
+              <wp:anchor distT="0" distB="0" distL="114300" distR="114300" simplePos="0" relativeHeight="251715072" behindDoc="0" locked="0" layoutInCell="1" allowOverlap="1" wp14:anchorId="1207FCA8" wp14:editId="2F11C27E">
                 <wp:simplePos x="0" y="0"/>
                 <wp:positionH relativeFrom="column">
                   <wp:posOffset>3445660</wp:posOffset>
@@ -1945,7 +3225,7 @@
           </mc:Choice>
           <mc:Fallback>
             <w:pict>
-              <v:shape w14:anchorId="560CA5E8" id="Flowchart: Connector 15" o:spid="_x0000_s1026" type="#_x0000_t120" style="position:absolute;margin-left:271.3pt;margin-top:6.4pt;width:5.8pt;height:6.15pt;z-index:251715072;visibility:visible;mso-wrap-style:square;mso-wrap-distance-left:9pt;mso-wrap-distance-top:0;mso-wrap-distance-right:9pt;mso-wrap-distance-bottom:0;mso-position-horizontal:absolute;mso-position-horizontal-relative:text;mso-position-vertical:absolute;mso-position-vertical-relative:text;v-text-anchor:middle" o:gfxdata="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" fillcolor="black [3200]" strokecolor="black [1600]" strokeweight="1pt">
+              <v:shape w14:anchorId="7A460558" id="Flowchart: Connector 15" o:spid="_x0000_s1026" type="#_x0000_t120" style="position:absolute;margin-left:271.3pt;margin-top:6.4pt;width:5.8pt;height:6.15pt;z-index:251715072;visibility:visible;mso-wrap-style:square;mso-wrap-distance-left:9pt;mso-wrap-distance-top:0;mso-wrap-distance-right:9pt;mso-wrap-distance-bottom:0;mso-position-horizontal:absolute;mso-position-horizontal-relative:text;mso-position-vertical:absolute;mso-position-vertical-relative:text;v-text-anchor:middle" o:gfxdata="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" fillcolor="black [3200]" strokecolor="black [1600]" strokeweight="1pt">
                 <v:stroke joinstyle="miter"/>
               </v:shape>
             </w:pict>
@@ -1955,6 +3235,562 @@
       <w:r>
         <w:rPr>
           <w:rFonts w:ascii="Times New Roman" w:hAnsi="Times New Roman" w:cs="Times New Roman"/>
+          <w:sz w:val="28"/>
+          <w:szCs w:val="28"/>
+        </w:rPr>
+        <w:t>d.</w:t>
+      </w:r>
+      <w:r>
+        <w:rPr>
+          <w:rFonts w:ascii="Times New Roman" w:hAnsi="Times New Roman" w:cs="Times New Roman"/>
+          <w:sz w:val="28"/>
+          <w:szCs w:val="28"/>
+        </w:rPr>
+        <w:t xml:space="preserve"> </w:t>
+      </w:r>
+      <w:r>
+        <w:rPr>
+          <w:rFonts w:ascii="Times New Roman" w:hAnsi="Times New Roman" w:cs="Times New Roman"/>
+          <w:sz w:val="28"/>
+          <w:szCs w:val="28"/>
+        </w:rPr>
+        <w:t xml:space="preserve">Holi </w:t>
+      </w:r>
+      <w:r>
+        <w:rPr>
+          <w:rFonts w:ascii="Times New Roman" w:hAnsi="Times New Roman" w:cs="Times New Roman"/>
+          <w:sz w:val="28"/>
+          <w:szCs w:val="28"/>
+        </w:rPr>
+        <w:t xml:space="preserve">                                                                 </w:t>
+      </w:r>
+      <w:r>
+        <w:rPr>
+          <w:rFonts w:ascii="Times New Roman" w:hAnsi="Times New Roman" w:cs="Times New Roman"/>
+          <w:sz w:val="28"/>
+          <w:szCs w:val="28"/>
+        </w:rPr>
+        <w:t>Endangered animal</w:t>
+      </w:r>
+    </w:p>
+    <w:p>
+      <w:pPr>
+        <w:rPr>
+          <w:rFonts w:ascii="Times New Roman" w:hAnsi="Times New Roman" w:cs="Times New Roman"/>
+          <w:b/>
+          <w:bCs/>
+          <w:sz w:val="28"/>
+          <w:szCs w:val="28"/>
+        </w:rPr>
+      </w:pPr>
+      <w:r>
+        <w:rPr>
+          <w:rFonts w:ascii="Times New Roman" w:hAnsi="Times New Roman" w:cs="Times New Roman"/>
+          <w:b/>
+          <w:bCs/>
+          <w:sz w:val="28"/>
+          <w:szCs w:val="28"/>
+        </w:rPr>
+        <w:t>5.</w:t>
+      </w:r>
+      <w:r>
+        <w:rPr>
+          <w:rFonts w:ascii="Times New Roman" w:hAnsi="Times New Roman" w:cs="Times New Roman"/>
+          <w:b/>
+          <w:bCs/>
+          <w:sz w:val="28"/>
+          <w:szCs w:val="28"/>
+        </w:rPr>
+        <w:t xml:space="preserve"> </w:t>
+      </w:r>
+      <w:r>
+        <w:rPr>
+          <w:rFonts w:ascii="Times New Roman" w:hAnsi="Times New Roman" w:cs="Times New Roman"/>
+          <w:b/>
+          <w:bCs/>
+          <w:sz w:val="28"/>
+          <w:szCs w:val="28"/>
+        </w:rPr>
+        <w:t>Answer these questions.</w:t>
+      </w:r>
+      <w:r>
+        <w:rPr>
+          <w:rFonts w:ascii="Times New Roman" w:hAnsi="Times New Roman" w:cs="Times New Roman"/>
+          <w:b/>
+          <w:bCs/>
+          <w:sz w:val="28"/>
+          <w:szCs w:val="28"/>
+        </w:rPr>
+        <w:tab/>
+      </w:r>
+      <w:r>
+        <w:rPr>
+          <w:rFonts w:ascii="Times New Roman" w:hAnsi="Times New Roman" w:cs="Times New Roman"/>
+          <w:b/>
+          <w:bCs/>
+          <w:sz w:val="28"/>
+          <w:szCs w:val="28"/>
+        </w:rPr>
+        <w:tab/>
+      </w:r>
+      <w:r>
+        <w:rPr>
+          <w:rFonts w:ascii="Times New Roman" w:hAnsi="Times New Roman" w:cs="Times New Roman"/>
+          <w:b/>
+          <w:bCs/>
+          <w:sz w:val="28"/>
+          <w:szCs w:val="28"/>
+        </w:rPr>
+        <w:tab/>
+      </w:r>
+      <w:r>
+        <w:rPr>
+          <w:rFonts w:ascii="Times New Roman" w:hAnsi="Times New Roman" w:cs="Times New Roman"/>
+          <w:b/>
+          <w:bCs/>
+          <w:sz w:val="28"/>
+          <w:szCs w:val="28"/>
+        </w:rPr>
+        <w:tab/>
+      </w:r>
+      <w:r>
+        <w:rPr>
+          <w:rFonts w:ascii="Times New Roman" w:hAnsi="Times New Roman" w:cs="Times New Roman"/>
+          <w:b/>
+          <w:bCs/>
+          <w:sz w:val="28"/>
+          <w:szCs w:val="28"/>
+        </w:rPr>
+        <w:tab/>
+      </w:r>
+      <w:r>
+        <w:rPr>
+          <w:rFonts w:ascii="Times New Roman" w:hAnsi="Times New Roman" w:cs="Times New Roman"/>
+          <w:b/>
+          <w:bCs/>
+          <w:sz w:val="28"/>
+          <w:szCs w:val="28"/>
+        </w:rPr>
+        <w:tab/>
+      </w:r>
+      <w:r>
+        <w:rPr>
+          <w:rFonts w:ascii="Times New Roman" w:hAnsi="Times New Roman" w:cs="Times New Roman"/>
+          <w:b/>
+          <w:bCs/>
+          <w:sz w:val="28"/>
+          <w:szCs w:val="28"/>
+        </w:rPr>
+        <w:tab/>
+      </w:r>
+      <w:r>
+        <w:rPr>
+          <w:rFonts w:ascii="Times New Roman" w:hAnsi="Times New Roman" w:cs="Times New Roman"/>
+          <w:b/>
+          <w:bCs/>
+          <w:sz w:val="28"/>
+          <w:szCs w:val="28"/>
+        </w:rPr>
+        <w:tab/>
+      </w:r>
+      <w:r>
+        <w:rPr>
+          <w:rFonts w:ascii="Times New Roman" w:hAnsi="Times New Roman" w:cs="Times New Roman"/>
+          <w:b/>
+          <w:bCs/>
+          <w:sz w:val="28"/>
+          <w:szCs w:val="28"/>
+        </w:rPr>
+        <w:tab/>
+      </w:r>
+      <w:r>
+        <w:rPr>
+          <w:rFonts w:ascii="Times New Roman" w:hAnsi="Times New Roman" w:cs="Times New Roman"/>
+          <w:b/>
+          <w:bCs/>
+          <w:sz w:val="28"/>
+          <w:szCs w:val="28"/>
+        </w:rPr>
+        <w:t>(3×2=6)</w:t>
+      </w:r>
+    </w:p>
+    <w:p>
+      <w:pPr>
+        <w:spacing w:line="360" w:lineRule="auto"/>
+        <w:ind w:left="288"/>
+        <w:rPr>
+          <w:rFonts w:ascii="Times New Roman" w:hAnsi="Times New Roman" w:cs="Times New Roman"/>
+          <w:sz w:val="28"/>
+          <w:szCs w:val="28"/>
+        </w:rPr>
+      </w:pPr>
+      <w:r>
+        <w:rPr>
+          <w:rFonts w:ascii="Times New Roman" w:hAnsi="Times New Roman" w:cs="Times New Roman"/>
+          <w:sz w:val="28"/>
+          <w:szCs w:val="28"/>
+        </w:rPr>
+        <w:t>a.</w:t>
+      </w:r>
+      <w:r>
+        <w:rPr>
+          <w:rFonts w:ascii="Times New Roman" w:hAnsi="Times New Roman" w:cs="Times New Roman"/>
+          <w:sz w:val="28"/>
+          <w:szCs w:val="28"/>
+        </w:rPr>
+        <w:t xml:space="preserve"> </w:t>
+      </w:r>
+      <w:r>
+        <w:rPr>
+          <w:rFonts w:ascii="Times New Roman" w:hAnsi="Times New Roman" w:cs="Times New Roman"/>
+          <w:sz w:val="28"/>
+          <w:szCs w:val="28"/>
+        </w:rPr>
+        <w:t>What is Yoga?</w:t>
+      </w:r>
+    </w:p>
+    <w:p>
+      <w:pPr>
+        <w:spacing w:line="360" w:lineRule="auto"/>
+        <w:ind w:left="576"/>
+        <w:rPr>
+          <w:rFonts w:ascii="Times New Roman" w:hAnsi="Times New Roman" w:cs="Times New Roman"/>
+          <w:sz w:val="28"/>
+          <w:szCs w:val="28"/>
+        </w:rPr>
+      </w:pPr>
+      <w:r>
+        <w:rPr>
+          <w:rFonts w:ascii="Times New Roman" w:hAnsi="Times New Roman" w:cs="Times New Roman"/>
+          <w:sz w:val="28"/>
+          <w:szCs w:val="28"/>
+        </w:rPr>
+        <w:t>______________________________________________________________</w:t>
+      </w:r>
+      <w:r>
+        <w:rPr>
+          <w:rFonts w:ascii="Times New Roman" w:hAnsi="Times New Roman" w:cs="Times New Roman"/>
+          <w:sz w:val="28"/>
+          <w:szCs w:val="28"/>
+        </w:rPr>
+        <w:t>________</w:t>
+      </w:r>
+    </w:p>
+    <w:p>
+      <w:pPr>
+        <w:spacing w:line="360" w:lineRule="auto"/>
+        <w:ind w:left="288"/>
+        <w:rPr>
+          <w:rFonts w:ascii="Times New Roman" w:hAnsi="Times New Roman" w:cs="Times New Roman"/>
+          <w:sz w:val="28"/>
+          <w:szCs w:val="28"/>
+        </w:rPr>
+      </w:pPr>
+      <w:r>
+        <w:rPr>
+          <w:rFonts w:ascii="Times New Roman" w:hAnsi="Times New Roman" w:cs="Times New Roman"/>
+          <w:sz w:val="28"/>
+          <w:szCs w:val="28"/>
+        </w:rPr>
+        <w:t>b</w:t>
+      </w:r>
+      <w:r>
+        <w:rPr>
+          <w:rFonts w:ascii="Times New Roman" w:hAnsi="Times New Roman" w:cs="Times New Roman"/>
+          <w:sz w:val="28"/>
+          <w:szCs w:val="28"/>
+        </w:rPr>
+        <w:t>.</w:t>
+      </w:r>
+      <w:r>
+        <w:rPr>
+          <w:rFonts w:ascii="Times New Roman" w:hAnsi="Times New Roman" w:cs="Times New Roman"/>
+          <w:sz w:val="28"/>
+          <w:szCs w:val="28"/>
+        </w:rPr>
+        <w:t xml:space="preserve"> </w:t>
+      </w:r>
+      <w:r>
+        <w:rPr>
+          <w:rFonts w:ascii="Times New Roman" w:hAnsi="Times New Roman" w:cs="Times New Roman"/>
+          <w:sz w:val="28"/>
+          <w:szCs w:val="28"/>
+        </w:rPr>
+        <w:t>Do you respect your teacher?</w:t>
+      </w:r>
+    </w:p>
+    <w:p>
+      <w:pPr>
+        <w:spacing w:line="360" w:lineRule="auto"/>
+        <w:ind w:left="576"/>
+        <w:rPr>
+          <w:rFonts w:ascii="Times New Roman" w:hAnsi="Times New Roman" w:cs="Times New Roman"/>
+          <w:sz w:val="28"/>
+          <w:szCs w:val="28"/>
+        </w:rPr>
+      </w:pPr>
+      <w:r>
+        <w:rPr>
+          <w:rFonts w:ascii="Times New Roman" w:hAnsi="Times New Roman" w:cs="Times New Roman"/>
+          <w:sz w:val="28"/>
+          <w:szCs w:val="28"/>
+        </w:rPr>
+        <w:t>______________________________________________________________</w:t>
+      </w:r>
+      <w:r>
+        <w:rPr>
+          <w:rFonts w:ascii="Times New Roman" w:hAnsi="Times New Roman" w:cs="Times New Roman"/>
+          <w:sz w:val="28"/>
+          <w:szCs w:val="28"/>
+        </w:rPr>
+        <w:t>________</w:t>
+      </w:r>
+    </w:p>
+    <w:p>
+      <w:pPr>
+        <w:spacing w:line="360" w:lineRule="auto"/>
+        <w:ind w:left="288"/>
+        <w:rPr>
+          <w:rFonts w:ascii="Times New Roman" w:hAnsi="Times New Roman" w:cs="Times New Roman"/>
+          <w:sz w:val="28"/>
+          <w:szCs w:val="28"/>
+        </w:rPr>
+      </w:pPr>
+      <w:r>
+        <w:rPr>
+          <w:rFonts w:ascii="Times New Roman" w:hAnsi="Times New Roman" w:cs="Times New Roman"/>
+          <w:sz w:val="28"/>
+          <w:szCs w:val="28"/>
+        </w:rPr>
+        <w:t>c.</w:t>
+      </w:r>
+      <w:r>
+        <w:rPr>
+          <w:rFonts w:ascii="Times New Roman" w:hAnsi="Times New Roman" w:cs="Times New Roman"/>
+          <w:sz w:val="28"/>
+          <w:szCs w:val="28"/>
+        </w:rPr>
+        <w:t xml:space="preserve"> </w:t>
+      </w:r>
+      <w:r>
+        <w:rPr>
+          <w:rFonts w:ascii="Times New Roman" w:hAnsi="Times New Roman" w:cs="Times New Roman"/>
+          <w:sz w:val="28"/>
+          <w:szCs w:val="28"/>
+        </w:rPr>
+        <w:t xml:space="preserve">What is the main jungle near </w:t>
+      </w:r>
+      <w:proofErr w:type="spellStart"/>
+      <w:r>
+        <w:rPr>
+          <w:rFonts w:ascii="Times New Roman" w:hAnsi="Times New Roman" w:cs="Times New Roman"/>
+          <w:sz w:val="28"/>
+          <w:szCs w:val="28"/>
+        </w:rPr>
+        <w:t>Sauraha</w:t>
+      </w:r>
+      <w:proofErr w:type="spellEnd"/>
+      <w:r>
+        <w:rPr>
+          <w:rFonts w:ascii="Times New Roman" w:hAnsi="Times New Roman" w:cs="Times New Roman"/>
+          <w:sz w:val="28"/>
+          <w:szCs w:val="28"/>
+        </w:rPr>
+        <w:t>?</w:t>
+      </w:r>
+    </w:p>
+    <w:p>
+      <w:pPr>
+        <w:spacing w:line="360" w:lineRule="auto"/>
+        <w:ind w:left="576"/>
+        <w:rPr>
+          <w:rFonts w:ascii="Times New Roman" w:hAnsi="Times New Roman" w:cs="Times New Roman"/>
+          <w:sz w:val="28"/>
+          <w:szCs w:val="28"/>
+        </w:rPr>
+      </w:pPr>
+      <w:r>
+        <w:rPr>
+          <w:rFonts w:ascii="Times New Roman" w:hAnsi="Times New Roman" w:cs="Times New Roman"/>
+          <w:sz w:val="28"/>
+          <w:szCs w:val="28"/>
+        </w:rPr>
+        <w:t>______________________________________________________________</w:t>
+      </w:r>
+      <w:r>
+        <w:rPr>
+          <w:rFonts w:ascii="Times New Roman" w:hAnsi="Times New Roman" w:cs="Times New Roman"/>
+          <w:sz w:val="28"/>
+          <w:szCs w:val="28"/>
+        </w:rPr>
+        <w:t>________</w:t>
+      </w:r>
+    </w:p>
+    <w:p>
+      <w:pPr>
+        <w:rPr>
+          <w:rFonts w:ascii="Times New Roman" w:hAnsi="Times New Roman" w:cs="Times New Roman"/>
+          <w:b/>
+          <w:bCs/>
+          <w:sz w:val="28"/>
+          <w:szCs w:val="28"/>
+        </w:rPr>
+      </w:pPr>
+      <w:r>
+        <w:rPr>
+          <w:rFonts w:ascii="Times New Roman" w:hAnsi="Times New Roman" w:cs="Times New Roman"/>
+          <w:b/>
+          <w:bCs/>
+          <w:sz w:val="28"/>
+          <w:szCs w:val="28"/>
+        </w:rPr>
+        <w:t>6.</w:t>
+      </w:r>
+      <w:r>
+        <w:rPr>
+          <w:rFonts w:ascii="Times New Roman" w:hAnsi="Times New Roman" w:cs="Times New Roman"/>
+          <w:b/>
+          <w:bCs/>
+          <w:sz w:val="28"/>
+          <w:szCs w:val="28"/>
+        </w:rPr>
+        <w:t xml:space="preserve"> </w:t>
+      </w:r>
+      <w:r>
+        <w:rPr>
+          <w:rFonts w:ascii="Times New Roman" w:hAnsi="Times New Roman" w:cs="Times New Roman"/>
+          <w:b/>
+          <w:bCs/>
+          <w:sz w:val="28"/>
+          <w:szCs w:val="28"/>
+        </w:rPr>
+        <w:t>Draw a picture of a Rhinoceros.</w:t>
+      </w:r>
+      <w:r>
+        <w:rPr>
+          <w:rFonts w:ascii="Times New Roman" w:hAnsi="Times New Roman" w:cs="Times New Roman"/>
+          <w:b/>
+          <w:bCs/>
+          <w:sz w:val="28"/>
+          <w:szCs w:val="28"/>
+        </w:rPr>
+        <w:tab/>
+      </w:r>
+      <w:r>
+        <w:rPr>
+          <w:rFonts w:ascii="Times New Roman" w:hAnsi="Times New Roman" w:cs="Times New Roman"/>
+          <w:b/>
+          <w:bCs/>
+          <w:sz w:val="28"/>
+          <w:szCs w:val="28"/>
+        </w:rPr>
+        <w:tab/>
+      </w:r>
+      <w:r>
+        <w:rPr>
+          <w:rFonts w:ascii="Times New Roman" w:hAnsi="Times New Roman" w:cs="Times New Roman"/>
+          <w:b/>
+          <w:bCs/>
+          <w:sz w:val="28"/>
+          <w:szCs w:val="28"/>
+        </w:rPr>
+        <w:tab/>
+      </w:r>
+      <w:r>
+        <w:rPr>
+          <w:rFonts w:ascii="Times New Roman" w:hAnsi="Times New Roman" w:cs="Times New Roman"/>
+          <w:b/>
+          <w:bCs/>
+          <w:sz w:val="28"/>
+          <w:szCs w:val="28"/>
+        </w:rPr>
+        <w:tab/>
+      </w:r>
+      <w:r>
+        <w:rPr>
+          <w:rFonts w:ascii="Times New Roman" w:hAnsi="Times New Roman" w:cs="Times New Roman"/>
+          <w:b/>
+          <w:bCs/>
+          <w:sz w:val="28"/>
+          <w:szCs w:val="28"/>
+        </w:rPr>
+        <w:tab/>
+      </w:r>
+      <w:r>
+        <w:rPr>
+          <w:rFonts w:ascii="Times New Roman" w:hAnsi="Times New Roman" w:cs="Times New Roman"/>
+          <w:b/>
+          <w:bCs/>
+          <w:sz w:val="28"/>
+          <w:szCs w:val="28"/>
+        </w:rPr>
+        <w:tab/>
+      </w:r>
+      <w:r>
+        <w:rPr>
+          <w:rFonts w:ascii="Times New Roman" w:hAnsi="Times New Roman" w:cs="Times New Roman"/>
+          <w:b/>
+          <w:bCs/>
+          <w:sz w:val="28"/>
+          <w:szCs w:val="28"/>
+        </w:rPr>
+        <w:tab/>
+      </w:r>
+      <w:r>
+        <w:rPr>
+          <w:rFonts w:ascii="Times New Roman" w:hAnsi="Times New Roman" w:cs="Times New Roman"/>
+          <w:b/>
+          <w:bCs/>
+          <w:sz w:val="28"/>
+          <w:szCs w:val="28"/>
+        </w:rPr>
+        <w:tab/>
+      </w:r>
+      <w:r>
+        <w:rPr>
+          <w:rFonts w:ascii="Times New Roman" w:hAnsi="Times New Roman" w:cs="Times New Roman"/>
+          <w:b/>
+          <w:bCs/>
+          <w:sz w:val="28"/>
+          <w:szCs w:val="28"/>
+        </w:rPr>
+        <w:tab/>
+      </w:r>
+      <w:r>
+        <w:rPr>
+          <w:rFonts w:ascii="Times New Roman" w:hAnsi="Times New Roman" w:cs="Times New Roman"/>
+          <w:b/>
+          <w:bCs/>
+          <w:sz w:val="28"/>
+          <w:szCs w:val="28"/>
+        </w:rPr>
+        <w:t>(</w:t>
+      </w:r>
+      <w:r>
+        <w:rPr>
+          <w:rFonts w:ascii="Times New Roman" w:hAnsi="Times New Roman" w:cs="Times New Roman"/>
+          <w:b/>
+          <w:bCs/>
+          <w:sz w:val="28"/>
+          <w:szCs w:val="28"/>
+        </w:rPr>
+        <w:t>3)</w:t>
+      </w:r>
+    </w:p>
+    <w:p>
+      <w:pPr>
+        <w:ind w:left="432"/>
+        <w:rPr>
+          <w:rFonts w:ascii="Times New Roman" w:hAnsi="Times New Roman" w:cs="Times New Roman"/>
+          <w:sz w:val="28"/>
+          <w:szCs w:val="28"/>
+        </w:rPr>
+      </w:pPr>
+      <w:r>
+        <w:rPr>
+          <w:rFonts w:ascii="Times New Roman" w:hAnsi="Times New Roman" w:cs="Times New Roman"/>
+          <w:b/>
+          <w:bCs/>
           <w:noProof/>
           <w:sz w:val="28"/>
           <w:szCs w:val="28"/>
@@ -1962,388 +3798,16 @@
         <mc:AlternateContent>
           <mc:Choice Requires="wps">
             <w:drawing>
-              <wp:anchor distT="0" distB="0" distL="114300" distR="114300" simplePos="0" relativeHeight="251688448" behindDoc="0" locked="0" layoutInCell="1" allowOverlap="1" wp14:anchorId="48B77660" wp14:editId="142174EA">
+              <wp:anchor distT="0" distB="0" distL="114300" distR="114300" simplePos="0" relativeHeight="251687936" behindDoc="0" locked="0" layoutInCell="1" allowOverlap="1" wp14:anchorId="27514CBA" wp14:editId="5E52620A">
                 <wp:simplePos x="0" y="0"/>
                 <wp:positionH relativeFrom="column">
-                  <wp:posOffset>1274241</wp:posOffset>
+                  <wp:posOffset>209550</wp:posOffset>
                 </wp:positionH>
                 <wp:positionV relativeFrom="paragraph">
-                  <wp:posOffset>89640</wp:posOffset>
+                  <wp:posOffset>210820</wp:posOffset>
                 </wp:positionV>
-                <wp:extent cx="73672" cy="78006"/>
-                <wp:effectExtent l="0" t="0" r="21590" b="17780"/>
-                <wp:wrapNone/>
-                <wp:docPr id="12" name="Flowchart: Connector 12"/>
-                <wp:cNvGraphicFramePr/>
-                <a:graphic xmlns:a="http://schemas.openxmlformats.org/drawingml/2006/main">
-                  <a:graphicData uri="http://schemas.microsoft.com/office/word/2010/wordprocessingShape">
-                    <wps:wsp>
-                      <wps:cNvSpPr/>
-                      <wps:spPr>
-                        <a:xfrm>
-                          <a:off x="0" y="0"/>
-                          <a:ext cx="73672" cy="78006"/>
-                        </a:xfrm>
-                        <a:prstGeom prst="flowChartConnector">
-                          <a:avLst/>
-                        </a:prstGeom>
-                      </wps:spPr>
-                      <wps:style>
-                        <a:lnRef idx="2">
-                          <a:schemeClr val="dk1">
-                            <a:shade val="50000"/>
-                          </a:schemeClr>
-                        </a:lnRef>
-                        <a:fillRef idx="1">
-                          <a:schemeClr val="dk1"/>
-                        </a:fillRef>
-                        <a:effectRef idx="0">
-                          <a:schemeClr val="dk1"/>
-                        </a:effectRef>
-                        <a:fontRef idx="minor">
-                          <a:schemeClr val="lt1"/>
-                        </a:fontRef>
-                      </wps:style>
-                      <wps:bodyPr rot="0" spcFirstLastPara="0" vertOverflow="overflow" horzOverflow="overflow" vert="horz" wrap="square" lIns="91440" tIns="45720" rIns="91440" bIns="45720" numCol="1" spcCol="0" rtlCol="0" fromWordArt="0" anchor="ctr" anchorCtr="0" forceAA="0" compatLnSpc="1">
-                        <a:prstTxWarp prst="textNoShape">
-                          <a:avLst/>
-                        </a:prstTxWarp>
-                        <a:noAutofit/>
-                      </wps:bodyPr>
-                    </wps:wsp>
-                  </a:graphicData>
-                </a:graphic>
-              </wp:anchor>
-            </w:drawing>
-          </mc:Choice>
-          <mc:Fallback>
-            <w:pict>
-              <v:shape w14:anchorId="054994A6" id="Flowchart: Connector 12" o:spid="_x0000_s1026" type="#_x0000_t120" style="position:absolute;margin-left:100.35pt;margin-top:7.05pt;width:5.8pt;height:6.15pt;z-index:251688448;visibility:visible;mso-wrap-style:square;mso-wrap-distance-left:9pt;mso-wrap-distance-top:0;mso-wrap-distance-right:9pt;mso-wrap-distance-bottom:0;mso-position-horizontal:absolute;mso-position-horizontal-relative:text;mso-position-vertical:absolute;mso-position-vertical-relative:text;v-text-anchor:middle" o:gfxdata="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" fillcolor="black [3200]" strokecolor="black [1600]" strokeweight="1pt">
-                <v:stroke joinstyle="miter"/>
-              </v:shape>
-            </w:pict>
-          </mc:Fallback>
-        </mc:AlternateContent>
-      </w:r>
-      <w:proofErr w:type="spellStart"/>
-      <w:r>
-        <w:rPr>
-          <w:rFonts w:ascii="Times New Roman" w:hAnsi="Times New Roman" w:cs="Times New Roman"/>
-          <w:sz w:val="28"/>
-          <w:szCs w:val="28"/>
-        </w:rPr>
-        <w:t>d.</w:t>
-      </w:r>
-      <w:r>
-        <w:rPr>
-          <w:rFonts w:ascii="Times New Roman" w:hAnsi="Times New Roman" w:cs="Times New Roman"/>
-          <w:sz w:val="28"/>
-          <w:szCs w:val="28"/>
-        </w:rPr>
-        <w:t>Holi</w:t>
-      </w:r>
-      <w:proofErr w:type="spellEnd"/>
-      <w:r>
-        <w:rPr>
-          <w:rFonts w:ascii="Times New Roman" w:hAnsi="Times New Roman" w:cs="Times New Roman"/>
-          <w:sz w:val="28"/>
-          <w:szCs w:val="28"/>
-        </w:rPr>
-        <w:t xml:space="preserve"> </w:t>
-      </w:r>
-      <w:r>
-        <w:rPr>
-          <w:rFonts w:ascii="Times New Roman" w:hAnsi="Times New Roman" w:cs="Times New Roman"/>
-          <w:sz w:val="28"/>
-          <w:szCs w:val="28"/>
-        </w:rPr>
-        <w:t xml:space="preserve">                                                                 </w:t>
-      </w:r>
-      <w:r>
-        <w:rPr>
-          <w:rFonts w:ascii="Times New Roman" w:hAnsi="Times New Roman" w:cs="Times New Roman"/>
-          <w:sz w:val="28"/>
-          <w:szCs w:val="28"/>
-        </w:rPr>
-        <w:t>Endangered animal</w:t>
-      </w:r>
-    </w:p>
-    <w:p>
-      <w:pPr>
-        <w:rPr>
-          <w:rFonts w:ascii="Times New Roman" w:hAnsi="Times New Roman" w:cs="Times New Roman"/>
-          <w:b/>
-          <w:bCs/>
-          <w:sz w:val="28"/>
-          <w:szCs w:val="28"/>
-        </w:rPr>
-      </w:pPr>
-      <w:r>
-        <w:rPr>
-          <w:rFonts w:ascii="Times New Roman" w:hAnsi="Times New Roman" w:cs="Times New Roman"/>
-          <w:b/>
-          <w:bCs/>
-          <w:sz w:val="28"/>
-          <w:szCs w:val="28"/>
-        </w:rPr>
-        <w:t>5.</w:t>
-      </w:r>
-      <w:r>
-        <w:rPr>
-          <w:rFonts w:ascii="Times New Roman" w:hAnsi="Times New Roman" w:cs="Times New Roman"/>
-          <w:b/>
-          <w:bCs/>
-          <w:sz w:val="28"/>
-          <w:szCs w:val="28"/>
-        </w:rPr>
-        <w:t xml:space="preserve">Answer these </w:t>
-      </w:r>
-      <w:proofErr w:type="gramStart"/>
-      <w:r>
-        <w:rPr>
-          <w:rFonts w:ascii="Times New Roman" w:hAnsi="Times New Roman" w:cs="Times New Roman"/>
-          <w:b/>
-          <w:bCs/>
-          <w:sz w:val="28"/>
-          <w:szCs w:val="28"/>
-        </w:rPr>
-        <w:t>questions.(</w:t>
-      </w:r>
-      <w:proofErr w:type="gramEnd"/>
-      <w:r>
-        <w:rPr>
-          <w:rFonts w:ascii="Times New Roman" w:hAnsi="Times New Roman" w:cs="Times New Roman"/>
-          <w:b/>
-          <w:bCs/>
-          <w:sz w:val="28"/>
-          <w:szCs w:val="28"/>
-        </w:rPr>
-        <w:t>3×2=6)</w:t>
-      </w:r>
-    </w:p>
-    <w:p>
-      <w:pPr>
-        <w:spacing w:line="360" w:lineRule="auto"/>
-        <w:ind w:left="288"/>
-        <w:rPr>
-          <w:rFonts w:ascii="Times New Roman" w:hAnsi="Times New Roman" w:cs="Times New Roman"/>
-          <w:sz w:val="28"/>
-          <w:szCs w:val="28"/>
-        </w:rPr>
-      </w:pPr>
-      <w:proofErr w:type="spellStart"/>
-      <w:proofErr w:type="gramStart"/>
-      <w:r>
-        <w:rPr>
-          <w:rFonts w:ascii="Times New Roman" w:hAnsi="Times New Roman" w:cs="Times New Roman"/>
-          <w:sz w:val="28"/>
-          <w:szCs w:val="28"/>
-        </w:rPr>
-        <w:lastRenderedPageBreak/>
-        <w:t>a.</w:t>
-      </w:r>
-      <w:r>
-        <w:rPr>
-          <w:rFonts w:ascii="Times New Roman" w:hAnsi="Times New Roman" w:cs="Times New Roman"/>
-          <w:sz w:val="28"/>
-          <w:szCs w:val="28"/>
-        </w:rPr>
-        <w:t>What</w:t>
-      </w:r>
-      <w:proofErr w:type="spellEnd"/>
-      <w:proofErr w:type="gramEnd"/>
-      <w:r>
-        <w:rPr>
-          <w:rFonts w:ascii="Times New Roman" w:hAnsi="Times New Roman" w:cs="Times New Roman"/>
-          <w:sz w:val="28"/>
-          <w:szCs w:val="28"/>
-        </w:rPr>
-        <w:t xml:space="preserve"> is Yoga?</w:t>
-      </w:r>
-    </w:p>
-    <w:p>
-      <w:pPr>
-        <w:spacing w:line="360" w:lineRule="auto"/>
-        <w:ind w:left="288"/>
-        <w:rPr>
-          <w:rFonts w:ascii="Times New Roman" w:hAnsi="Times New Roman" w:cs="Times New Roman"/>
-          <w:sz w:val="28"/>
-          <w:szCs w:val="28"/>
-        </w:rPr>
-      </w:pPr>
-      <w:r>
-        <w:rPr>
-          <w:rFonts w:ascii="Times New Roman" w:hAnsi="Times New Roman" w:cs="Times New Roman"/>
-          <w:sz w:val="28"/>
-          <w:szCs w:val="28"/>
-        </w:rPr>
-        <w:t>______________________________________________________________</w:t>
-      </w:r>
-    </w:p>
-    <w:p>
-      <w:pPr>
-        <w:spacing w:line="360" w:lineRule="auto"/>
-        <w:ind w:left="288"/>
-        <w:rPr>
-          <w:rFonts w:ascii="Times New Roman" w:hAnsi="Times New Roman" w:cs="Times New Roman"/>
-          <w:sz w:val="28"/>
-          <w:szCs w:val="28"/>
-        </w:rPr>
-      </w:pPr>
-      <w:proofErr w:type="spellStart"/>
-      <w:proofErr w:type="gramStart"/>
-      <w:r>
-        <w:rPr>
-          <w:rFonts w:ascii="Times New Roman" w:hAnsi="Times New Roman" w:cs="Times New Roman"/>
-          <w:sz w:val="28"/>
-          <w:szCs w:val="28"/>
-        </w:rPr>
-        <w:t>b.</w:t>
-      </w:r>
-      <w:r>
-        <w:rPr>
-          <w:rFonts w:ascii="Times New Roman" w:hAnsi="Times New Roman" w:cs="Times New Roman"/>
-          <w:sz w:val="28"/>
-          <w:szCs w:val="28"/>
-        </w:rPr>
-        <w:t>Do</w:t>
-      </w:r>
-      <w:proofErr w:type="spellEnd"/>
-      <w:proofErr w:type="gramEnd"/>
-      <w:r>
-        <w:rPr>
-          <w:rFonts w:ascii="Times New Roman" w:hAnsi="Times New Roman" w:cs="Times New Roman"/>
-          <w:sz w:val="28"/>
-          <w:szCs w:val="28"/>
-        </w:rPr>
-        <w:t xml:space="preserve"> you respect your teacher?</w:t>
-      </w:r>
-    </w:p>
-    <w:p>
-      <w:pPr>
-        <w:spacing w:line="360" w:lineRule="auto"/>
-        <w:ind w:left="288"/>
-        <w:rPr>
-          <w:rFonts w:ascii="Times New Roman" w:hAnsi="Times New Roman" w:cs="Times New Roman"/>
-          <w:sz w:val="28"/>
-          <w:szCs w:val="28"/>
-        </w:rPr>
-      </w:pPr>
-      <w:r>
-        <w:rPr>
-          <w:rFonts w:ascii="Times New Roman" w:hAnsi="Times New Roman" w:cs="Times New Roman"/>
-          <w:sz w:val="28"/>
-          <w:szCs w:val="28"/>
-        </w:rPr>
-        <w:t>______________________________________________________________</w:t>
-      </w:r>
-    </w:p>
-    <w:p>
-      <w:pPr>
-        <w:spacing w:line="360" w:lineRule="auto"/>
-        <w:ind w:left="288"/>
-        <w:rPr>
-          <w:rFonts w:ascii="Times New Roman" w:hAnsi="Times New Roman" w:cs="Times New Roman"/>
-          <w:sz w:val="28"/>
-          <w:szCs w:val="28"/>
-        </w:rPr>
-      </w:pPr>
-      <w:proofErr w:type="spellStart"/>
-      <w:r>
-        <w:rPr>
-          <w:rFonts w:ascii="Times New Roman" w:hAnsi="Times New Roman" w:cs="Times New Roman"/>
-          <w:sz w:val="28"/>
-          <w:szCs w:val="28"/>
-        </w:rPr>
-        <w:t>c.</w:t>
-      </w:r>
-      <w:r>
-        <w:rPr>
-          <w:rFonts w:ascii="Times New Roman" w:hAnsi="Times New Roman" w:cs="Times New Roman"/>
-          <w:sz w:val="28"/>
-          <w:szCs w:val="28"/>
-        </w:rPr>
-        <w:t>What</w:t>
-      </w:r>
-      <w:proofErr w:type="spellEnd"/>
-      <w:r>
-        <w:rPr>
-          <w:rFonts w:ascii="Times New Roman" w:hAnsi="Times New Roman" w:cs="Times New Roman"/>
-          <w:sz w:val="28"/>
-          <w:szCs w:val="28"/>
-        </w:rPr>
-        <w:t xml:space="preserve"> is the main jungle near </w:t>
-      </w:r>
-      <w:proofErr w:type="spellStart"/>
-      <w:r>
-        <w:rPr>
-          <w:rFonts w:ascii="Times New Roman" w:hAnsi="Times New Roman" w:cs="Times New Roman"/>
-          <w:sz w:val="28"/>
-          <w:szCs w:val="28"/>
-        </w:rPr>
-        <w:t>Sauraha</w:t>
-      </w:r>
-      <w:proofErr w:type="spellEnd"/>
-      <w:r>
-        <w:rPr>
-          <w:rFonts w:ascii="Times New Roman" w:hAnsi="Times New Roman" w:cs="Times New Roman"/>
-          <w:sz w:val="28"/>
-          <w:szCs w:val="28"/>
-        </w:rPr>
-        <w:t>?</w:t>
-      </w:r>
-    </w:p>
-    <w:p>
-      <w:pPr>
-        <w:spacing w:line="360" w:lineRule="auto"/>
-        <w:ind w:left="288"/>
-        <w:rPr>
-          <w:rFonts w:ascii="Times New Roman" w:hAnsi="Times New Roman" w:cs="Times New Roman"/>
-          <w:sz w:val="28"/>
-          <w:szCs w:val="28"/>
-        </w:rPr>
-      </w:pPr>
-      <w:r>
-        <w:rPr>
-          <w:rFonts w:ascii="Times New Roman" w:hAnsi="Times New Roman" w:cs="Times New Roman"/>
-          <w:sz w:val="28"/>
-          <w:szCs w:val="28"/>
-        </w:rPr>
-        <w:t>______________________________________________________________</w:t>
-      </w:r>
-    </w:p>
-    <w:p>
-      <w:pPr>
-        <w:rPr>
-          <w:rFonts w:ascii="Times New Roman" w:hAnsi="Times New Roman" w:cs="Times New Roman"/>
-          <w:b/>
-          <w:bCs/>
-          <w:sz w:val="28"/>
-          <w:szCs w:val="28"/>
-        </w:rPr>
-      </w:pPr>
-      <w:r>
-        <w:rPr>
-          <w:rFonts w:ascii="Times New Roman" w:hAnsi="Times New Roman" w:cs="Times New Roman"/>
-          <w:b/>
-          <w:bCs/>
-          <w:noProof/>
-          <w:sz w:val="28"/>
-          <w:szCs w:val="28"/>
-        </w:rPr>
-        <mc:AlternateContent>
-          <mc:Choice Requires="wps">
-            <w:drawing>
-              <wp:anchor distT="0" distB="0" distL="114300" distR="114300" simplePos="0" relativeHeight="251687936" behindDoc="0" locked="0" layoutInCell="1" allowOverlap="1" wp14:anchorId="27514CBA" wp14:editId="169E0D6F">
-                <wp:simplePos x="0" y="0"/>
-                <wp:positionH relativeFrom="column">
-                  <wp:posOffset>214009</wp:posOffset>
-                </wp:positionH>
-                <wp:positionV relativeFrom="paragraph">
-                  <wp:posOffset>315811</wp:posOffset>
-                </wp:positionV>
-                <wp:extent cx="5486400" cy="2607013"/>
-                <wp:effectExtent l="0" t="0" r="19050" b="22225"/>
+                <wp:extent cx="6438900" cy="3390900"/>
+                <wp:effectExtent l="0" t="0" r="19050" b="19050"/>
                 <wp:wrapNone/>
                 <wp:docPr id="16" name="Rectangle 16"/>
                 <wp:cNvGraphicFramePr/>
@@ -2354,7 +3818,7 @@
                       <wps:spPr>
                         <a:xfrm>
                           <a:off x="0" y="0"/>
-                          <a:ext cx="5486400" cy="2607013"/>
+                          <a:ext cx="6438900" cy="3390900"/>
                         </a:xfrm>
                         <a:prstGeom prst="rect">
                           <a:avLst/>
@@ -2391,68 +3855,22 @@
                     </wps:wsp>
                   </a:graphicData>
                 </a:graphic>
+                <wp14:sizeRelH relativeFrom="margin">
+                  <wp14:pctWidth>0</wp14:pctWidth>
+                </wp14:sizeRelH>
+                <wp14:sizeRelV relativeFrom="margin">
+                  <wp14:pctHeight>0</wp14:pctHeight>
+                </wp14:sizeRelV>
               </wp:anchor>
             </w:drawing>
           </mc:Choice>
           <mc:Fallback>
             <w:pict>
-              <v:rect w14:anchorId="123440BE" id="Rectangle 16" o:spid="_x0000_s1026" style="position:absolute;margin-left:16.85pt;margin-top:24.85pt;width:6in;height:205.3pt;z-index:251687936;visibility:visible;mso-wrap-style:square;mso-wrap-distance-left:9pt;mso-wrap-distance-top:0;mso-wrap-distance-right:9pt;mso-wrap-distance-bottom:0;mso-position-horizontal:absolute;mso-position-horizontal-relative:text;mso-position-vertical:absolute;mso-position-vertical-relative:text;v-text-anchor:middle" o:gfxdata="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" filled="f" strokecolor="black [3213]" strokeweight="1pt"/>
+              <v:rect w14:anchorId="53CFD177" id="Rectangle 16" o:spid="_x0000_s1026" style="position:absolute;margin-left:16.5pt;margin-top:16.6pt;width:507pt;height:267pt;z-index:251687936;visibility:visible;mso-wrap-style:square;mso-width-percent:0;mso-height-percent:0;mso-wrap-distance-left:9pt;mso-wrap-distance-top:0;mso-wrap-distance-right:9pt;mso-wrap-distance-bottom:0;mso-position-horizontal:absolute;mso-position-horizontal-relative:text;mso-position-vertical:absolute;mso-position-vertical-relative:text;mso-width-percent:0;mso-height-percent:0;mso-width-relative:margin;mso-height-relative:margin;v-text-anchor:middle" o:gfxdata="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" filled="f" strokecolor="black [3213]" strokeweight="1pt"/>
             </w:pict>
           </mc:Fallback>
         </mc:AlternateContent>
       </w:r>
-      <w:r>
-        <w:rPr>
-          <w:rFonts w:ascii="Times New Roman" w:hAnsi="Times New Roman" w:cs="Times New Roman"/>
-          <w:b/>
-          <w:bCs/>
-          <w:sz w:val="28"/>
-          <w:szCs w:val="28"/>
-        </w:rPr>
-        <w:t>6.</w:t>
-      </w:r>
-      <w:r>
-        <w:rPr>
-          <w:rFonts w:ascii="Times New Roman" w:hAnsi="Times New Roman" w:cs="Times New Roman"/>
-          <w:b/>
-          <w:bCs/>
-          <w:sz w:val="28"/>
-          <w:szCs w:val="28"/>
-        </w:rPr>
-        <w:t xml:space="preserve">Draw a picture of a </w:t>
-      </w:r>
-      <w:proofErr w:type="gramStart"/>
-      <w:r>
-        <w:rPr>
-          <w:rFonts w:ascii="Times New Roman" w:hAnsi="Times New Roman" w:cs="Times New Roman"/>
-          <w:b/>
-          <w:bCs/>
-          <w:sz w:val="28"/>
-          <w:szCs w:val="28"/>
-        </w:rPr>
-        <w:t>Rhinoceros.(</w:t>
-      </w:r>
-      <w:proofErr w:type="gramEnd"/>
-      <w:r>
-        <w:rPr>
-          <w:rFonts w:ascii="Times New Roman" w:hAnsi="Times New Roman" w:cs="Times New Roman"/>
-          <w:b/>
-          <w:bCs/>
-          <w:sz w:val="28"/>
-          <w:szCs w:val="28"/>
-        </w:rPr>
-        <w:t xml:space="preserve"> </w:t>
-      </w:r>
-      <w:r>
-        <w:rPr>
-          <w:rFonts w:ascii="Times New Roman" w:hAnsi="Times New Roman" w:cs="Times New Roman"/>
-          <w:b/>
-          <w:bCs/>
-          <w:sz w:val="28"/>
-          <w:szCs w:val="28"/>
-        </w:rPr>
-        <w:t>3)</w:t>
-      </w:r>
     </w:p>
     <w:p>
       <w:pPr>
@@ -2463,9 +3881,130 @@
         </w:rPr>
       </w:pPr>
     </w:p>
+    <w:p>
+      <w:pPr>
+        <w:rPr>
+          <w:rFonts w:ascii="Times New Roman" w:hAnsi="Times New Roman" w:cs="Times New Roman"/>
+          <w:sz w:val="28"/>
+          <w:szCs w:val="28"/>
+        </w:rPr>
+      </w:pPr>
+    </w:p>
+    <w:p>
+      <w:pPr>
+        <w:rPr>
+          <w:rFonts w:ascii="Times New Roman" w:hAnsi="Times New Roman" w:cs="Times New Roman"/>
+          <w:sz w:val="28"/>
+          <w:szCs w:val="28"/>
+        </w:rPr>
+      </w:pPr>
+    </w:p>
+    <w:p>
+      <w:pPr>
+        <w:rPr>
+          <w:rFonts w:ascii="Times New Roman" w:hAnsi="Times New Roman" w:cs="Times New Roman"/>
+          <w:sz w:val="28"/>
+          <w:szCs w:val="28"/>
+        </w:rPr>
+      </w:pPr>
+    </w:p>
+    <w:p>
+      <w:pPr>
+        <w:rPr>
+          <w:rFonts w:ascii="Times New Roman" w:hAnsi="Times New Roman" w:cs="Times New Roman"/>
+          <w:sz w:val="28"/>
+          <w:szCs w:val="28"/>
+        </w:rPr>
+      </w:pPr>
+    </w:p>
+    <w:p>
+      <w:pPr>
+        <w:rPr>
+          <w:rFonts w:ascii="Times New Roman" w:hAnsi="Times New Roman" w:cs="Times New Roman"/>
+          <w:sz w:val="28"/>
+          <w:szCs w:val="28"/>
+        </w:rPr>
+      </w:pPr>
+    </w:p>
+    <w:p>
+      <w:pPr>
+        <w:rPr>
+          <w:rFonts w:ascii="Times New Roman" w:hAnsi="Times New Roman" w:cs="Times New Roman"/>
+          <w:sz w:val="28"/>
+          <w:szCs w:val="28"/>
+        </w:rPr>
+      </w:pPr>
+    </w:p>
+    <w:p>
+      <w:pPr>
+        <w:rPr>
+          <w:rFonts w:ascii="Times New Roman" w:hAnsi="Times New Roman" w:cs="Times New Roman"/>
+          <w:sz w:val="28"/>
+          <w:szCs w:val="28"/>
+        </w:rPr>
+      </w:pPr>
+    </w:p>
+    <w:p>
+      <w:pPr>
+        <w:jc w:val="center"/>
+        <w:rPr>
+          <w:rFonts w:ascii="Times New Roman" w:hAnsi="Times New Roman" w:cs="Times New Roman"/>
+          <w:b/>
+          <w:bCs/>
+          <w:sz w:val="28"/>
+          <w:szCs w:val="28"/>
+        </w:rPr>
+      </w:pPr>
+    </w:p>
+    <w:p>
+      <w:pPr>
+        <w:jc w:val="center"/>
+        <w:rPr>
+          <w:rFonts w:ascii="Times New Roman" w:hAnsi="Times New Roman" w:cs="Times New Roman"/>
+          <w:b/>
+          <w:bCs/>
+          <w:sz w:val="28"/>
+          <w:szCs w:val="28"/>
+        </w:rPr>
+      </w:pPr>
+    </w:p>
+    <w:p>
+      <w:pPr>
+        <w:jc w:val="center"/>
+        <w:rPr>
+          <w:rFonts w:ascii="Times New Roman" w:hAnsi="Times New Roman" w:cs="Times New Roman"/>
+          <w:b/>
+          <w:bCs/>
+          <w:sz w:val="28"/>
+          <w:szCs w:val="28"/>
+        </w:rPr>
+      </w:pPr>
+    </w:p>
+    <w:p>
+      <w:pPr>
+        <w:jc w:val="center"/>
+        <w:rPr>
+          <w:rFonts w:ascii="Times New Roman" w:hAnsi="Times New Roman" w:cs="Times New Roman"/>
+          <w:b/>
+          <w:bCs/>
+          <w:sz w:val="28"/>
+          <w:szCs w:val="28"/>
+        </w:rPr>
+      </w:pPr>
+      <w:r>
+        <w:rPr>
+          <w:rFonts w:ascii="Times New Roman" w:hAnsi="Times New Roman" w:cs="Times New Roman"/>
+          <w:b/>
+          <w:bCs/>
+          <w:sz w:val="28"/>
+          <w:szCs w:val="28"/>
+        </w:rPr>
+        <w:t>The End</w:t>
+      </w:r>
+    </w:p>
     <w:sectPr>
-      <w:pgSz w:w="11906" w:h="16838"/>
-      <w:pgMar w:top="1440" w:right="1440" w:bottom="1440" w:left="1440" w:header="708" w:footer="708" w:gutter="0"/>
+      <w:pgSz w:w="11906" w:h="16838" w:code="9"/>
+      <w:pgMar w:top="720" w:right="720" w:bottom="720" w:left="720" w:header="708" w:footer="708" w:gutter="0"/>
       <w:cols w:space="708"/>
       <w:docGrid w:linePitch="360"/>
     </w:sectPr>
@@ -2473,8 +4012,105 @@
 </w:document>
 </file>
 
+<file path=word/numbering.xml><?xml version="1.0" encoding="utf-8"?>
+<w:numbering xmlns:wpc="http://schemas.microsoft.com/office/word/2010/wordprocessingCanvas" xmlns:cx="http://schemas.microsoft.com/office/drawing/2014/chartex" xmlns:cx1="http://schemas.microsoft.com/office/drawing/2015/9/8/chartex" xmlns:cx2="http://schemas.microsoft.com/office/drawing/2015/10/21/chartex" xmlns:cx3="http://schemas.microsoft.com/office/drawing/2016/5/9/chartex" xmlns:cx4="http://schemas.microsoft.com/office/drawing/2016/5/10/chartex" xmlns:cx5="http://schemas.microsoft.com/office/drawing/2016/5/11/chartex" xmlns:cx6="http://schemas.microsoft.com/office/drawing/2016/5/12/chartex" xmlns:cx7="http://schemas.microsoft.com/office/drawing/2016/5/13/chartex" xmlns:cx8="http://schemas.microsoft.com/office/drawing/2016/5/14/chartex" xmlns:mc="http://schemas.openxmlformats.org/markup-compatibility/2006" xmlns:aink="http://schemas.microsoft.com/office/drawing/2016/ink" xmlns:am3d="http://schemas.microsoft.com/office/drawing/2017/model3d" xmlns:o="urn:schemas-microsoft-com:office:office" xmlns:oel="http://schemas.microsoft.com/office/2019/extlst" xmlns:r="http://schemas.openxmlformats.org/officeDocument/2006/relationships" xmlns:m="http://schemas.openxmlformats.org/officeDocument/2006/math" xmlns:v="urn:schemas-microsoft-com:vml" xmlns:wp14="http://schemas.microsoft.com/office/word/2010/wordprocessingDrawing" xmlns:wp="http://schemas.openxmlformats.org/drawingml/2006/wordprocessingDrawing" xmlns:w10="urn:schemas-microsoft-com:office:word" xmlns:w="http://schemas.openxmlformats.org/wordprocessingml/2006/main" xmlns:w14="http://schemas.microsoft.com/office/word/2010/wordml" xmlns:w15="http://schemas.microsoft.com/office/word/2012/wordml" xmlns:w16cex="http://schemas.microsoft.com/office/word/2018/wordml/cex" xmlns:w16cid="http://schemas.microsoft.com/office/word/2016/wordml/cid" xmlns:w16="http://schemas.microsoft.com/office/word/2018/wordml" xmlns:w16du="http://schemas.microsoft.com/office/word/2023/wordml/word16du" xmlns:w16sdtdh="http://schemas.microsoft.com/office/word/2020/wordml/sdtdatahash" xmlns:w16sdtfl="http://schemas.microsoft.com/office/word/2024/wordml/sdtformatlock" xmlns:w16se="http://schemas.microsoft.com/office/word/2015/wordml/symex" xmlns:wpg="http://schemas.microsoft.com/office/word/2010/wordprocessingGroup" xmlns:wpi="http://schemas.microsoft.com/office/word/2010/wordprocessingInk" xmlns:wne="http://schemas.microsoft.com/office/word/2006/wordml" xmlns:wps="http://schemas.microsoft.com/office/word/2010/wordprocessingShape" mc:Ignorable="w14 w15 w16se w16cid w16 w16cex w16sdtdh w16sdtfl w16du wp14">
+  <w:abstractNum w:abstractNumId="0" w15:restartNumberingAfterBreak="0">
+    <w:nsid w:val="47BB166A"/>
+    <w:multiLevelType w:val="hybridMultilevel"/>
+    <w:tmpl w:val="ECD4406E"/>
+    <w:lvl w:ilvl="0" w:tplc="0409000F">
+      <w:start w:val="1"/>
+      <w:numFmt w:val="decimal"/>
+      <w:lvlText w:val="%1."/>
+      <w:lvlJc w:val="left"/>
+      <w:pPr>
+        <w:ind w:left="720" w:hanging="360"/>
+      </w:pPr>
+      <w:rPr>
+        <w:rFonts w:hint="default"/>
+      </w:rPr>
+    </w:lvl>
+    <w:lvl w:ilvl="1" w:tplc="04090019" w:tentative="1">
+      <w:start w:val="1"/>
+      <w:numFmt w:val="lowerLetter"/>
+      <w:lvlText w:val="%2."/>
+      <w:lvlJc w:val="left"/>
+      <w:pPr>
+        <w:ind w:left="1440" w:hanging="360"/>
+      </w:pPr>
+    </w:lvl>
+    <w:lvl w:ilvl="2" w:tplc="0409001B" w:tentative="1">
+      <w:start w:val="1"/>
+      <w:numFmt w:val="lowerRoman"/>
+      <w:lvlText w:val="%3."/>
+      <w:lvlJc w:val="right"/>
+      <w:pPr>
+        <w:ind w:left="2160" w:hanging="180"/>
+      </w:pPr>
+    </w:lvl>
+    <w:lvl w:ilvl="3" w:tplc="0409000F" w:tentative="1">
+      <w:start w:val="1"/>
+      <w:numFmt w:val="decimal"/>
+      <w:lvlText w:val="%4."/>
+      <w:lvlJc w:val="left"/>
+      <w:pPr>
+        <w:ind w:left="2880" w:hanging="360"/>
+      </w:pPr>
+    </w:lvl>
+    <w:lvl w:ilvl="4" w:tplc="04090019" w:tentative="1">
+      <w:start w:val="1"/>
+      <w:numFmt w:val="lowerLetter"/>
+      <w:lvlText w:val="%5."/>
+      <w:lvlJc w:val="left"/>
+      <w:pPr>
+        <w:ind w:left="3600" w:hanging="360"/>
+      </w:pPr>
+    </w:lvl>
+    <w:lvl w:ilvl="5" w:tplc="0409001B" w:tentative="1">
+      <w:start w:val="1"/>
+      <w:numFmt w:val="lowerRoman"/>
+      <w:lvlText w:val="%6."/>
+      <w:lvlJc w:val="right"/>
+      <w:pPr>
+        <w:ind w:left="4320" w:hanging="180"/>
+      </w:pPr>
+    </w:lvl>
+    <w:lvl w:ilvl="6" w:tplc="0409000F" w:tentative="1">
+      <w:start w:val="1"/>
+      <w:numFmt w:val="decimal"/>
+      <w:lvlText w:val="%7."/>
+      <w:lvlJc w:val="left"/>
+      <w:pPr>
+        <w:ind w:left="5040" w:hanging="360"/>
+      </w:pPr>
+    </w:lvl>
+    <w:lvl w:ilvl="7" w:tplc="04090019" w:tentative="1">
+      <w:start w:val="1"/>
+      <w:numFmt w:val="lowerLetter"/>
+      <w:lvlText w:val="%8."/>
+      <w:lvlJc w:val="left"/>
+      <w:pPr>
+        <w:ind w:left="5760" w:hanging="360"/>
+      </w:pPr>
+    </w:lvl>
+    <w:lvl w:ilvl="8" w:tplc="0409001B" w:tentative="1">
+      <w:start w:val="1"/>
+      <w:numFmt w:val="lowerRoman"/>
+      <w:lvlText w:val="%9."/>
+      <w:lvlJc w:val="right"/>
+      <w:pPr>
+        <w:ind w:left="6480" w:hanging="180"/>
+      </w:pPr>
+    </w:lvl>
+  </w:abstractNum>
+  <w:num w:numId="1" w16cid:durableId="1418476400">
+    <w:abstractNumId w:val="0"/>
+  </w:num>
+</w:numbering>
+</file>
+
 <file path=word/styles.xml><?xml version="1.0" encoding="utf-8"?>
-<w:styles xmlns:mc="http://schemas.openxmlformats.org/markup-compatibility/2006" xmlns:r="http://schemas.openxmlformats.org/officeDocument/2006/relationships" xmlns:w="http://schemas.openxmlformats.org/wordprocessingml/2006/main" xmlns:w14="http://schemas.microsoft.com/office/word/2010/wordml" xmlns:w15="http://schemas.microsoft.com/office/word/2012/wordml" xmlns:w16cex="http://schemas.microsoft.com/office/word/2018/wordml/cex" xmlns:w16cid="http://schemas.microsoft.com/office/word/2016/wordml/cid" xmlns:w16="http://schemas.microsoft.com/office/word/2018/wordml" xmlns:w16sdtdh="http://schemas.microsoft.com/office/word/2020/wordml/sdtdatahash" xmlns:w16se="http://schemas.microsoft.com/office/word/2015/wordml/symex" mc:Ignorable="w14 w15 w16se w16cid w16 w16cex w16sdtdh">
+<w:styles xmlns:mc="http://schemas.openxmlformats.org/markup-compatibility/2006" xmlns:r="http://schemas.openxmlformats.org/officeDocument/2006/relationships" xmlns:w="http://schemas.openxmlformats.org/wordprocessingml/2006/main" xmlns:w14="http://schemas.microsoft.com/office/word/2010/wordml" xmlns:w15="http://schemas.microsoft.com/office/word/2012/wordml" xmlns:w16cex="http://schemas.microsoft.com/office/word/2018/wordml/cex" xmlns:w16cid="http://schemas.microsoft.com/office/word/2016/wordml/cid" xmlns:w16="http://schemas.microsoft.com/office/word/2018/wordml" xmlns:w16du="http://schemas.microsoft.com/office/word/2023/wordml/word16du" xmlns:w16sdtdh="http://schemas.microsoft.com/office/word/2020/wordml/sdtdatahash" xmlns:w16sdtfl="http://schemas.microsoft.com/office/word/2024/wordml/sdtformatlock" xmlns:w16se="http://schemas.microsoft.com/office/word/2015/wordml/symex" mc:Ignorable="w14 w15 w16se w16cid w16 w16cex w16sdtdh w16sdtfl w16du">
   <w:docDefaults>
     <w:rPrDefault>
       <w:rPr>
@@ -3395,6 +5031,34 @@
       <w:spacing w:val="5"/>
     </w:rPr>
   </w:style>
+  <w:style w:type="table" w:styleId="TableGrid">
+    <w:name w:val="Table Grid"/>
+    <w:basedOn w:val="TableNormal"/>
+    <w:uiPriority w:val="39"/>
+    <w:unhideWhenUsed/>
+    <w:rsid w:val="00671F86"/>
+    <w:pPr>
+      <w:spacing w:after="0" w:line="240" w:lineRule="auto"/>
+    </w:pPr>
+    <w:rPr>
+      <w:rFonts w:eastAsiaTheme="minorHAnsi"/>
+      <w:kern w:val="0"/>
+      <w:sz w:val="22"/>
+      <w:szCs w:val="20"/>
+      <w:lang w:val="en-US" w:eastAsia="en-US"/>
+      <w14:ligatures w14:val="none"/>
+    </w:rPr>
+    <w:tblPr>
+      <w:tblBorders>
+        <w:top w:val="single" w:sz="4" w:space="0" w:color="auto"/>
+        <w:left w:val="single" w:sz="4" w:space="0" w:color="auto"/>
+        <w:bottom w:val="single" w:sz="4" w:space="0" w:color="auto"/>
+        <w:right w:val="single" w:sz="4" w:space="0" w:color="auto"/>
+        <w:insideH w:val="single" w:sz="4" w:space="0" w:color="auto"/>
+        <w:insideV w:val="single" w:sz="4" w:space="0" w:color="auto"/>
+      </w:tblBorders>
+    </w:tblPr>
+  </w:style>
 </w:styles>
 </file>
 

--- a/Received/two/2, hrhg.docx
+++ b/Received/two/2, hrhg.docx
@@ -272,25 +272,7 @@
           <w:b/>
           <w:szCs w:val="24"/>
         </w:rPr>
-        <w:t xml:space="preserve">Ratnanagar-7, </w:t>
-      </w:r>
-      <w:proofErr w:type="spellStart"/>
-      <w:r>
-        <w:rPr>
-          <w:rFonts w:ascii="Times New Roman" w:hAnsi="Times New Roman" w:cs="Times New Roman"/>
-          <w:b/>
-          <w:szCs w:val="24"/>
-        </w:rPr>
-        <w:t>Sauraha</w:t>
-      </w:r>
-      <w:proofErr w:type="spellEnd"/>
-      <w:r>
-        <w:rPr>
-          <w:rFonts w:ascii="Times New Roman" w:hAnsi="Times New Roman" w:cs="Times New Roman"/>
-          <w:b/>
-          <w:szCs w:val="24"/>
-        </w:rPr>
-        <w:t>, Chitwan</w:t>
+        <w:t>Ratnanagar-7, Sauraha, Chitwan</w:t>
       </w:r>
     </w:p>
     <w:p>
@@ -1243,7 +1225,15 @@
           <w:sz w:val="28"/>
           <w:szCs w:val="28"/>
         </w:rPr>
-        <w:t>__________________.</w:t>
+        <w:t xml:space="preserve"> a </w:t>
+      </w:r>
+      <w:r>
+        <w:rPr>
+          <w:rFonts w:ascii="Times New Roman" w:hAnsi="Times New Roman" w:cs="Times New Roman"/>
+          <w:sz w:val="28"/>
+          <w:szCs w:val="28"/>
+        </w:rPr>
+        <w:t>_________________.</w:t>
       </w:r>
     </w:p>
     <w:p>
@@ -1769,51 +1759,15 @@
           <w:sz w:val="28"/>
           <w:szCs w:val="28"/>
         </w:rPr>
-        <w:t xml:space="preserve">The </w:t>
-      </w:r>
-      <w:proofErr w:type="spellStart"/>
-      <w:r>
-        <w:rPr>
-          <w:rFonts w:ascii="Times New Roman" w:hAnsi="Times New Roman" w:cs="Times New Roman"/>
-          <w:sz w:val="28"/>
-          <w:szCs w:val="28"/>
-        </w:rPr>
-        <w:t>Rapti</w:t>
-      </w:r>
-      <w:proofErr w:type="spellEnd"/>
-      <w:r>
-        <w:rPr>
-          <w:rFonts w:ascii="Times New Roman" w:hAnsi="Times New Roman" w:cs="Times New Roman"/>
-          <w:sz w:val="28"/>
-          <w:szCs w:val="28"/>
-        </w:rPr>
-        <w:t xml:space="preserve"> river flows </w:t>
-      </w:r>
-      <w:r>
-        <w:rPr>
-          <w:rFonts w:ascii="Times New Roman" w:hAnsi="Times New Roman" w:cs="Times New Roman"/>
-          <w:sz w:val="28"/>
-          <w:szCs w:val="28"/>
-        </w:rPr>
-        <w:t xml:space="preserve">near </w:t>
-      </w:r>
-      <w:proofErr w:type="spellStart"/>
-      <w:r>
-        <w:rPr>
-          <w:rFonts w:ascii="Times New Roman" w:hAnsi="Times New Roman" w:cs="Times New Roman"/>
-          <w:sz w:val="28"/>
-          <w:szCs w:val="28"/>
-        </w:rPr>
-        <w:t>Sauraha</w:t>
-      </w:r>
-      <w:proofErr w:type="spellEnd"/>
-      <w:r>
-        <w:rPr>
-          <w:rFonts w:ascii="Times New Roman" w:hAnsi="Times New Roman" w:cs="Times New Roman"/>
-          <w:sz w:val="28"/>
-          <w:szCs w:val="28"/>
-        </w:rPr>
-        <w:t>.</w:t>
+        <w:t xml:space="preserve">The Rapti river flows </w:t>
+      </w:r>
+      <w:r>
+        <w:rPr>
+          <w:rFonts w:ascii="Times New Roman" w:hAnsi="Times New Roman" w:cs="Times New Roman"/>
+          <w:sz w:val="28"/>
+          <w:szCs w:val="28"/>
+        </w:rPr>
+        <w:t>near Sauraha.</w:t>
       </w:r>
     </w:p>
     <w:p>
@@ -1968,23 +1922,13 @@
         </w:rPr>
         <w:t xml:space="preserve">Tourists come to </w:t>
       </w:r>
-      <w:proofErr w:type="spellStart"/>
-      <w:r>
-        <w:rPr>
-          <w:rFonts w:ascii="Times New Roman" w:hAnsi="Times New Roman" w:cs="Times New Roman"/>
-          <w:sz w:val="28"/>
-          <w:szCs w:val="28"/>
-        </w:rPr>
-        <w:t>Sauraha</w:t>
-      </w:r>
-      <w:proofErr w:type="spellEnd"/>
-      <w:r>
-        <w:rPr>
-          <w:rFonts w:ascii="Times New Roman" w:hAnsi="Times New Roman" w:cs="Times New Roman"/>
-          <w:sz w:val="28"/>
-          <w:szCs w:val="28"/>
-        </w:rPr>
-        <w:t xml:space="preserve"> for snowfall.</w:t>
+      <w:r>
+        <w:rPr>
+          <w:rFonts w:ascii="Times New Roman" w:hAnsi="Times New Roman" w:cs="Times New Roman"/>
+          <w:sz w:val="28"/>
+          <w:szCs w:val="28"/>
+        </w:rPr>
+        <w:t>Sauraha for snowfall.</w:t>
       </w:r>
     </w:p>
     <w:p>
@@ -2015,7 +1959,27 @@
           <w:sz w:val="28"/>
           <w:szCs w:val="28"/>
         </w:rPr>
-        <w:t>Write any 2 examples of the following</w:t>
+        <w:t xml:space="preserve">Write any </w:t>
+      </w:r>
+      <w:r>
+        <w:rPr>
+          <w:rFonts w:ascii="Times New Roman" w:hAnsi="Times New Roman" w:cs="Times New Roman"/>
+          <w:b/>
+          <w:bCs/>
+          <w:sz w:val="28"/>
+          <w:szCs w:val="28"/>
+        </w:rPr>
+        <w:t>two</w:t>
+      </w:r>
+      <w:r>
+        <w:rPr>
+          <w:rFonts w:ascii="Times New Roman" w:hAnsi="Times New Roman" w:cs="Times New Roman"/>
+          <w:b/>
+          <w:bCs/>
+          <w:sz w:val="28"/>
+          <w:szCs w:val="28"/>
+        </w:rPr>
+        <w:t xml:space="preserve"> examples of the following</w:t>
       </w:r>
       <w:r>
         <w:rPr>
@@ -2026,16 +1990,6 @@
           <w:szCs w:val="28"/>
         </w:rPr>
         <w:t>.</w:t>
-      </w:r>
-      <w:r>
-        <w:rPr>
-          <w:rFonts w:ascii="Times New Roman" w:hAnsi="Times New Roman" w:cs="Times New Roman"/>
-          <w:b/>
-          <w:bCs/>
-          <w:sz w:val="28"/>
-          <w:szCs w:val="28"/>
-        </w:rPr>
-        <w:tab/>
       </w:r>
       <w:r>
         <w:rPr>
@@ -2260,6 +2214,14 @@
         </w:rPr>
         <w:t>Outdoor game</w:t>
       </w:r>
+      <w:r>
+        <w:rPr>
+          <w:rFonts w:ascii="Times New Roman" w:hAnsi="Times New Roman" w:cs="Times New Roman"/>
+          <w:sz w:val="28"/>
+          <w:szCs w:val="28"/>
+        </w:rPr>
+        <w:t>s</w:t>
+      </w:r>
     </w:p>
     <w:p>
       <w:pPr>
@@ -2313,6 +2275,14 @@
           <w:szCs w:val="28"/>
         </w:rPr>
         <w:t>Indoor game</w:t>
+      </w:r>
+      <w:r>
+        <w:rPr>
+          <w:rFonts w:ascii="Times New Roman" w:hAnsi="Times New Roman" w:cs="Times New Roman"/>
+          <w:sz w:val="28"/>
+          <w:szCs w:val="28"/>
+        </w:rPr>
+        <w:t>s</w:t>
       </w:r>
     </w:p>
     <w:p>
@@ -3578,25 +3548,7 @@
           <w:sz w:val="28"/>
           <w:szCs w:val="28"/>
         </w:rPr>
-        <w:t xml:space="preserve">What is the main jungle near </w:t>
-      </w:r>
-      <w:proofErr w:type="spellStart"/>
-      <w:r>
-        <w:rPr>
-          <w:rFonts w:ascii="Times New Roman" w:hAnsi="Times New Roman" w:cs="Times New Roman"/>
-          <w:sz w:val="28"/>
-          <w:szCs w:val="28"/>
-        </w:rPr>
-        <w:t>Sauraha</w:t>
-      </w:r>
-      <w:proofErr w:type="spellEnd"/>
-      <w:r>
-        <w:rPr>
-          <w:rFonts w:ascii="Times New Roman" w:hAnsi="Times New Roman" w:cs="Times New Roman"/>
-          <w:sz w:val="28"/>
-          <w:szCs w:val="28"/>
-        </w:rPr>
-        <w:t>?</w:t>
+        <w:t>What is the main jungle near Sauraha?</w:t>
       </w:r>
     </w:p>
     <w:p>
